--- a/docs/assignment3/MoodSky_A3_SRS.docx
+++ b/docs/assignment3/MoodSky_A3_SRS.docx
@@ -13,12 +13,14 @@
       <w:r>
         <w:rPr>
           <w:lang w:eastAsia="zh-CN"/>
+          <w:rFonts w:ascii="Arial" w:hAnsi="Arial" w:eastAsia="黑体" w:cs="Arial" w:hint="eastAsia"/>
         </w:rPr>
         <w:t xml:space="preserve">MoodSky </w:t>
       </w:r>
       <w:r>
         <w:rPr>
           <w:lang w:eastAsia="zh-CN"/>
+          <w:rFonts w:ascii="Arial" w:hAnsi="Arial" w:eastAsia="黑体" w:cs="Arial" w:hint="eastAsia"/>
         </w:rPr>
         <w:t>软件需求规格说明书</w:t>
       </w:r>
@@ -33,6 +35,7 @@
       <w:r>
         <w:rPr>
           <w:lang w:eastAsia="zh-CN"/>
+          <w:rFonts w:ascii="Times New Roman" w:hAnsi="Times New Roman" w:eastAsia="宋体" w:cs="Times New Roman" w:hint="eastAsia"/>
         </w:rPr>
         <w:t>本文件面向课程评审、产品设计、前端、后端和测试成员。它描述 MoodSky 首版的用户需求、权限边界、功能行为、界面状态、验收标准和当前证据。除非明确标注为“已实现”或“已验证”，其余内容都属于需求、设计或待验证目标。</w:t>
       </w:r>
@@ -43,6 +46,9 @@
         <w:spacing w:before="240" w:after="120"/>
       </w:pPr>
       <w:r>
+        <w:rPr>
+          <w:rFonts w:ascii="Arial" w:hAnsi="Arial" w:eastAsia="黑体" w:cs="Arial" w:hint="eastAsia"/>
+        </w:rPr>
         <w:t>目录</w:t>
       </w:r>
     </w:p>
@@ -52,6 +58,9 @@
         <w:spacing w:after="60"/>
       </w:pPr>
       <w:r>
+        <w:rPr>
+          <w:rFonts w:ascii="Times New Roman" w:hAnsi="Times New Roman" w:eastAsia="宋体" w:cs="Times New Roman" w:hint="eastAsia"/>
+        </w:rPr>
         <w:t>1 引言</w:t>
       </w:r>
     </w:p>
@@ -61,6 +70,9 @@
         <w:spacing w:after="60"/>
       </w:pPr>
       <w:r>
+        <w:rPr>
+          <w:rFonts w:ascii="Times New Roman" w:hAnsi="Times New Roman" w:eastAsia="宋体" w:cs="Times New Roman" w:hint="eastAsia"/>
+        </w:rPr>
         <w:t>2 总体描述</w:t>
       </w:r>
     </w:p>
@@ -75,6 +87,7 @@
       <w:r>
         <w:rPr>
           <w:lang w:eastAsia="zh-CN"/>
+          <w:rFonts w:ascii="Times New Roman" w:hAnsi="Times New Roman" w:eastAsia="宋体" w:cs="Times New Roman" w:hint="eastAsia"/>
         </w:rPr>
         <w:t>3 具体需求（类图、属性和场景）</w:t>
       </w:r>
@@ -85,6 +98,9 @@
         <w:spacing w:after="60"/>
       </w:pPr>
       <w:r>
+        <w:rPr>
+          <w:rFonts w:ascii="Times New Roman" w:hAnsi="Times New Roman" w:eastAsia="宋体" w:cs="Times New Roman" w:hint="eastAsia"/>
+        </w:rPr>
         <w:t>4 界面原型</w:t>
       </w:r>
     </w:p>
@@ -99,6 +115,7 @@
       <w:r>
         <w:rPr>
           <w:lang w:eastAsia="zh-CN"/>
+          <w:rFonts w:ascii="Times New Roman" w:hAnsi="Times New Roman" w:eastAsia="宋体" w:cs="Times New Roman" w:hint="eastAsia"/>
         </w:rPr>
         <w:t>5 功能描述与验收/验证标准</w:t>
       </w:r>
@@ -109,6 +126,9 @@
         <w:spacing w:after="60"/>
       </w:pPr>
       <w:r>
+        <w:rPr>
+          <w:rFonts w:ascii="Times New Roman" w:hAnsi="Times New Roman" w:eastAsia="宋体" w:cs="Times New Roman" w:hint="eastAsia"/>
+        </w:rPr>
         <w:t>6 非功能需求</w:t>
       </w:r>
     </w:p>
@@ -118,6 +138,9 @@
         <w:spacing w:after="60"/>
       </w:pPr>
       <w:r>
+        <w:rPr>
+          <w:rFonts w:ascii="Times New Roman" w:hAnsi="Times New Roman" w:eastAsia="宋体" w:cs="Times New Roman" w:hint="eastAsia"/>
+        </w:rPr>
         <w:t>7 团队组织与协作</w:t>
       </w:r>
     </w:p>
@@ -132,6 +155,7 @@
       <w:r>
         <w:rPr>
           <w:lang w:eastAsia="zh-CN"/>
+          <w:rFonts w:ascii="Times New Roman" w:hAnsi="Times New Roman" w:eastAsia="宋体" w:cs="Times New Roman" w:hint="eastAsia"/>
         </w:rPr>
         <w:t>8 风险、未决事项与后续计划</w:t>
       </w:r>
@@ -142,6 +166,9 @@
         <w:spacing w:after="60"/>
       </w:pPr>
       <w:r>
+        <w:rPr>
+          <w:rFonts w:ascii="Times New Roman" w:hAnsi="Times New Roman" w:eastAsia="宋体" w:cs="Times New Roman" w:hint="eastAsia"/>
+        </w:rPr>
         <w:t>9 变更记录与参考资料</w:t>
       </w:r>
     </w:p>
@@ -151,9 +178,15 @@
         <w:spacing w:before="240" w:after="120"/>
       </w:pPr>
       <w:r>
+        <w:rPr>
+          <w:rFonts w:ascii="Arial" w:hAnsi="Arial" w:eastAsia="黑体" w:cs="Arial" w:hint="eastAsia"/>
+        </w:rPr>
         <w:t xml:space="preserve">1 </w:t>
       </w:r>
       <w:r>
+        <w:rPr>
+          <w:rFonts w:ascii="Arial" w:hAnsi="Arial" w:eastAsia="黑体" w:cs="Arial" w:hint="eastAsia"/>
+        </w:rPr>
         <w:t>引言</w:t>
       </w:r>
     </w:p>
@@ -163,9 +196,15 @@
         <w:spacing w:before="160" w:after="120"/>
       </w:pPr>
       <w:r>
+        <w:rPr>
+          <w:rFonts w:ascii="Arial" w:hAnsi="Arial" w:eastAsia="黑体" w:cs="Arial" w:hint="eastAsia"/>
+        </w:rPr>
         <w:t xml:space="preserve">1.1 </w:t>
       </w:r>
       <w:r>
+        <w:rPr>
+          <w:rFonts w:ascii="Arial" w:hAnsi="Arial" w:eastAsia="黑体" w:cs="Arial" w:hint="eastAsia"/>
+        </w:rPr>
         <w:t>目的</w:t>
       </w:r>
     </w:p>
@@ -179,6 +218,7 @@
       <w:r>
         <w:rPr>
           <w:lang w:eastAsia="zh-CN"/>
+          <w:rFonts w:ascii="Times New Roman" w:hAnsi="Times New Roman" w:eastAsia="宋体" w:cs="Times New Roman" w:hint="eastAsia"/>
         </w:rPr>
         <w:t>本规格说明书将 MoodSky 的产品方案、前期需求规格和 GitHub 仓库当前实现统一到一份可检查的需求基线中。对于开发团队，它规定输入、输出、权限、异常和接口约束；对于测试成员，它提供功能和界面验收条件；对于课程评审者，它提供用户场景、类图、界面原型、功能描述和验证证据。</w:t>
       </w:r>
@@ -194,12 +234,14 @@
       <w:r>
         <w:rPr>
           <w:lang w:eastAsia="zh-CN"/>
+          <w:rFonts w:ascii="Arial" w:hAnsi="Arial" w:eastAsia="黑体" w:cs="Arial" w:hint="eastAsia"/>
         </w:rPr>
         <w:t xml:space="preserve">1.2 </w:t>
       </w:r>
       <w:r>
         <w:rPr>
           <w:lang w:eastAsia="zh-CN"/>
+          <w:rFonts w:ascii="Arial" w:hAnsi="Arial" w:eastAsia="黑体" w:cs="Arial" w:hint="eastAsia"/>
         </w:rPr>
         <w:t>项目背景</w:t>
       </w:r>
@@ -214,6 +256,7 @@
       <w:r>
         <w:rPr>
           <w:lang w:eastAsia="zh-CN"/>
+          <w:rFonts w:ascii="Times New Roman" w:hAnsi="Times New Roman" w:eastAsia="宋体" w:cs="Times New Roman" w:hint="eastAsia"/>
         </w:rPr>
         <w:t>软件名称：MoodSky 校园情绪天气小程序。项目提出者：课程项目教师与团队成员。项目开发者：MoodSky 团队。MoodSky 面向大学生，将天气作为低负担的情绪表达入口，支持私人记录、个人回顾、校园地点浏览、轻量任务和数据控制。系统包含 Today、Campus、Weather Universe 和 Me 四个主页面，前端采用原生 JavaScript 微信小程序，后端采用微信云函数与 CloudBase 数据库。</w:t>
       </w:r>
@@ -229,12 +272,14 @@
       <w:r>
         <w:rPr>
           <w:lang w:eastAsia="zh-CN"/>
+          <w:rFonts w:ascii="Arial" w:hAnsi="Arial" w:eastAsia="黑体" w:cs="Arial" w:hint="eastAsia"/>
         </w:rPr>
         <w:t xml:space="preserve">1.3 </w:t>
       </w:r>
       <w:r>
         <w:rPr>
           <w:lang w:eastAsia="zh-CN"/>
+          <w:rFonts w:ascii="Arial" w:hAnsi="Arial" w:eastAsia="黑体" w:cs="Arial" w:hint="eastAsia"/>
         </w:rPr>
         <w:t>参考文献</w:t>
       </w:r>
@@ -249,6 +294,7 @@
       <w:r>
         <w:rPr>
           <w:lang w:eastAsia="zh-CN"/>
+          <w:rFonts w:ascii="Times New Roman" w:hAnsi="Times New Roman" w:eastAsia="宋体" w:cs="Times New Roman" w:hint="eastAsia"/>
         </w:rPr>
         <w:t>本节先列出编写 SRS 所依据的国家标准、官方技术文档和专业方法资料，再列出本项目的仓库与课程资料。项目仓库和博客用于说明本项目的实现事实，不替代需求工程和软件文档规范。</w:t>
       </w:r>
@@ -264,6 +310,7 @@
       <w:r>
         <w:rPr>
           <w:lang w:eastAsia="zh-CN"/>
+          <w:rFonts w:ascii="Times New Roman" w:hAnsi="Times New Roman" w:eastAsia="宋体" w:cs="Times New Roman" w:hint="eastAsia"/>
         </w:rPr>
         <w:lastRenderedPageBreak/>
         <w:t>[1] 国家市场监督管理总局，国家标准化管理</w:t>
@@ -272,6 +319,7 @@
       <w:r>
         <w:rPr>
           <w:lang w:eastAsia="zh-CN"/>
+          <w:rFonts w:ascii="Times New Roman" w:hAnsi="Times New Roman" w:eastAsia="宋体" w:cs="Times New Roman" w:hint="eastAsia"/>
         </w:rPr>
         <w:t>委员会.</w:t>
       </w:r>
@@ -279,6 +327,7 @@
       <w:r>
         <w:rPr>
           <w:lang w:eastAsia="zh-CN"/>
+          <w:rFonts w:ascii="Times New Roman" w:hAnsi="Times New Roman" w:eastAsia="宋体" w:cs="Times New Roman" w:hint="eastAsia"/>
         </w:rPr>
         <w:t xml:space="preserve"> GB/T 9385—2008 计算机软件需求规格说明规范[S]. 2008. https://openstd.samr.gov.cn/bzgk/std/newGbInfo?hcno=2790825C43AD0B69E3C38C140BFFCFE6</w:t>
       </w:r>
@@ -294,6 +343,7 @@
       <w:r>
         <w:rPr>
           <w:lang w:eastAsia="zh-CN"/>
+          <w:rFonts w:ascii="Times New Roman" w:hAnsi="Times New Roman" w:eastAsia="宋体" w:cs="Times New Roman" w:hint="eastAsia"/>
         </w:rPr>
         <w:t>[2] 国家市场监督管理总局，国家标准化管理</w:t>
       </w:r>
@@ -301,6 +351,7 @@
       <w:r>
         <w:rPr>
           <w:lang w:eastAsia="zh-CN"/>
+          <w:rFonts w:ascii="Times New Roman" w:hAnsi="Times New Roman" w:eastAsia="宋体" w:cs="Times New Roman" w:hint="eastAsia"/>
         </w:rPr>
         <w:t>委员会.</w:t>
       </w:r>
@@ -308,6 +359,7 @@
       <w:r>
         <w:rPr>
           <w:lang w:eastAsia="zh-CN"/>
+          <w:rFonts w:ascii="Times New Roman" w:hAnsi="Times New Roman" w:eastAsia="宋体" w:cs="Times New Roman" w:hint="eastAsia"/>
         </w:rPr>
         <w:t xml:space="preserve"> GB/T 8567—2006 计算机软件文档编制规范[S]. 2006. https://openstd.samr.gov.cn/bzgk/std/newGbInfo?hcno=84C42B6277D2714B7176B10C6E6B1A44</w:t>
       </w:r>
@@ -320,6 +372,7 @@
       <w:r>
         <w:rPr>
           <w:lang w:eastAsia="zh-CN"/>
+          <w:rFonts w:ascii="Times New Roman" w:hAnsi="Times New Roman" w:eastAsia="宋体" w:cs="Times New Roman" w:hint="eastAsia"/>
         </w:rPr>
         <w:t>[3] 国家市场监督管理总局，国家标准化管理</w:t>
       </w:r>
@@ -327,6 +380,7 @@
       <w:r>
         <w:rPr>
           <w:lang w:eastAsia="zh-CN"/>
+          <w:rFonts w:ascii="Times New Roman" w:hAnsi="Times New Roman" w:eastAsia="宋体" w:cs="Times New Roman" w:hint="eastAsia"/>
         </w:rPr>
         <w:t>委员会.</w:t>
       </w:r>
@@ -334,10 +388,14 @@
       <w:r>
         <w:rPr>
           <w:lang w:eastAsia="zh-CN"/>
+          <w:rFonts w:ascii="Times New Roman" w:hAnsi="Times New Roman" w:eastAsia="宋体" w:cs="Times New Roman" w:hint="eastAsia"/>
         </w:rPr>
         <w:t xml:space="preserve"> </w:t>
       </w:r>
       <w:r>
+        <w:rPr>
+          <w:rFonts w:ascii="Times New Roman" w:hAnsi="Times New Roman" w:eastAsia="宋体" w:cs="Times New Roman" w:hint="eastAsia"/>
+        </w:rPr>
         <w:t>GB/T 35273—2020 信息安全技术 个人信息安全规范[S]. 2020. https://std.samr.gov.cn/gb/search/gbDetailed?id=XU7f%2F%2BKaBU0%3D&amp;mode=p</w:t>
       </w:r>
     </w:p>
@@ -352,6 +410,7 @@
       <w:r>
         <w:rPr>
           <w:lang w:eastAsia="zh-CN"/>
+          <w:rFonts w:ascii="Times New Roman" w:hAnsi="Times New Roman" w:eastAsia="宋体" w:cs="Times New Roman" w:hint="eastAsia"/>
         </w:rPr>
         <w:t>[4] 微信开放</w:t>
       </w:r>
@@ -359,6 +418,7 @@
       <w:r>
         <w:rPr>
           <w:lang w:eastAsia="zh-CN"/>
+          <w:rFonts w:ascii="Times New Roman" w:hAnsi="Times New Roman" w:eastAsia="宋体" w:cs="Times New Roman" w:hint="eastAsia"/>
         </w:rPr>
         <w:t>文档.</w:t>
       </w:r>
@@ -366,6 +426,7 @@
       <w:r>
         <w:rPr>
           <w:lang w:eastAsia="zh-CN"/>
+          <w:rFonts w:ascii="Times New Roman" w:hAnsi="Times New Roman" w:eastAsia="宋体" w:cs="Times New Roman" w:hint="eastAsia"/>
         </w:rPr>
         <w:t xml:space="preserve"> 微信小程序开发指南[EB/OL]. https://developers.weixin.qq.com/miniprogram/dev/framework/</w:t>
       </w:r>
@@ -376,14 +437,23 @@
         <w:spacing w:after="60"/>
       </w:pPr>
       <w:r>
+        <w:rPr>
+          <w:rFonts w:ascii="Times New Roman" w:hAnsi="Times New Roman" w:eastAsia="宋体" w:cs="Times New Roman" w:hint="eastAsia"/>
+        </w:rPr>
         <w:t xml:space="preserve">[5] 腾讯云. 云开发 CloudBase 小程序端 SDK </w:t>
       </w:r>
       <w:proofErr w:type="gramStart"/>
       <w:r>
+        <w:rPr>
+          <w:rFonts w:ascii="Times New Roman" w:hAnsi="Times New Roman" w:eastAsia="宋体" w:cs="Times New Roman" w:hint="eastAsia"/>
+        </w:rPr>
         <w:t>与数据库文档[</w:t>
       </w:r>
       <w:proofErr w:type="gramEnd"/>
       <w:r>
+        <w:rPr>
+          <w:rFonts w:ascii="Times New Roman" w:hAnsi="Times New Roman" w:eastAsia="宋体" w:cs="Times New Roman" w:hint="eastAsia"/>
+        </w:rPr>
         <w:t>EB/OL]. https://cloud.tencent.cn/document/product/876/19385</w:t>
       </w:r>
     </w:p>
@@ -393,14 +463,23 @@
         <w:spacing w:after="60"/>
       </w:pPr>
       <w:r>
+        <w:rPr>
+          <w:rFonts w:ascii="Times New Roman" w:hAnsi="Times New Roman" w:eastAsia="宋体" w:cs="Times New Roman" w:hint="eastAsia"/>
+        </w:rPr>
         <w:t xml:space="preserve">[6] Nielsen Norman Group. 10 Usability Heuristics for User Interface </w:t>
       </w:r>
       <w:proofErr w:type="gramStart"/>
       <w:r>
+        <w:rPr>
+          <w:rFonts w:ascii="Times New Roman" w:hAnsi="Times New Roman" w:eastAsia="宋体" w:cs="Times New Roman" w:hint="eastAsia"/>
+        </w:rPr>
         <w:t>Design[</w:t>
       </w:r>
       <w:proofErr w:type="gramEnd"/>
       <w:r>
+        <w:rPr>
+          <w:rFonts w:ascii="Times New Roman" w:hAnsi="Times New Roman" w:eastAsia="宋体" w:cs="Times New Roman" w:hint="eastAsia"/>
+        </w:rPr>
         <w:t>EB/OL]. https://www.nngroup.com/articles/ten-usability-heuristics/</w:t>
       </w:r>
     </w:p>
@@ -410,6 +489,9 @@
         <w:spacing w:after="60"/>
       </w:pPr>
       <w:r>
+        <w:rPr>
+          <w:rFonts w:ascii="Times New Roman" w:hAnsi="Times New Roman" w:eastAsia="宋体" w:cs="Times New Roman" w:hint="eastAsia"/>
+        </w:rPr>
         <w:t>[7] MoodSky 项目仓库与 README[EB/OL]. https://github.com/HX-Jan/MoodSky</w:t>
       </w:r>
     </w:p>
@@ -424,6 +506,7 @@
       <w:r>
         <w:rPr>
           <w:lang w:eastAsia="zh-CN"/>
+          <w:rFonts w:ascii="Times New Roman" w:hAnsi="Times New Roman" w:eastAsia="宋体" w:cs="Times New Roman" w:hint="eastAsia"/>
         </w:rPr>
         <w:t>[8] MoodSky 项目需求基线、团队分工和验证报告[EB/OL]. https://github.com/HX-Jan/MoodSky/tree/main/docs</w:t>
       </w:r>
@@ -434,6 +517,9 @@
         <w:spacing w:after="60"/>
       </w:pPr>
       <w:r>
+        <w:rPr>
+          <w:rFonts w:ascii="Times New Roman" w:hAnsi="Times New Roman" w:eastAsia="宋体" w:cs="Times New Roman" w:hint="eastAsia"/>
+        </w:rPr>
         <w:t>[9] A3 需求分析作业要求（课程资料）[EB/OL]. https://bbs.csdn.net/topics/620549144</w:t>
       </w:r>
     </w:p>
@@ -443,9 +529,15 @@
         <w:spacing w:before="160" w:after="120"/>
       </w:pPr>
       <w:r>
+        <w:rPr>
+          <w:rFonts w:ascii="Arial" w:hAnsi="Arial" w:eastAsia="黑体" w:cs="Arial" w:hint="eastAsia"/>
+        </w:rPr>
         <w:t xml:space="preserve">1.4 </w:t>
       </w:r>
       <w:r>
+        <w:rPr>
+          <w:rFonts w:ascii="Arial" w:hAnsi="Arial" w:eastAsia="黑体" w:cs="Arial" w:hint="eastAsia"/>
+        </w:rPr>
         <w:t>术语与缩写</w:t>
       </w:r>
     </w:p>
@@ -471,6 +563,8 @@
       <w:tr>
         <w:trPr>
           <w:jc w:val="center"/>
+          <w:cantSplit/>
+          <w:tblHeader/>
         </w:trPr>
         <w:tc>
           <w:tcPr>
@@ -489,7 +583,7 @@
             </w:pPr>
             <w:r>
               <w:rPr>
-                <w:rFonts w:ascii="Songti SC" w:eastAsia="Songti SC" w:hAnsi="Songti SC"/>
+                <w:rFonts w:ascii="Times New Roman" w:hAnsi="Times New Roman" w:eastAsia="宋体" w:cs="Times New Roman" w:hint="eastAsia"/>
                 <w:b/>
                 <w:color w:val="000000"/>
                 <w:sz w:val="19"/>
@@ -515,7 +609,7 @@
             </w:pPr>
             <w:r>
               <w:rPr>
-                <w:rFonts w:ascii="Songti SC" w:eastAsia="Songti SC" w:hAnsi="Songti SC"/>
+                <w:rFonts w:ascii="Times New Roman" w:hAnsi="Times New Roman" w:eastAsia="宋体" w:cs="Times New Roman" w:hint="eastAsia"/>
                 <w:b/>
                 <w:color w:val="000000"/>
                 <w:sz w:val="19"/>
@@ -528,6 +622,7 @@
       <w:tr>
         <w:trPr>
           <w:jc w:val="center"/>
+          <w:cantSplit/>
         </w:trPr>
         <w:tc>
           <w:tcPr>
@@ -546,7 +641,7 @@
             </w:pPr>
             <w:r>
               <w:rPr>
-                <w:rFonts w:ascii="Songti SC" w:eastAsia="Songti SC" w:hAnsi="Songti SC"/>
+                <w:rFonts w:ascii="Times New Roman" w:hAnsi="Times New Roman" w:eastAsia="宋体" w:cs="Times New Roman" w:hint="eastAsia"/>
                 <w:sz w:val="19"/>
               </w:rPr>
               <w:t>SRS</w:t>
@@ -570,7 +665,7 @@
             </w:pPr>
             <w:r>
               <w:rPr>
-                <w:rFonts w:ascii="Songti SC" w:eastAsia="Songti SC" w:hAnsi="Songti SC"/>
+                <w:rFonts w:ascii="Times New Roman" w:hAnsi="Times New Roman" w:eastAsia="宋体" w:cs="Times New Roman" w:hint="eastAsia"/>
                 <w:sz w:val="19"/>
               </w:rPr>
               <w:t>Software Requirements Specification，软件需求规格说明书。</w:t>
@@ -581,6 +676,7 @@
       <w:tr>
         <w:trPr>
           <w:jc w:val="center"/>
+          <w:cantSplit/>
         </w:trPr>
         <w:tc>
           <w:tcPr>
@@ -599,7 +695,7 @@
             </w:pPr>
             <w:r>
               <w:rPr>
-                <w:rFonts w:ascii="Songti SC" w:eastAsia="Songti SC" w:hAnsi="Songti SC"/>
+                <w:rFonts w:ascii="Times New Roman" w:hAnsi="Times New Roman" w:eastAsia="宋体" w:cs="Times New Roman" w:hint="eastAsia"/>
                 <w:sz w:val="19"/>
               </w:rPr>
               <w:t>F01—F24</w:t>
@@ -626,7 +722,7 @@
             </w:pPr>
             <w:r>
               <w:rPr>
-                <w:rFonts w:ascii="Songti SC" w:eastAsia="Songti SC" w:hAnsi="Songti SC"/>
+                <w:rFonts w:ascii="Times New Roman" w:hAnsi="Times New Roman" w:eastAsia="宋体" w:cs="Times New Roman" w:hint="eastAsia"/>
                 <w:sz w:val="19"/>
                 <w:lang w:eastAsia="zh-CN"/>
               </w:rPr>
@@ -638,6 +734,7 @@
       <w:tr>
         <w:trPr>
           <w:jc w:val="center"/>
+          <w:cantSplit/>
         </w:trPr>
         <w:tc>
           <w:tcPr>
@@ -656,7 +753,7 @@
             </w:pPr>
             <w:r>
               <w:rPr>
-                <w:rFonts w:ascii="Songti SC" w:eastAsia="Songti SC" w:hAnsi="Songti SC"/>
+                <w:rFonts w:ascii="Times New Roman" w:hAnsi="Times New Roman" w:eastAsia="宋体" w:cs="Times New Roman" w:hint="eastAsia"/>
                 <w:sz w:val="19"/>
               </w:rPr>
               <w:t>T01—T24</w:t>
@@ -683,7 +780,7 @@
             </w:pPr>
             <w:r>
               <w:rPr>
-                <w:rFonts w:ascii="Songti SC" w:eastAsia="Songti SC" w:hAnsi="Songti SC"/>
+                <w:rFonts w:ascii="Times New Roman" w:hAnsi="Times New Roman" w:eastAsia="宋体" w:cs="Times New Roman" w:hint="eastAsia"/>
                 <w:sz w:val="19"/>
                 <w:lang w:eastAsia="zh-CN"/>
               </w:rPr>
@@ -695,6 +792,7 @@
       <w:tr>
         <w:trPr>
           <w:jc w:val="center"/>
+          <w:cantSplit/>
         </w:trPr>
         <w:tc>
           <w:tcPr>
@@ -713,7 +811,7 @@
             </w:pPr>
             <w:r>
               <w:rPr>
-                <w:rFonts w:ascii="Songti SC" w:eastAsia="Songti SC" w:hAnsi="Songti SC"/>
+                <w:rFonts w:ascii="Times New Roman" w:hAnsi="Times New Roman" w:eastAsia="宋体" w:cs="Times New Roman" w:hint="eastAsia"/>
                 <w:sz w:val="19"/>
               </w:rPr>
               <w:t>ownerId</w:t>
@@ -740,7 +838,7 @@
             </w:pPr>
             <w:r>
               <w:rPr>
-                <w:rFonts w:ascii="Songti SC" w:eastAsia="Songti SC" w:hAnsi="Songti SC"/>
+                <w:rFonts w:ascii="Times New Roman" w:hAnsi="Times New Roman" w:eastAsia="宋体" w:cs="Times New Roman" w:hint="eastAsia"/>
                 <w:sz w:val="19"/>
                 <w:lang w:eastAsia="zh-CN"/>
               </w:rPr>
@@ -752,6 +850,7 @@
       <w:tr>
         <w:trPr>
           <w:jc w:val="center"/>
+          <w:cantSplit/>
         </w:trPr>
         <w:tc>
           <w:tcPr>
@@ -770,7 +869,7 @@
             </w:pPr>
             <w:r>
               <w:rPr>
-                <w:rFonts w:ascii="Songti SC" w:eastAsia="Songti SC" w:hAnsi="Songti SC"/>
+                <w:rFonts w:ascii="Times New Roman" w:hAnsi="Times New Roman" w:eastAsia="宋体" w:cs="Times New Roman" w:hint="eastAsia"/>
                 <w:sz w:val="19"/>
               </w:rPr>
               <w:t>requestId</w:t>
@@ -797,7 +896,7 @@
             </w:pPr>
             <w:r>
               <w:rPr>
-                <w:rFonts w:ascii="Songti SC" w:eastAsia="Songti SC" w:hAnsi="Songti SC"/>
+                <w:rFonts w:ascii="Times New Roman" w:hAnsi="Times New Roman" w:eastAsia="宋体" w:cs="Times New Roman" w:hint="eastAsia"/>
                 <w:sz w:val="19"/>
                 <w:lang w:eastAsia="zh-CN"/>
               </w:rPr>
@@ -809,6 +908,7 @@
       <w:tr>
         <w:trPr>
           <w:jc w:val="center"/>
+          <w:cantSplit/>
         </w:trPr>
         <w:tc>
           <w:tcPr>
@@ -827,7 +927,7 @@
             </w:pPr>
             <w:r>
               <w:rPr>
-                <w:rFonts w:ascii="Songti SC" w:eastAsia="Songti SC" w:hAnsi="Songti SC"/>
+                <w:rFonts w:ascii="Times New Roman" w:hAnsi="Times New Roman" w:eastAsia="宋体" w:cs="Times New Roman" w:hint="eastAsia"/>
                 <w:sz w:val="19"/>
               </w:rPr>
               <w:t>本地演示</w:t>
@@ -851,7 +951,7 @@
             </w:pPr>
             <w:r>
               <w:rPr>
-                <w:rFonts w:ascii="Songti SC" w:eastAsia="Songti SC" w:hAnsi="Songti SC"/>
+                <w:rFonts w:ascii="Times New Roman" w:hAnsi="Times New Roman" w:eastAsia="宋体" w:cs="Times New Roman" w:hint="eastAsia"/>
                 <w:sz w:val="19"/>
               </w:rPr>
               <w:t>显式开启 journalDemo 后的内存演示，不写入云端或 Storage。</w:t>
@@ -862,6 +962,7 @@
       <w:tr>
         <w:trPr>
           <w:jc w:val="center"/>
+          <w:cantSplit/>
         </w:trPr>
         <w:tc>
           <w:tcPr>
@@ -880,7 +981,7 @@
             </w:pPr>
             <w:r>
               <w:rPr>
-                <w:rFonts w:ascii="Songti SC" w:eastAsia="Songti SC" w:hAnsi="Songti SC"/>
+                <w:rFonts w:ascii="Times New Roman" w:hAnsi="Times New Roman" w:eastAsia="宋体" w:cs="Times New Roman" w:hint="eastAsia"/>
                 <w:sz w:val="19"/>
               </w:rPr>
               <w:t>合成数据</w:t>
@@ -907,7 +1008,7 @@
             </w:pPr>
             <w:r>
               <w:rPr>
-                <w:rFonts w:ascii="Songti SC" w:eastAsia="Songti SC" w:hAnsi="Songti SC"/>
+                <w:rFonts w:ascii="Times New Roman" w:hAnsi="Times New Roman" w:eastAsia="宋体" w:cs="Times New Roman" w:hint="eastAsia"/>
                 <w:sz w:val="19"/>
                 <w:lang w:eastAsia="zh-CN"/>
               </w:rPr>
@@ -935,6 +1036,7 @@
       <w:r>
         <w:rPr>
           <w:lang w:eastAsia="zh-CN"/>
+          <w:rFonts w:ascii="Arial" w:hAnsi="Arial" w:eastAsia="黑体" w:cs="Arial" w:hint="eastAsia"/>
         </w:rPr>
         <w:lastRenderedPageBreak/>
         <w:t xml:space="preserve">2 </w:t>
@@ -942,6 +1044,7 @@
       <w:r>
         <w:rPr>
           <w:lang w:eastAsia="zh-CN"/>
+          <w:rFonts w:ascii="Arial" w:hAnsi="Arial" w:eastAsia="黑体" w:cs="Arial" w:hint="eastAsia"/>
         </w:rPr>
         <w:t>总体描述</w:t>
       </w:r>
@@ -957,12 +1060,14 @@
       <w:r>
         <w:rPr>
           <w:lang w:eastAsia="zh-CN"/>
+          <w:rFonts w:ascii="Arial" w:hAnsi="Arial" w:eastAsia="黑体" w:cs="Arial" w:hint="eastAsia"/>
         </w:rPr>
         <w:t xml:space="preserve">2.1 </w:t>
       </w:r>
       <w:r>
         <w:rPr>
           <w:lang w:eastAsia="zh-CN"/>
+          <w:rFonts w:ascii="Arial" w:hAnsi="Arial" w:eastAsia="黑体" w:cs="Arial" w:hint="eastAsia"/>
         </w:rPr>
         <w:t>目标</w:t>
       </w:r>
@@ -978,12 +1083,14 @@
       <w:r>
         <w:rPr>
           <w:lang w:eastAsia="zh-CN"/>
+          <w:rFonts w:ascii="Arial" w:hAnsi="Arial" w:eastAsia="黑体" w:cs="Arial" w:hint="eastAsia"/>
         </w:rPr>
         <w:t xml:space="preserve">2.1.1 </w:t>
       </w:r>
       <w:r>
         <w:rPr>
           <w:lang w:eastAsia="zh-CN"/>
+          <w:rFonts w:ascii="Arial" w:hAnsi="Arial" w:eastAsia="黑体" w:cs="Arial" w:hint="eastAsia"/>
         </w:rPr>
         <w:t>开发意图</w:t>
       </w:r>
@@ -998,6 +1105,7 @@
       <w:r>
         <w:rPr>
           <w:lang w:eastAsia="zh-CN"/>
+          <w:rFonts w:ascii="Times New Roman" w:hAnsi="Times New Roman" w:eastAsia="宋体" w:cs="Times New Roman" w:hint="eastAsia"/>
         </w:rPr>
         <w:t>让大学生用天气表达心情，在需要时回顾自己的记录或寻找校园中的合适地点，同时保持私人数据边界。天气是低负担表达方式，不是心理量表；用户可以不写文字、跳过记录或只查看公开资料。</w:t>
       </w:r>
@@ -1008,9 +1116,15 @@
         <w:spacing w:before="160" w:after="120"/>
       </w:pPr>
       <w:r>
+        <w:rPr>
+          <w:rFonts w:ascii="Arial" w:hAnsi="Arial" w:eastAsia="黑体" w:cs="Arial" w:hint="eastAsia"/>
+        </w:rPr>
         <w:t xml:space="preserve">2.1.2 </w:t>
       </w:r>
       <w:r>
+        <w:rPr>
+          <w:rFonts w:ascii="Arial" w:hAnsi="Arial" w:eastAsia="黑体" w:cs="Arial" w:hint="eastAsia"/>
+        </w:rPr>
         <w:t>应用目标与范围</w:t>
       </w:r>
     </w:p>
@@ -1037,6 +1151,8 @@
       <w:tr>
         <w:trPr>
           <w:jc w:val="center"/>
+          <w:cantSplit/>
+          <w:tblHeader/>
         </w:trPr>
         <w:tc>
           <w:tcPr>
@@ -1055,7 +1171,7 @@
             </w:pPr>
             <w:r>
               <w:rPr>
-                <w:rFonts w:ascii="Songti SC" w:eastAsia="Songti SC" w:hAnsi="Songti SC"/>
+                <w:rFonts w:ascii="Times New Roman" w:hAnsi="Times New Roman" w:eastAsia="宋体" w:cs="Times New Roman" w:hint="eastAsia"/>
                 <w:b/>
                 <w:color w:val="000000"/>
                 <w:sz w:val="19"/>
@@ -1081,7 +1197,7 @@
             </w:pPr>
             <w:r>
               <w:rPr>
-                <w:rFonts w:ascii="Songti SC" w:eastAsia="Songti SC" w:hAnsi="Songti SC"/>
+                <w:rFonts w:ascii="Times New Roman" w:hAnsi="Times New Roman" w:eastAsia="宋体" w:cs="Times New Roman" w:hint="eastAsia"/>
                 <w:b/>
                 <w:color w:val="000000"/>
                 <w:sz w:val="19"/>
@@ -1107,7 +1223,7 @@
             </w:pPr>
             <w:r>
               <w:rPr>
-                <w:rFonts w:ascii="Songti SC" w:eastAsia="Songti SC" w:hAnsi="Songti SC"/>
+                <w:rFonts w:ascii="Times New Roman" w:hAnsi="Times New Roman" w:eastAsia="宋体" w:cs="Times New Roman" w:hint="eastAsia"/>
                 <w:b/>
                 <w:color w:val="000000"/>
                 <w:sz w:val="19"/>
@@ -1120,6 +1236,7 @@
       <w:tr>
         <w:trPr>
           <w:jc w:val="center"/>
+          <w:cantSplit/>
         </w:trPr>
         <w:tc>
           <w:tcPr>
@@ -1138,7 +1255,7 @@
             </w:pPr>
             <w:r>
               <w:rPr>
-                <w:rFonts w:ascii="Songti SC" w:eastAsia="Songti SC" w:hAnsi="Songti SC"/>
+                <w:rFonts w:ascii="Times New Roman" w:hAnsi="Times New Roman" w:eastAsia="宋体" w:cs="Times New Roman" w:hint="eastAsia"/>
                 <w:sz w:val="19"/>
               </w:rPr>
               <w:t>P0 私人记录</w:t>
@@ -1165,7 +1282,7 @@
             </w:pPr>
             <w:r>
               <w:rPr>
-                <w:rFonts w:ascii="Songti SC" w:eastAsia="Songti SC" w:hAnsi="Songti SC"/>
+                <w:rFonts w:ascii="Times New Roman" w:hAnsi="Times New Roman" w:eastAsia="宋体" w:cs="Times New Roman" w:hint="eastAsia"/>
                 <w:sz w:val="19"/>
                 <w:lang w:eastAsia="zh-CN"/>
               </w:rPr>
@@ -1190,7 +1307,7 @@
             </w:pPr>
             <w:r>
               <w:rPr>
-                <w:rFonts w:ascii="Songti SC" w:eastAsia="Songti SC" w:hAnsi="Songti SC"/>
+                <w:rFonts w:ascii="Times New Roman" w:hAnsi="Times New Roman" w:eastAsia="宋体" w:cs="Times New Roman" w:hint="eastAsia"/>
                 <w:sz w:val="19"/>
               </w:rPr>
               <w:t>Today 有本地内存演示；正式云端 journal 未实现</w:t>
@@ -1201,6 +1318,7 @@
       <w:tr>
         <w:trPr>
           <w:jc w:val="center"/>
+          <w:cantSplit/>
         </w:trPr>
         <w:tc>
           <w:tcPr>
@@ -1219,7 +1337,7 @@
             </w:pPr>
             <w:r>
               <w:rPr>
-                <w:rFonts w:ascii="Songti SC" w:eastAsia="Songti SC" w:hAnsi="Songti SC"/>
+                <w:rFonts w:ascii="Times New Roman" w:hAnsi="Times New Roman" w:eastAsia="宋体" w:cs="Times New Roman" w:hint="eastAsia"/>
                 <w:sz w:val="19"/>
               </w:rPr>
               <w:t>P1 个人回顾</w:t>
@@ -1246,7 +1364,7 @@
             </w:pPr>
             <w:r>
               <w:rPr>
-                <w:rFonts w:ascii="Songti SC" w:eastAsia="Songti SC" w:hAnsi="Songti SC"/>
+                <w:rFonts w:ascii="Times New Roman" w:hAnsi="Times New Roman" w:eastAsia="宋体" w:cs="Times New Roman" w:hint="eastAsia"/>
                 <w:sz w:val="19"/>
                 <w:lang w:eastAsia="zh-CN"/>
               </w:rPr>
@@ -1271,7 +1389,7 @@
             </w:pPr>
             <w:r>
               <w:rPr>
-                <w:rFonts w:ascii="Songti SC" w:eastAsia="Songti SC" w:hAnsi="Songti SC"/>
+                <w:rFonts w:ascii="Times New Roman" w:hAnsi="Times New Roman" w:eastAsia="宋体" w:cs="Times New Roman" w:hint="eastAsia"/>
                 <w:sz w:val="19"/>
               </w:rPr>
               <w:t>需求和接口草稿；Universe/review 尚未完成</w:t>
@@ -1282,6 +1400,7 @@
       <w:tr>
         <w:trPr>
           <w:jc w:val="center"/>
+          <w:cantSplit/>
         </w:trPr>
         <w:tc>
           <w:tcPr>
@@ -1300,7 +1419,7 @@
             </w:pPr>
             <w:r>
               <w:rPr>
-                <w:rFonts w:ascii="Songti SC" w:eastAsia="Songti SC" w:hAnsi="Songti SC"/>
+                <w:rFonts w:ascii="Times New Roman" w:hAnsi="Times New Roman" w:eastAsia="宋体" w:cs="Times New Roman" w:hint="eastAsia"/>
                 <w:sz w:val="19"/>
               </w:rPr>
               <w:t>P1 校园与任务</w:t>
@@ -1327,7 +1446,7 @@
             </w:pPr>
             <w:r>
               <w:rPr>
-                <w:rFonts w:ascii="Songti SC" w:eastAsia="Songti SC" w:hAnsi="Songti SC"/>
+                <w:rFonts w:ascii="Times New Roman" w:hAnsi="Times New Roman" w:eastAsia="宋体" w:cs="Times New Roman" w:hint="eastAsia"/>
                 <w:sz w:val="19"/>
                 <w:lang w:eastAsia="zh-CN"/>
               </w:rPr>
@@ -1355,7 +1474,7 @@
             </w:pPr>
             <w:r>
               <w:rPr>
-                <w:rFonts w:ascii="Songti SC" w:eastAsia="Songti SC" w:hAnsi="Songti SC"/>
+                <w:rFonts w:ascii="Times New Roman" w:hAnsi="Times New Roman" w:eastAsia="宋体" w:cs="Times New Roman" w:hint="eastAsia"/>
                 <w:sz w:val="19"/>
                 <w:lang w:eastAsia="zh-CN"/>
               </w:rPr>
@@ -1367,6 +1486,7 @@
       <w:tr>
         <w:trPr>
           <w:jc w:val="center"/>
+          <w:cantSplit/>
         </w:trPr>
         <w:tc>
           <w:tcPr>
@@ -1385,7 +1505,7 @@
             </w:pPr>
             <w:r>
               <w:rPr>
-                <w:rFonts w:ascii="Songti SC" w:eastAsia="Songti SC" w:hAnsi="Songti SC"/>
+                <w:rFonts w:ascii="Times New Roman" w:hAnsi="Times New Roman" w:eastAsia="宋体" w:cs="Times New Roman" w:hint="eastAsia"/>
                 <w:sz w:val="19"/>
               </w:rPr>
               <w:t>P1 数据控制</w:t>
@@ -1409,7 +1529,7 @@
             </w:pPr>
             <w:r>
               <w:rPr>
-                <w:rFonts w:ascii="Songti SC" w:eastAsia="Songti SC" w:hAnsi="Songti SC"/>
+                <w:rFonts w:ascii="Times New Roman" w:hAnsi="Times New Roman" w:eastAsia="宋体" w:cs="Times New Roman" w:hint="eastAsia"/>
                 <w:sz w:val="19"/>
               </w:rPr>
               <w:t>偏好、JSON/Markdown 导出、注销和清理进度</w:t>
@@ -1436,7 +1556,7 @@
             </w:pPr>
             <w:r>
               <w:rPr>
-                <w:rFonts w:ascii="Songti SC" w:eastAsia="Songti SC" w:hAnsi="Songti SC"/>
+                <w:rFonts w:ascii="Times New Roman" w:hAnsi="Times New Roman" w:eastAsia="宋体" w:cs="Times New Roman" w:hint="eastAsia"/>
                 <w:sz w:val="19"/>
                 <w:lang w:eastAsia="zh-CN"/>
               </w:rPr>
@@ -1448,6 +1568,7 @@
       <w:tr>
         <w:trPr>
           <w:jc w:val="center"/>
+          <w:cantSplit/>
         </w:trPr>
         <w:tc>
           <w:tcPr>
@@ -1466,7 +1587,7 @@
             </w:pPr>
             <w:r>
               <w:rPr>
-                <w:rFonts w:ascii="Songti SC" w:eastAsia="Songti SC" w:hAnsi="Songti SC"/>
+                <w:rFonts w:ascii="Times New Roman" w:hAnsi="Times New Roman" w:eastAsia="宋体" w:cs="Times New Roman" w:hint="eastAsia"/>
                 <w:sz w:val="19"/>
               </w:rPr>
               <w:t>明确排除</w:t>
@@ -1493,7 +1614,7 @@
             </w:pPr>
             <w:r>
               <w:rPr>
-                <w:rFonts w:ascii="Songti SC" w:eastAsia="Songti SC" w:hAnsi="Songti SC"/>
+                <w:rFonts w:ascii="Times New Roman" w:hAnsi="Times New Roman" w:eastAsia="宋体" w:cs="Times New Roman" w:hint="eastAsia"/>
                 <w:sz w:val="19"/>
                 <w:lang w:eastAsia="zh-CN"/>
               </w:rPr>
@@ -1518,7 +1639,7 @@
             </w:pPr>
             <w:r>
               <w:rPr>
-                <w:rFonts w:ascii="Songti SC" w:eastAsia="Songti SC" w:hAnsi="Songti SC"/>
+                <w:rFonts w:ascii="Times New Roman" w:hAnsi="Times New Roman" w:eastAsia="宋体" w:cs="Times New Roman" w:hint="eastAsia"/>
                 <w:sz w:val="19"/>
               </w:rPr>
               <w:t>不属于首版</w:t>
@@ -1534,9 +1655,15 @@
         <w:spacing w:before="160" w:after="120"/>
       </w:pPr>
       <w:r>
+        <w:rPr>
+          <w:rFonts w:ascii="Arial" w:hAnsi="Arial" w:eastAsia="黑体" w:cs="Arial" w:hint="eastAsia"/>
+        </w:rPr>
         <w:t xml:space="preserve">2.1.3 </w:t>
       </w:r>
       <w:r>
+        <w:rPr>
+          <w:rFonts w:ascii="Arial" w:hAnsi="Arial" w:eastAsia="黑体" w:cs="Arial" w:hint="eastAsia"/>
+        </w:rPr>
         <w:t>产品前景</w:t>
       </w:r>
     </w:p>
@@ -1550,6 +1677,7 @@
       <w:r>
         <w:rPr>
           <w:lang w:eastAsia="zh-CN"/>
+          <w:rFonts w:ascii="Times New Roman" w:hAnsi="Times New Roman" w:eastAsia="宋体" w:cs="Times New Roman" w:hint="eastAsia"/>
         </w:rPr>
         <w:t>GitHub README 和 2026-10-15 验证报告显示，仓库已具备四页骨架、统一请求封装、共享契约、Today 本地内存演示和基础测试。真实账号映射、云端记录、导出、注销、回顾、后台业务适配器和真机验收仍未完成。</w:t>
       </w:r>
@@ -1560,9 +1688,15 @@
         <w:spacing w:before="240" w:after="120"/>
       </w:pPr>
       <w:r>
+        <w:rPr>
+          <w:rFonts w:ascii="Arial" w:hAnsi="Arial" w:eastAsia="黑体" w:cs="Arial" w:hint="eastAsia"/>
+        </w:rPr>
         <w:t xml:space="preserve">3 </w:t>
       </w:r>
       <w:r>
+        <w:rPr>
+          <w:rFonts w:ascii="Arial" w:hAnsi="Arial" w:eastAsia="黑体" w:cs="Arial" w:hint="eastAsia"/>
+        </w:rPr>
         <w:t>具体需求</w:t>
       </w:r>
     </w:p>
@@ -1572,9 +1706,15 @@
         <w:spacing w:before="160" w:after="120"/>
       </w:pPr>
       <w:r>
+        <w:rPr>
+          <w:rFonts w:ascii="Arial" w:hAnsi="Arial" w:eastAsia="黑体" w:cs="Arial" w:hint="eastAsia"/>
+        </w:rPr>
         <w:t xml:space="preserve">3.1 </w:t>
       </w:r>
       <w:r>
+        <w:rPr>
+          <w:rFonts w:ascii="Arial" w:hAnsi="Arial" w:eastAsia="黑体" w:cs="Arial" w:hint="eastAsia"/>
+        </w:rPr>
         <w:t>类图</w:t>
       </w:r>
     </w:p>
@@ -1586,11 +1726,15 @@
         </w:rPr>
       </w:pPr>
       <w:r>
+        <w:rPr>
+          <w:rFonts w:ascii="Times New Roman" w:hAnsi="Times New Roman" w:eastAsia="宋体" w:cs="Times New Roman" w:hint="eastAsia"/>
+        </w:rPr>
         <w:t>系统采用原生微信小程序前端、统一 services/api.js 请求入口、moodsky 云函数 router 和按领域拆分的 domains。miniprogram/shared 作为前后端共享常量、校验和契约的唯一来源；数据库集合和客户端权限策略位于 database。</w:t>
       </w:r>
       <w:r>
         <w:rPr>
           <w:lang w:eastAsia="zh-CN"/>
+          <w:rFonts w:ascii="Times New Roman" w:hAnsi="Times New Roman" w:eastAsia="宋体" w:cs="Times New Roman" w:hint="eastAsia"/>
         </w:rPr>
         <w:t>下图同时标出当前已验证的基础部署和仍待实现的业务层。</w:t>
       </w:r>
@@ -1598,10 +1742,12 @@
     <w:p>
       <w:pPr>
         <w:jc w:val="center"/>
+        <w:keepNext w:val="1"/>
       </w:pPr>
       <w:r>
         <w:rPr>
           <w:noProof/>
+          <w:rFonts w:ascii="Times New Roman" w:hAnsi="Times New Roman" w:eastAsia="宋体" w:cs="Times New Roman" w:hint="eastAsia"/>
         </w:rPr>
         <w:lastRenderedPageBreak/>
         <w:drawing>
@@ -1652,30 +1798,33 @@
       </w:pPr>
       <w:r>
         <w:rPr>
-          <w:i/>
+          <w:i w:val="0"/>
           <w:color w:val="000000"/>
           <w:sz w:val="18"/>
           <w:lang w:eastAsia="zh-CN"/>
+          <w:rFonts w:ascii="Times New Roman" w:hAnsi="Times New Roman" w:eastAsia="宋体" w:cs="Times New Roman" w:hint="eastAsia"/>
         </w:rPr>
         <w:t xml:space="preserve">图 </w:t>
       </w:r>
       <w:proofErr w:type="gramStart"/>
       <w:r>
         <w:rPr>
-          <w:i/>
+          <w:i w:val="0"/>
           <w:color w:val="000000"/>
           <w:sz w:val="18"/>
           <w:lang w:eastAsia="zh-CN"/>
+          <w:rFonts w:ascii="Times New Roman" w:hAnsi="Times New Roman" w:eastAsia="宋体" w:cs="Times New Roman" w:hint="eastAsia"/>
         </w:rPr>
         <w:t>1  MoodSky</w:t>
       </w:r>
       <w:proofErr w:type="gramEnd"/>
       <w:r>
         <w:rPr>
-          <w:i/>
+          <w:i w:val="0"/>
           <w:color w:val="000000"/>
           <w:sz w:val="18"/>
           <w:lang w:eastAsia="zh-CN"/>
+          <w:rFonts w:ascii="Times New Roman" w:hAnsi="Times New Roman" w:eastAsia="宋体" w:cs="Times New Roman" w:hint="eastAsia"/>
         </w:rPr>
         <w:t xml:space="preserve"> 当前架构与验证边界</w:t>
       </w:r>
@@ -1690,6 +1839,7 @@
       <w:r>
         <w:rPr>
           <w:lang w:eastAsia="zh-CN"/>
+          <w:rFonts w:ascii="Times New Roman" w:hAnsi="Times New Roman" w:eastAsia="宋体" w:cs="Times New Roman" w:hint="eastAsia"/>
         </w:rPr>
         <w:t>类图用于明确需求层的核心对象关系。它表达的是首版设计基线，不代表所有对象已经在云函数中完成持久化。</w:t>
       </w:r>
@@ -1697,10 +1847,12 @@
     <w:p>
       <w:pPr>
         <w:jc w:val="center"/>
+        <w:keepNext w:val="1"/>
       </w:pPr>
       <w:r>
         <w:rPr>
           <w:noProof/>
+          <w:rFonts w:ascii="Times New Roman" w:hAnsi="Times New Roman" w:eastAsia="宋体" w:cs="Times New Roman" w:hint="eastAsia"/>
         </w:rPr>
         <w:drawing>
           <wp:inline distT="0" distB="0" distL="114300" distR="114300" wp14:anchorId="2377620F" wp14:editId="35F9B1A4">
@@ -1750,30 +1902,33 @@
       </w:pPr>
       <w:r>
         <w:rPr>
-          <w:i/>
+          <w:i w:val="0"/>
           <w:color w:val="000000"/>
           <w:sz w:val="18"/>
           <w:lang w:eastAsia="zh-CN"/>
+          <w:rFonts w:ascii="Times New Roman" w:hAnsi="Times New Roman" w:eastAsia="宋体" w:cs="Times New Roman" w:hint="eastAsia"/>
         </w:rPr>
         <w:t xml:space="preserve">图 </w:t>
       </w:r>
       <w:proofErr w:type="gramStart"/>
       <w:r>
         <w:rPr>
-          <w:i/>
+          <w:i w:val="0"/>
           <w:color w:val="000000"/>
           <w:sz w:val="18"/>
           <w:lang w:eastAsia="zh-CN"/>
+          <w:rFonts w:ascii="Times New Roman" w:hAnsi="Times New Roman" w:eastAsia="宋体" w:cs="Times New Roman" w:hint="eastAsia"/>
         </w:rPr>
         <w:t>2  MoodSky</w:t>
       </w:r>
       <w:proofErr w:type="gramEnd"/>
       <w:r>
         <w:rPr>
-          <w:i/>
+          <w:i w:val="0"/>
           <w:color w:val="000000"/>
           <w:sz w:val="18"/>
           <w:lang w:eastAsia="zh-CN"/>
+          <w:rFonts w:ascii="Times New Roman" w:hAnsi="Times New Roman" w:eastAsia="宋体" w:cs="Times New Roman" w:hint="eastAsia"/>
         </w:rPr>
         <w:t xml:space="preserve"> 需求类图（设计基线）</w:t>
       </w:r>
@@ -1784,10 +1939,16 @@
         <w:spacing w:before="160" w:after="120"/>
       </w:pPr>
       <w:r>
+        <w:rPr>
+          <w:rFonts w:ascii="Arial" w:hAnsi="Arial" w:eastAsia="黑体" w:cs="Arial" w:hint="eastAsia"/>
+        </w:rPr>
         <w:lastRenderedPageBreak/>
         <w:t xml:space="preserve">3.2 </w:t>
       </w:r>
       <w:r>
+        <w:rPr>
+          <w:rFonts w:ascii="Arial" w:hAnsi="Arial" w:eastAsia="黑体" w:cs="Arial" w:hint="eastAsia"/>
+        </w:rPr>
         <w:t>属性</w:t>
       </w:r>
     </w:p>
@@ -1797,9 +1958,15 @@
         <w:spacing w:before="160" w:after="120"/>
       </w:pPr>
       <w:r>
+        <w:rPr>
+          <w:rFonts w:ascii="Arial" w:hAnsi="Arial" w:eastAsia="黑体" w:cs="Arial" w:hint="eastAsia"/>
+        </w:rPr>
         <w:t xml:space="preserve">3.2.1 </w:t>
       </w:r>
       <w:r>
+        <w:rPr>
+          <w:rFonts w:ascii="Arial" w:hAnsi="Arial" w:eastAsia="黑体" w:cs="Arial" w:hint="eastAsia"/>
+        </w:rPr>
         <w:t>可用性</w:t>
       </w:r>
     </w:p>
@@ -1814,6 +1981,7 @@
       <w:r>
         <w:rPr>
           <w:lang w:eastAsia="zh-CN"/>
+          <w:rFonts w:ascii="Times New Roman" w:hAnsi="Times New Roman" w:eastAsia="宋体" w:cs="Times New Roman" w:hint="eastAsia"/>
         </w:rPr>
         <w:t>首条记录不要求长文本，天气、标签和文字可以为空；错误状态保留输入并提供重试。</w:t>
       </w:r>
@@ -1829,6 +1997,7 @@
       <w:r>
         <w:rPr>
           <w:lang w:eastAsia="zh-CN"/>
+          <w:rFonts w:ascii="Times New Roman" w:hAnsi="Times New Roman" w:eastAsia="宋体" w:cs="Times New Roman" w:hint="eastAsia"/>
         </w:rPr>
         <w:t>页面提供空态、失败、拒绝定位和处理中状态；未记录日期保持留白。</w:t>
       </w:r>
@@ -1844,6 +2013,7 @@
       <w:r>
         <w:rPr>
           <w:lang w:eastAsia="zh-CN"/>
+          <w:rFonts w:ascii="Times New Roman" w:hAnsi="Times New Roman" w:eastAsia="宋体" w:cs="Times New Roman" w:hint="eastAsia"/>
         </w:rPr>
         <w:t>当前可用性目标和 12 人访谈结果需要在后续真实测试中补充。</w:t>
       </w:r>
@@ -1854,9 +2024,15 @@
         <w:spacing w:before="160" w:after="120"/>
       </w:pPr>
       <w:r>
+        <w:rPr>
+          <w:rFonts w:ascii="Arial" w:hAnsi="Arial" w:eastAsia="黑体" w:cs="Arial" w:hint="eastAsia"/>
+        </w:rPr>
         <w:t xml:space="preserve">3.2.2 </w:t>
       </w:r>
       <w:r>
+        <w:rPr>
+          <w:rFonts w:ascii="Arial" w:hAnsi="Arial" w:eastAsia="黑体" w:cs="Arial" w:hint="eastAsia"/>
+        </w:rPr>
         <w:t>安全性</w:t>
       </w:r>
     </w:p>
@@ -1871,6 +2047,7 @@
       <w:r>
         <w:rPr>
           <w:lang w:eastAsia="zh-CN"/>
+          <w:rFonts w:ascii="Times New Roman" w:hAnsi="Times New Roman" w:eastAsia="宋体" w:cs="Times New Roman" w:hint="eastAsia"/>
         </w:rPr>
         <w:t>私人记录只允许本人读取；ownerId、角色和账号身份由服务端可信上下文解析。</w:t>
       </w:r>
@@ -1886,6 +2063,7 @@
       <w:r>
         <w:rPr>
           <w:lang w:eastAsia="zh-CN"/>
+          <w:rFonts w:ascii="Times New Roman" w:hAnsi="Times New Roman" w:eastAsia="宋体" w:cs="Times New Roman" w:hint="eastAsia"/>
         </w:rPr>
         <w:t>运营员只能维护校园资料，不能访问私人日记或微信身份映射。</w:t>
       </w:r>
@@ -1901,6 +2079,7 @@
       <w:r>
         <w:rPr>
           <w:lang w:eastAsia="zh-CN"/>
+          <w:rFonts w:ascii="Times New Roman" w:hAnsi="Times New Roman" w:eastAsia="宋体" w:cs="Times New Roman" w:hint="eastAsia"/>
         </w:rPr>
         <w:t>导出凭证、文件有效期、注销清理和删除标记必须在正式云环境验证。</w:t>
       </w:r>
@@ -1916,12 +2095,14 @@
       <w:r>
         <w:rPr>
           <w:lang w:eastAsia="zh-CN"/>
+          <w:rFonts w:ascii="Arial" w:hAnsi="Arial" w:eastAsia="黑体" w:cs="Arial" w:hint="eastAsia"/>
         </w:rPr>
         <w:t xml:space="preserve">3.3 </w:t>
       </w:r>
       <w:r>
         <w:rPr>
           <w:lang w:eastAsia="zh-CN"/>
+          <w:rFonts w:ascii="Arial" w:hAnsi="Arial" w:eastAsia="黑体" w:cs="Arial" w:hint="eastAsia"/>
         </w:rPr>
         <w:t>用户角色与典型场景</w:t>
       </w:r>
@@ -1937,12 +2118,14 @@
       <w:r>
         <w:rPr>
           <w:lang w:eastAsia="zh-CN"/>
+          <w:rFonts w:ascii="Arial" w:hAnsi="Arial" w:eastAsia="黑体" w:cs="Arial" w:hint="eastAsia"/>
         </w:rPr>
         <w:t xml:space="preserve">3.3.1 </w:t>
       </w:r>
       <w:r>
         <w:rPr>
           <w:lang w:eastAsia="zh-CN"/>
+          <w:rFonts w:ascii="Arial" w:hAnsi="Arial" w:eastAsia="黑体" w:cs="Arial" w:hint="eastAsia"/>
         </w:rPr>
         <w:t>用户角色与权限</w:t>
       </w:r>
@@ -1970,6 +2153,8 @@
       <w:tr>
         <w:trPr>
           <w:jc w:val="center"/>
+          <w:cantSplit/>
+          <w:tblHeader/>
         </w:trPr>
         <w:tc>
           <w:tcPr>
@@ -1988,7 +2173,7 @@
             </w:pPr>
             <w:r>
               <w:rPr>
-                <w:rFonts w:ascii="Songti SC" w:eastAsia="Songti SC" w:hAnsi="Songti SC"/>
+                <w:rFonts w:ascii="Times New Roman" w:hAnsi="Times New Roman" w:eastAsia="宋体" w:cs="Times New Roman" w:hint="eastAsia"/>
                 <w:b/>
                 <w:color w:val="000000"/>
                 <w:sz w:val="19"/>
@@ -2014,7 +2199,7 @@
             </w:pPr>
             <w:r>
               <w:rPr>
-                <w:rFonts w:ascii="Songti SC" w:eastAsia="Songti SC" w:hAnsi="Songti SC"/>
+                <w:rFonts w:ascii="Times New Roman" w:hAnsi="Times New Roman" w:eastAsia="宋体" w:cs="Times New Roman" w:hint="eastAsia"/>
                 <w:b/>
                 <w:color w:val="000000"/>
                 <w:sz w:val="19"/>
@@ -2040,7 +2225,7 @@
             </w:pPr>
             <w:r>
               <w:rPr>
-                <w:rFonts w:ascii="Songti SC" w:eastAsia="Songti SC" w:hAnsi="Songti SC"/>
+                <w:rFonts w:ascii="Times New Roman" w:hAnsi="Times New Roman" w:eastAsia="宋体" w:cs="Times New Roman" w:hint="eastAsia"/>
                 <w:b/>
                 <w:color w:val="000000"/>
                 <w:sz w:val="19"/>
@@ -2053,6 +2238,7 @@
       <w:tr>
         <w:trPr>
           <w:jc w:val="center"/>
+          <w:cantSplit/>
         </w:trPr>
         <w:tc>
           <w:tcPr>
@@ -2071,7 +2257,7 @@
             </w:pPr>
             <w:r>
               <w:rPr>
-                <w:rFonts w:ascii="Songti SC" w:eastAsia="Songti SC" w:hAnsi="Songti SC"/>
+                <w:rFonts w:ascii="Times New Roman" w:hAnsi="Times New Roman" w:eastAsia="宋体" w:cs="Times New Roman" w:hint="eastAsia"/>
                 <w:sz w:val="19"/>
               </w:rPr>
               <w:t>游客</w:t>
@@ -2098,7 +2284,7 @@
             </w:pPr>
             <w:r>
               <w:rPr>
-                <w:rFonts w:ascii="Songti SC" w:eastAsia="Songti SC" w:hAnsi="Songti SC"/>
+                <w:rFonts w:ascii="Times New Roman" w:hAnsi="Times New Roman" w:eastAsia="宋体" w:cs="Times New Roman" w:hint="eastAsia"/>
                 <w:sz w:val="19"/>
                 <w:lang w:eastAsia="zh-CN"/>
               </w:rPr>
@@ -2123,7 +2309,7 @@
             </w:pPr>
             <w:r>
               <w:rPr>
-                <w:rFonts w:ascii="Songti SC" w:eastAsia="Songti SC" w:hAnsi="Songti SC"/>
+                <w:rFonts w:ascii="Times New Roman" w:hAnsi="Times New Roman" w:eastAsia="宋体" w:cs="Times New Roman" w:hint="eastAsia"/>
                 <w:sz w:val="19"/>
               </w:rPr>
               <w:t>读取或保存私人数据</w:t>
@@ -2134,6 +2320,7 @@
       <w:tr>
         <w:trPr>
           <w:jc w:val="center"/>
+          <w:cantSplit/>
         </w:trPr>
         <w:tc>
           <w:tcPr>
@@ -2152,7 +2339,7 @@
             </w:pPr>
             <w:r>
               <w:rPr>
-                <w:rFonts w:ascii="Songti SC" w:eastAsia="Songti SC" w:hAnsi="Songti SC"/>
+                <w:rFonts w:ascii="Times New Roman" w:hAnsi="Times New Roman" w:eastAsia="宋体" w:cs="Times New Roman" w:hint="eastAsia"/>
                 <w:sz w:val="19"/>
               </w:rPr>
               <w:t>活跃学生账号</w:t>
@@ -2179,7 +2366,7 @@
             </w:pPr>
             <w:r>
               <w:rPr>
-                <w:rFonts w:ascii="Songti SC" w:eastAsia="Songti SC" w:hAnsi="Songti SC"/>
+                <w:rFonts w:ascii="Times New Roman" w:hAnsi="Times New Roman" w:eastAsia="宋体" w:cs="Times New Roman" w:hint="eastAsia"/>
                 <w:sz w:val="19"/>
                 <w:lang w:eastAsia="zh-CN"/>
               </w:rPr>
@@ -2204,7 +2391,7 @@
             </w:pPr>
             <w:r>
               <w:rPr>
-                <w:rFonts w:ascii="Songti SC" w:eastAsia="Songti SC" w:hAnsi="Songti SC"/>
+                <w:rFonts w:ascii="Times New Roman" w:hAnsi="Times New Roman" w:eastAsia="宋体" w:cs="Times New Roman" w:hint="eastAsia"/>
                 <w:sz w:val="19"/>
               </w:rPr>
               <w:t>指定他人 ownerId、读取他人记录</w:t>
@@ -2215,6 +2402,7 @@
       <w:tr>
         <w:trPr>
           <w:jc w:val="center"/>
+          <w:cantSplit/>
         </w:trPr>
         <w:tc>
           <w:tcPr>
@@ -2233,7 +2421,7 @@
             </w:pPr>
             <w:r>
               <w:rPr>
-                <w:rFonts w:ascii="Songti SC" w:eastAsia="Songti SC" w:hAnsi="Songti SC"/>
+                <w:rFonts w:ascii="Times New Roman" w:hAnsi="Times New Roman" w:eastAsia="宋体" w:cs="Times New Roman" w:hint="eastAsia"/>
                 <w:sz w:val="19"/>
               </w:rPr>
               <w:t>停用账号</w:t>
@@ -2260,7 +2448,7 @@
             </w:pPr>
             <w:r>
               <w:rPr>
-                <w:rFonts w:ascii="Songti SC" w:eastAsia="Songti SC" w:hAnsi="Songti SC"/>
+                <w:rFonts w:ascii="Times New Roman" w:hAnsi="Times New Roman" w:eastAsia="宋体" w:cs="Times New Roman" w:hint="eastAsia"/>
                 <w:sz w:val="19"/>
                 <w:lang w:eastAsia="zh-CN"/>
               </w:rPr>
@@ -2288,7 +2476,7 @@
             </w:pPr>
             <w:r>
               <w:rPr>
-                <w:rFonts w:ascii="Songti SC" w:eastAsia="Songti SC" w:hAnsi="Songti SC"/>
+                <w:rFonts w:ascii="Times New Roman" w:hAnsi="Times New Roman" w:eastAsia="宋体" w:cs="Times New Roman" w:hint="eastAsia"/>
                 <w:sz w:val="19"/>
                 <w:lang w:eastAsia="zh-CN"/>
               </w:rPr>
@@ -2300,6 +2488,7 @@
       <w:tr>
         <w:trPr>
           <w:jc w:val="center"/>
+          <w:cantSplit/>
         </w:trPr>
         <w:tc>
           <w:tcPr>
@@ -2318,7 +2507,7 @@
             </w:pPr>
             <w:r>
               <w:rPr>
-                <w:rFonts w:ascii="Songti SC" w:eastAsia="Songti SC" w:hAnsi="Songti SC"/>
+                <w:rFonts w:ascii="Times New Roman" w:hAnsi="Times New Roman" w:eastAsia="宋体" w:cs="Times New Roman" w:hint="eastAsia"/>
                 <w:sz w:val="19"/>
               </w:rPr>
               <w:t>数据运营员</w:t>
@@ -2345,7 +2534,7 @@
             </w:pPr>
             <w:r>
               <w:rPr>
-                <w:rFonts w:ascii="Songti SC" w:eastAsia="Songti SC" w:hAnsi="Songti SC"/>
+                <w:rFonts w:ascii="Times New Roman" w:hAnsi="Times New Roman" w:eastAsia="宋体" w:cs="Times New Roman" w:hint="eastAsia"/>
                 <w:sz w:val="19"/>
                 <w:lang w:eastAsia="zh-CN"/>
               </w:rPr>
@@ -2373,7 +2562,7 @@
             </w:pPr>
             <w:r>
               <w:rPr>
-                <w:rFonts w:ascii="Songti SC" w:eastAsia="Songti SC" w:hAnsi="Songti SC"/>
+                <w:rFonts w:ascii="Times New Roman" w:hAnsi="Times New Roman" w:eastAsia="宋体" w:cs="Times New Roman" w:hint="eastAsia"/>
                 <w:sz w:val="19"/>
                 <w:lang w:eastAsia="zh-CN"/>
               </w:rPr>
@@ -2385,6 +2574,7 @@
       <w:tr>
         <w:trPr>
           <w:jc w:val="center"/>
+          <w:cantSplit/>
         </w:trPr>
         <w:tc>
           <w:tcPr>
@@ -2403,7 +2593,7 @@
             </w:pPr>
             <w:r>
               <w:rPr>
-                <w:rFonts w:ascii="Songti SC" w:eastAsia="Songti SC" w:hAnsi="Songti SC"/>
+                <w:rFonts w:ascii="Times New Roman" w:hAnsi="Times New Roman" w:eastAsia="宋体" w:cs="Times New Roman" w:hint="eastAsia"/>
                 <w:sz w:val="19"/>
               </w:rPr>
               <w:t>维护任务</w:t>
@@ -2430,7 +2620,7 @@
             </w:pPr>
             <w:r>
               <w:rPr>
-                <w:rFonts w:ascii="Songti SC" w:eastAsia="Songti SC" w:hAnsi="Songti SC"/>
+                <w:rFonts w:ascii="Times New Roman" w:hAnsi="Times New Roman" w:eastAsia="宋体" w:cs="Times New Roman" w:hint="eastAsia"/>
                 <w:sz w:val="19"/>
                 <w:lang w:eastAsia="zh-CN"/>
               </w:rPr>
@@ -2458,7 +2648,7 @@
             </w:pPr>
             <w:r>
               <w:rPr>
-                <w:rFonts w:ascii="Songti SC" w:eastAsia="Songti SC" w:hAnsi="Songti SC"/>
+                <w:rFonts w:ascii="Times New Roman" w:hAnsi="Times New Roman" w:eastAsia="宋体" w:cs="Times New Roman" w:hint="eastAsia"/>
                 <w:sz w:val="19"/>
                 <w:lang w:eastAsia="zh-CN"/>
               </w:rPr>
@@ -2481,9 +2671,15 @@
         <w:spacing w:before="160" w:after="120"/>
       </w:pPr>
       <w:r>
+        <w:rPr>
+          <w:rFonts w:ascii="Arial" w:hAnsi="Arial" w:eastAsia="黑体" w:cs="Arial" w:hint="eastAsia"/>
+        </w:rPr>
         <w:t xml:space="preserve">3.3.2 </w:t>
       </w:r>
       <w:r>
+        <w:rPr>
+          <w:rFonts w:ascii="Arial" w:hAnsi="Arial" w:eastAsia="黑体" w:cs="Arial" w:hint="eastAsia"/>
+        </w:rPr>
         <w:t>用户场景</w:t>
       </w:r>
     </w:p>
@@ -2498,6 +2694,7 @@
       <w:r>
         <w:rPr>
           <w:lang w:eastAsia="zh-CN"/>
+          <w:rFonts w:ascii="Times New Roman" w:hAnsi="Times New Roman" w:eastAsia="宋体" w:cs="Times New Roman" w:hint="eastAsia"/>
         </w:rPr>
         <w:t>首次记录：选择天气即可保存，文字和标签可空；保存成功后显示“仅自己可见”。</w:t>
       </w:r>
@@ -2513,6 +2710,7 @@
       <w:r>
         <w:rPr>
           <w:lang w:eastAsia="zh-CN"/>
+          <w:rFonts w:ascii="Times New Roman" w:hAnsi="Times New Roman" w:eastAsia="宋体" w:cs="Times New Roman" w:hint="eastAsia"/>
         </w:rPr>
         <w:t>编辑与删除：同一天再次进入编辑；删除需要确认并联动失效回顾视图和关联导出。</w:t>
       </w:r>
@@ -2528,6 +2726,7 @@
       <w:r>
         <w:rPr>
           <w:lang w:eastAsia="zh-CN"/>
+          <w:rFonts w:ascii="Times New Roman" w:hAnsi="Times New Roman" w:eastAsia="宋体" w:cs="Times New Roman" w:hint="eastAsia"/>
         </w:rPr>
         <w:t>天气宇宙回顾：按月查看日历、分布、时间线和卡片，缺失日期保持留白。</w:t>
       </w:r>
@@ -2543,6 +2742,7 @@
       <w:r>
         <w:rPr>
           <w:lang w:eastAsia="zh-CN"/>
+          <w:rFonts w:ascii="Times New Roman" w:hAnsi="Times New Roman" w:eastAsia="宋体" w:cs="Times New Roman" w:hint="eastAsia"/>
         </w:rPr>
         <w:t>寻找地点：先浏览列表，用户主动请求定位或导航；拒绝定位不能阻断列表浏览。</w:t>
       </w:r>
@@ -2558,6 +2758,7 @@
       <w:r>
         <w:rPr>
           <w:lang w:eastAsia="zh-CN"/>
+          <w:rFonts w:ascii="Times New Roman" w:hAnsi="Times New Roman" w:eastAsia="宋体" w:cs="Times New Roman" w:hint="eastAsia"/>
         </w:rPr>
         <w:t>选择任务：最多三项建议，用户可完成、替换、跳过，不要求照片、GPS 或连续打卡。</w:t>
       </w:r>
@@ -2573,6 +2774,7 @@
       <w:r>
         <w:rPr>
           <w:lang w:eastAsia="zh-CN"/>
+          <w:rFonts w:ascii="Times New Roman" w:hAnsi="Times New Roman" w:eastAsia="宋体" w:cs="Times New Roman" w:hint="eastAsia"/>
         </w:rPr>
         <w:t>暂时不做：用户可以直接离开，不显示断签或负面评价。</w:t>
       </w:r>
@@ -2588,6 +2790,7 @@
       <w:r>
         <w:rPr>
           <w:lang w:eastAsia="zh-CN"/>
+          <w:rFonts w:ascii="Arial" w:hAnsi="Arial" w:eastAsia="黑体" w:cs="Arial" w:hint="eastAsia"/>
         </w:rPr>
         <w:lastRenderedPageBreak/>
         <w:t xml:space="preserve">4 </w:t>
@@ -2595,6 +2798,7 @@
       <w:r>
         <w:rPr>
           <w:lang w:eastAsia="zh-CN"/>
+          <w:rFonts w:ascii="Arial" w:hAnsi="Arial" w:eastAsia="黑体" w:cs="Arial" w:hint="eastAsia"/>
         </w:rPr>
         <w:t>界面原型</w:t>
       </w:r>
@@ -2609,6 +2813,7 @@
       <w:r>
         <w:rPr>
           <w:lang w:eastAsia="zh-CN"/>
+          <w:rFonts w:ascii="Times New Roman" w:hAnsi="Times New Roman" w:eastAsia="宋体" w:cs="Times New Roman" w:hint="eastAsia"/>
         </w:rPr>
         <w:t>本节使用仓库对应的高保真原型截图，展示四页主流程及关键交互页；它们属于界面设计证据。Today 的运行验收截图另在验证报告中记录，不能把高保真原型直接当作云端业务已上线证据。</w:t>
       </w:r>
@@ -2616,10 +2821,12 @@
     <w:p>
       <w:pPr>
         <w:jc w:val="center"/>
+        <w:keepNext w:val="1"/>
       </w:pPr>
       <w:r>
         <w:rPr>
           <w:noProof/>
+          <w:rFonts w:ascii="Times New Roman" w:hAnsi="Times New Roman" w:eastAsia="宋体" w:cs="Times New Roman" w:hint="eastAsia"/>
         </w:rPr>
         <w:drawing>
           <wp:inline distT="0" distB="0" distL="114300" distR="114300" wp14:anchorId="4720B266" wp14:editId="4C68DA61">
@@ -2669,10 +2876,11 @@
       </w:pPr>
       <w:r>
         <w:rPr>
-          <w:i/>
+          <w:i w:val="0"/>
           <w:color w:val="000000"/>
           <w:sz w:val="18"/>
           <w:lang w:eastAsia="zh-CN"/>
+          <w:rFonts w:ascii="Times New Roman" w:hAnsi="Times New Roman" w:eastAsia="宋体" w:cs="Times New Roman" w:hint="eastAsia"/>
         </w:rPr>
         <w:t>图 3  MoodSky 四页高保真原型总览</w:t>
       </w:r>
@@ -2680,15 +2888,17 @@
     <w:p>
       <w:pPr>
         <w:jc w:val="center"/>
+        <w:keepNext w:val="1"/>
       </w:pPr>
       <w:r>
         <w:rPr>
           <w:noProof/>
+          <w:rFonts w:ascii="Times New Roman" w:hAnsi="Times New Roman" w:eastAsia="宋体" w:cs="Times New Roman" w:hint="eastAsia"/>
         </w:rPr>
         <w:lastRenderedPageBreak/>
         <w:drawing>
           <wp:inline distT="0" distB="0" distL="114300" distR="114300" wp14:anchorId="6D8EA795" wp14:editId="14BFF1FF">
-            <wp:extent cx="3566160" cy="7717155"/>
+            <wp:extent cx="3295903" cy="7132320"/>
             <wp:effectExtent l="0" t="0" r="15240" b="4445"/>
             <wp:docPr id="4" name="Picture 4"/>
             <wp:cNvGraphicFramePr>
@@ -2712,7 +2922,7 @@
                   <pic:spPr>
                     <a:xfrm>
                       <a:off x="0" y="0"/>
-                      <a:ext cx="3566160" cy="7717536"/>
+                      <a:ext cx="3295903" cy="7132672"/>
                     </a:xfrm>
                     <a:prstGeom prst="rect">
                       <a:avLst/>
@@ -2731,27 +2941,30 @@
       </w:pPr>
       <w:r>
         <w:rPr>
-          <w:i/>
+          <w:i w:val="0"/>
           <w:color w:val="000000"/>
           <w:sz w:val="18"/>
+          <w:rFonts w:ascii="Times New Roman" w:hAnsi="Times New Roman" w:eastAsia="宋体" w:cs="Times New Roman" w:hint="eastAsia"/>
         </w:rPr>
         <w:t xml:space="preserve">图 </w:t>
       </w:r>
       <w:proofErr w:type="gramStart"/>
       <w:r>
         <w:rPr>
-          <w:i/>
+          <w:i w:val="0"/>
           <w:color w:val="000000"/>
           <w:sz w:val="18"/>
+          <w:rFonts w:ascii="Times New Roman" w:hAnsi="Times New Roman" w:eastAsia="宋体" w:cs="Times New Roman" w:hint="eastAsia"/>
         </w:rPr>
         <w:t>4  Today</w:t>
       </w:r>
       <w:proofErr w:type="gramEnd"/>
       <w:r>
         <w:rPr>
-          <w:i/>
+          <w:i w:val="0"/>
           <w:color w:val="000000"/>
           <w:sz w:val="18"/>
+          <w:rFonts w:ascii="Times New Roman" w:hAnsi="Times New Roman" w:eastAsia="宋体" w:cs="Times New Roman" w:hint="eastAsia"/>
         </w:rPr>
         <w:t xml:space="preserve"> 主页高保真原型</w:t>
       </w:r>
@@ -2759,15 +2972,17 @@
     <w:p>
       <w:pPr>
         <w:jc w:val="center"/>
+        <w:keepNext w:val="1"/>
       </w:pPr>
       <w:r>
         <w:rPr>
           <w:noProof/>
+          <w:rFonts w:ascii="Times New Roman" w:hAnsi="Times New Roman" w:eastAsia="宋体" w:cs="Times New Roman" w:hint="eastAsia"/>
         </w:rPr>
         <w:lastRenderedPageBreak/>
         <w:drawing>
           <wp:inline distT="0" distB="0" distL="114300" distR="114300" wp14:anchorId="22B388A6" wp14:editId="5C8E06F1">
-            <wp:extent cx="3566160" cy="7717155"/>
+            <wp:extent cx="3295903" cy="7132320"/>
             <wp:effectExtent l="0" t="0" r="15240" b="4445"/>
             <wp:docPr id="5" name="Picture 5"/>
             <wp:cNvGraphicFramePr>
@@ -2791,7 +3006,7 @@
                   <pic:spPr>
                     <a:xfrm>
                       <a:off x="0" y="0"/>
-                      <a:ext cx="3566160" cy="7717536"/>
+                      <a:ext cx="3295903" cy="7132672"/>
                     </a:xfrm>
                     <a:prstGeom prst="rect">
                       <a:avLst/>
@@ -2810,27 +3025,30 @@
       </w:pPr>
       <w:r>
         <w:rPr>
-          <w:i/>
+          <w:i w:val="0"/>
           <w:color w:val="000000"/>
           <w:sz w:val="18"/>
+          <w:rFonts w:ascii="Times New Roman" w:hAnsi="Times New Roman" w:eastAsia="宋体" w:cs="Times New Roman" w:hint="eastAsia"/>
         </w:rPr>
         <w:t xml:space="preserve">图 </w:t>
       </w:r>
       <w:proofErr w:type="gramStart"/>
       <w:r>
         <w:rPr>
-          <w:i/>
+          <w:i w:val="0"/>
           <w:color w:val="000000"/>
           <w:sz w:val="18"/>
+          <w:rFonts w:ascii="Times New Roman" w:hAnsi="Times New Roman" w:eastAsia="宋体" w:cs="Times New Roman" w:hint="eastAsia"/>
         </w:rPr>
         <w:t>5  Campus</w:t>
       </w:r>
       <w:proofErr w:type="gramEnd"/>
       <w:r>
         <w:rPr>
-          <w:i/>
+          <w:i w:val="0"/>
           <w:color w:val="000000"/>
           <w:sz w:val="18"/>
+          <w:rFonts w:ascii="Times New Roman" w:hAnsi="Times New Roman" w:eastAsia="宋体" w:cs="Times New Roman" w:hint="eastAsia"/>
         </w:rPr>
         <w:t xml:space="preserve"> 地点列表高保真原型</w:t>
       </w:r>
@@ -2838,15 +3056,17 @@
     <w:p>
       <w:pPr>
         <w:jc w:val="center"/>
+        <w:keepNext w:val="1"/>
       </w:pPr>
       <w:r>
         <w:rPr>
           <w:noProof/>
+          <w:rFonts w:ascii="Times New Roman" w:hAnsi="Times New Roman" w:eastAsia="宋体" w:cs="Times New Roman" w:hint="eastAsia"/>
         </w:rPr>
         <w:lastRenderedPageBreak/>
         <w:drawing>
           <wp:inline distT="0" distB="0" distL="114300" distR="114300" wp14:anchorId="4FAD460F" wp14:editId="4565869D">
-            <wp:extent cx="3566160" cy="7717155"/>
+            <wp:extent cx="3295903" cy="7132320"/>
             <wp:effectExtent l="0" t="0" r="15240" b="4445"/>
             <wp:docPr id="6" name="Picture 6"/>
             <wp:cNvGraphicFramePr>
@@ -2870,7 +3090,7 @@
                   <pic:spPr>
                     <a:xfrm>
                       <a:off x="0" y="0"/>
-                      <a:ext cx="3566160" cy="7717536"/>
+                      <a:ext cx="3295903" cy="7132672"/>
                     </a:xfrm>
                     <a:prstGeom prst="rect">
                       <a:avLst/>
@@ -2889,27 +3109,30 @@
       </w:pPr>
       <w:r>
         <w:rPr>
-          <w:i/>
+          <w:i w:val="0"/>
           <w:color w:val="000000"/>
           <w:sz w:val="18"/>
+          <w:rFonts w:ascii="Times New Roman" w:hAnsi="Times New Roman" w:eastAsia="宋体" w:cs="Times New Roman" w:hint="eastAsia"/>
         </w:rPr>
         <w:t xml:space="preserve">图 </w:t>
       </w:r>
       <w:proofErr w:type="gramStart"/>
       <w:r>
         <w:rPr>
-          <w:i/>
+          <w:i w:val="0"/>
           <w:color w:val="000000"/>
           <w:sz w:val="18"/>
+          <w:rFonts w:ascii="Times New Roman" w:hAnsi="Times New Roman" w:eastAsia="宋体" w:cs="Times New Roman" w:hint="eastAsia"/>
         </w:rPr>
         <w:t>6  Weather</w:t>
       </w:r>
       <w:proofErr w:type="gramEnd"/>
       <w:r>
         <w:rPr>
-          <w:i/>
+          <w:i w:val="0"/>
           <w:color w:val="000000"/>
           <w:sz w:val="18"/>
+          <w:rFonts w:ascii="Times New Roman" w:hAnsi="Times New Roman" w:eastAsia="宋体" w:cs="Times New Roman" w:hint="eastAsia"/>
         </w:rPr>
         <w:t xml:space="preserve"> Universe 月历高保真原型</w:t>
       </w:r>
@@ -2917,15 +3140,17 @@
     <w:p>
       <w:pPr>
         <w:jc w:val="center"/>
+        <w:keepNext w:val="1"/>
       </w:pPr>
       <w:r>
         <w:rPr>
           <w:noProof/>
+          <w:rFonts w:ascii="Times New Roman" w:hAnsi="Times New Roman" w:eastAsia="宋体" w:cs="Times New Roman" w:hint="eastAsia"/>
         </w:rPr>
         <w:lastRenderedPageBreak/>
         <w:drawing>
           <wp:inline distT="0" distB="0" distL="114300" distR="114300" wp14:anchorId="62EA14B7" wp14:editId="4929AEF6">
-            <wp:extent cx="3566160" cy="7717155"/>
+            <wp:extent cx="3295903" cy="7132320"/>
             <wp:effectExtent l="0" t="0" r="15240" b="4445"/>
             <wp:docPr id="7" name="Picture 7"/>
             <wp:cNvGraphicFramePr>
@@ -2949,7 +3174,7 @@
                   <pic:spPr>
                     <a:xfrm>
                       <a:off x="0" y="0"/>
-                      <a:ext cx="3566160" cy="7717536"/>
+                      <a:ext cx="3295903" cy="7132672"/>
                     </a:xfrm>
                     <a:prstGeom prst="rect">
                       <a:avLst/>
@@ -2968,27 +3193,30 @@
       </w:pPr>
       <w:r>
         <w:rPr>
-          <w:i/>
+          <w:i w:val="0"/>
           <w:color w:val="000000"/>
           <w:sz w:val="18"/>
+          <w:rFonts w:ascii="Times New Roman" w:hAnsi="Times New Roman" w:eastAsia="宋体" w:cs="Times New Roman" w:hint="eastAsia"/>
         </w:rPr>
         <w:t xml:space="preserve">图 </w:t>
       </w:r>
       <w:proofErr w:type="gramStart"/>
       <w:r>
         <w:rPr>
-          <w:i/>
+          <w:i w:val="0"/>
           <w:color w:val="000000"/>
           <w:sz w:val="18"/>
+          <w:rFonts w:ascii="Times New Roman" w:hAnsi="Times New Roman" w:eastAsia="宋体" w:cs="Times New Roman" w:hint="eastAsia"/>
         </w:rPr>
         <w:t>7  Me</w:t>
       </w:r>
       <w:proofErr w:type="gramEnd"/>
       <w:r>
         <w:rPr>
-          <w:i/>
+          <w:i w:val="0"/>
           <w:color w:val="000000"/>
           <w:sz w:val="18"/>
+          <w:rFonts w:ascii="Times New Roman" w:hAnsi="Times New Roman" w:eastAsia="宋体" w:cs="Times New Roman" w:hint="eastAsia"/>
         </w:rPr>
         <w:t xml:space="preserve"> 个人中心高保真原型</w:t>
       </w:r>
@@ -2996,15 +3224,17 @@
     <w:p>
       <w:pPr>
         <w:jc w:val="center"/>
+        <w:keepNext w:val="1"/>
       </w:pPr>
       <w:r>
         <w:rPr>
           <w:noProof/>
+          <w:rFonts w:ascii="Times New Roman" w:hAnsi="Times New Roman" w:eastAsia="宋体" w:cs="Times New Roman" w:hint="eastAsia"/>
         </w:rPr>
         <w:lastRenderedPageBreak/>
         <w:drawing>
           <wp:inline distT="0" distB="0" distL="114300" distR="114300" wp14:anchorId="5F29DE38" wp14:editId="643EF5CA">
-            <wp:extent cx="3566160" cy="7717155"/>
+            <wp:extent cx="3295903" cy="7132320"/>
             <wp:effectExtent l="0" t="0" r="15240" b="4445"/>
             <wp:docPr id="8" name="Picture 8"/>
             <wp:cNvGraphicFramePr>
@@ -3028,7 +3258,7 @@
                   <pic:spPr>
                     <a:xfrm>
                       <a:off x="0" y="0"/>
-                      <a:ext cx="3566160" cy="7717536"/>
+                      <a:ext cx="3295903" cy="7132672"/>
                     </a:xfrm>
                     <a:prstGeom prst="rect">
                       <a:avLst/>
@@ -3050,10 +3280,11 @@
       </w:pPr>
       <w:r>
         <w:rPr>
-          <w:i/>
+          <w:i w:val="0"/>
           <w:color w:val="000000"/>
           <w:sz w:val="18"/>
           <w:lang w:eastAsia="zh-CN"/>
+          <w:rFonts w:ascii="Times New Roman" w:hAnsi="Times New Roman" w:eastAsia="宋体" w:cs="Times New Roman" w:hint="eastAsia"/>
         </w:rPr>
         <w:t>图 8  Today 记录输入页高保真原型</w:t>
       </w:r>
@@ -3061,15 +3292,17 @@
     <w:p>
       <w:pPr>
         <w:jc w:val="center"/>
+        <w:keepNext w:val="1"/>
       </w:pPr>
       <w:r>
         <w:rPr>
           <w:noProof/>
+          <w:rFonts w:ascii="Times New Roman" w:hAnsi="Times New Roman" w:eastAsia="宋体" w:cs="Times New Roman" w:hint="eastAsia"/>
         </w:rPr>
         <w:lastRenderedPageBreak/>
         <w:drawing>
           <wp:inline distT="0" distB="0" distL="114300" distR="114300" wp14:anchorId="5E68325A" wp14:editId="5E609D15">
-            <wp:extent cx="3566160" cy="7717155"/>
+            <wp:extent cx="3295903" cy="7132320"/>
             <wp:effectExtent l="0" t="0" r="15240" b="4445"/>
             <wp:docPr id="9" name="Picture 9"/>
             <wp:cNvGraphicFramePr>
@@ -3093,7 +3326,7 @@
                   <pic:spPr>
                     <a:xfrm>
                       <a:off x="0" y="0"/>
-                      <a:ext cx="3566160" cy="7717536"/>
+                      <a:ext cx="3295903" cy="7132672"/>
                     </a:xfrm>
                     <a:prstGeom prst="rect">
                       <a:avLst/>
@@ -3115,10 +3348,11 @@
       </w:pPr>
       <w:r>
         <w:rPr>
-          <w:i/>
+          <w:i w:val="0"/>
           <w:color w:val="000000"/>
           <w:sz w:val="18"/>
           <w:lang w:eastAsia="zh-CN"/>
+          <w:rFonts w:ascii="Times New Roman" w:hAnsi="Times New Roman" w:eastAsia="宋体" w:cs="Times New Roman" w:hint="eastAsia"/>
         </w:rPr>
         <w:t>图 9  轻量任务选择页高保真原型</w:t>
       </w:r>
@@ -3126,15 +3360,17 @@
     <w:p>
       <w:pPr>
         <w:jc w:val="center"/>
+        <w:keepNext w:val="1"/>
       </w:pPr>
       <w:r>
         <w:rPr>
           <w:noProof/>
+          <w:rFonts w:ascii="Times New Roman" w:hAnsi="Times New Roman" w:eastAsia="宋体" w:cs="Times New Roman" w:hint="eastAsia"/>
         </w:rPr>
         <w:lastRenderedPageBreak/>
         <w:drawing>
           <wp:inline distT="0" distB="0" distL="114300" distR="114300" wp14:anchorId="3B77082B" wp14:editId="608135C8">
-            <wp:extent cx="3566160" cy="8961120"/>
+            <wp:extent cx="2838372" cy="7132320"/>
             <wp:effectExtent l="0" t="0" r="15240" b="5080"/>
             <wp:docPr id="10" name="Picture 10"/>
             <wp:cNvGraphicFramePr>
@@ -3158,7 +3394,7 @@
                   <pic:spPr>
                     <a:xfrm>
                       <a:off x="0" y="0"/>
-                      <a:ext cx="3566160" cy="8961120"/>
+                      <a:ext cx="2838372" cy="7132320"/>
                     </a:xfrm>
                     <a:prstGeom prst="rect">
                       <a:avLst/>
@@ -3180,10 +3416,11 @@
       </w:pPr>
       <w:r>
         <w:rPr>
-          <w:i/>
+          <w:i w:val="0"/>
           <w:color w:val="000000"/>
           <w:sz w:val="18"/>
           <w:lang w:eastAsia="zh-CN"/>
+          <w:rFonts w:ascii="Times New Roman" w:hAnsi="Times New Roman" w:eastAsia="宋体" w:cs="Times New Roman" w:hint="eastAsia"/>
         </w:rPr>
         <w:lastRenderedPageBreak/>
         <w:t>图 10  校园地点详情页高保真原型</w:t>
@@ -3192,14 +3429,16 @@
     <w:p>
       <w:pPr>
         <w:jc w:val="center"/>
+        <w:keepNext w:val="1"/>
       </w:pPr>
       <w:r>
         <w:rPr>
           <w:noProof/>
+          <w:rFonts w:ascii="Times New Roman" w:hAnsi="Times New Roman" w:eastAsia="宋体" w:cs="Times New Roman" w:hint="eastAsia"/>
         </w:rPr>
         <w:drawing>
           <wp:inline distT="0" distB="0" distL="114300" distR="114300" wp14:anchorId="57F92387" wp14:editId="0BD4E523">
-            <wp:extent cx="3566160" cy="7717155"/>
+            <wp:extent cx="3295903" cy="7132320"/>
             <wp:effectExtent l="0" t="0" r="15240" b="4445"/>
             <wp:docPr id="11" name="Picture 11"/>
             <wp:cNvGraphicFramePr>
@@ -3223,7 +3462,7 @@
                   <pic:spPr>
                     <a:xfrm>
                       <a:off x="0" y="0"/>
-                      <a:ext cx="3566160" cy="7717536"/>
+                      <a:ext cx="3295903" cy="7132672"/>
                     </a:xfrm>
                     <a:prstGeom prst="rect">
                       <a:avLst/>
@@ -3245,10 +3484,11 @@
       </w:pPr>
       <w:r>
         <w:rPr>
-          <w:i/>
+          <w:i w:val="0"/>
           <w:color w:val="000000"/>
           <w:sz w:val="18"/>
           <w:lang w:eastAsia="zh-CN"/>
+          <w:rFonts w:ascii="Times New Roman" w:hAnsi="Times New Roman" w:eastAsia="宋体" w:cs="Times New Roman" w:hint="eastAsia"/>
         </w:rPr>
         <w:t>图 11  自定义天气页高保真原型</w:t>
       </w:r>
@@ -3259,10 +3499,16 @@
         <w:spacing w:before="160" w:after="120"/>
       </w:pPr>
       <w:r>
+        <w:rPr>
+          <w:rFonts w:ascii="Arial" w:hAnsi="Arial" w:eastAsia="黑体" w:cs="Arial" w:hint="eastAsia"/>
+        </w:rPr>
         <w:lastRenderedPageBreak/>
         <w:t xml:space="preserve">4.1 </w:t>
       </w:r>
       <w:r>
+        <w:rPr>
+          <w:rFonts w:ascii="Arial" w:hAnsi="Arial" w:eastAsia="黑体" w:cs="Arial" w:hint="eastAsia"/>
+        </w:rPr>
         <w:t>页面交互要求</w:t>
       </w:r>
     </w:p>
@@ -3289,6 +3535,8 @@
       <w:tr>
         <w:trPr>
           <w:jc w:val="center"/>
+          <w:cantSplit/>
+          <w:tblHeader/>
         </w:trPr>
         <w:tc>
           <w:tcPr>
@@ -3307,7 +3555,7 @@
             </w:pPr>
             <w:r>
               <w:rPr>
-                <w:rFonts w:ascii="Songti SC" w:eastAsia="Songti SC" w:hAnsi="Songti SC"/>
+                <w:rFonts w:ascii="Times New Roman" w:hAnsi="Times New Roman" w:eastAsia="宋体" w:cs="Times New Roman" w:hint="eastAsia"/>
                 <w:b/>
                 <w:color w:val="000000"/>
                 <w:sz w:val="19"/>
@@ -3333,7 +3581,7 @@
             </w:pPr>
             <w:r>
               <w:rPr>
-                <w:rFonts w:ascii="Songti SC" w:eastAsia="Songti SC" w:hAnsi="Songti SC"/>
+                <w:rFonts w:ascii="Times New Roman" w:hAnsi="Times New Roman" w:eastAsia="宋体" w:cs="Times New Roman" w:hint="eastAsia"/>
                 <w:b/>
                 <w:color w:val="000000"/>
                 <w:sz w:val="19"/>
@@ -3359,7 +3607,7 @@
             </w:pPr>
             <w:r>
               <w:rPr>
-                <w:rFonts w:ascii="Songti SC" w:eastAsia="Songti SC" w:hAnsi="Songti SC"/>
+                <w:rFonts w:ascii="Times New Roman" w:hAnsi="Times New Roman" w:eastAsia="宋体" w:cs="Times New Roman" w:hint="eastAsia"/>
                 <w:b/>
                 <w:color w:val="000000"/>
                 <w:sz w:val="19"/>
@@ -3372,6 +3620,7 @@
       <w:tr>
         <w:trPr>
           <w:jc w:val="center"/>
+          <w:cantSplit/>
         </w:trPr>
         <w:tc>
           <w:tcPr>
@@ -3390,7 +3639,7 @@
             </w:pPr>
             <w:r>
               <w:rPr>
-                <w:rFonts w:ascii="Songti SC" w:eastAsia="Songti SC" w:hAnsi="Songti SC"/>
+                <w:rFonts w:ascii="Times New Roman" w:hAnsi="Times New Roman" w:eastAsia="宋体" w:cs="Times New Roman" w:hint="eastAsia"/>
                 <w:sz w:val="19"/>
               </w:rPr>
               <w:t>Today</w:t>
@@ -3417,7 +3666,7 @@
             </w:pPr>
             <w:r>
               <w:rPr>
-                <w:rFonts w:ascii="Songti SC" w:eastAsia="Songti SC" w:hAnsi="Songti SC"/>
+                <w:rFonts w:ascii="Times New Roman" w:hAnsi="Times New Roman" w:eastAsia="宋体" w:cs="Times New Roman" w:hint="eastAsia"/>
                 <w:sz w:val="19"/>
                 <w:lang w:eastAsia="zh-CN"/>
               </w:rPr>
@@ -3445,7 +3694,7 @@
             </w:pPr>
             <w:r>
               <w:rPr>
-                <w:rFonts w:ascii="Songti SC" w:eastAsia="Songti SC" w:hAnsi="Songti SC"/>
+                <w:rFonts w:ascii="Times New Roman" w:hAnsi="Times New Roman" w:eastAsia="宋体" w:cs="Times New Roman" w:hint="eastAsia"/>
                 <w:sz w:val="19"/>
                 <w:lang w:eastAsia="zh-CN"/>
               </w:rPr>
@@ -3457,6 +3706,7 @@
       <w:tr>
         <w:trPr>
           <w:jc w:val="center"/>
+          <w:cantSplit/>
         </w:trPr>
         <w:tc>
           <w:tcPr>
@@ -3475,7 +3725,7 @@
             </w:pPr>
             <w:r>
               <w:rPr>
-                <w:rFonts w:ascii="Songti SC" w:eastAsia="Songti SC" w:hAnsi="Songti SC"/>
+                <w:rFonts w:ascii="Times New Roman" w:hAnsi="Times New Roman" w:eastAsia="宋体" w:cs="Times New Roman" w:hint="eastAsia"/>
                 <w:sz w:val="19"/>
               </w:rPr>
               <w:t>Campus</w:t>
@@ -3502,7 +3752,7 @@
             </w:pPr>
             <w:r>
               <w:rPr>
-                <w:rFonts w:ascii="Songti SC" w:eastAsia="Songti SC" w:hAnsi="Songti SC"/>
+                <w:rFonts w:ascii="Times New Roman" w:hAnsi="Times New Roman" w:eastAsia="宋体" w:cs="Times New Roman" w:hint="eastAsia"/>
                 <w:sz w:val="19"/>
                 <w:lang w:eastAsia="zh-CN"/>
               </w:rPr>
@@ -3530,7 +3780,7 @@
             </w:pPr>
             <w:r>
               <w:rPr>
-                <w:rFonts w:ascii="Songti SC" w:eastAsia="Songti SC" w:hAnsi="Songti SC"/>
+                <w:rFonts w:ascii="Times New Roman" w:hAnsi="Times New Roman" w:eastAsia="宋体" w:cs="Times New Roman" w:hint="eastAsia"/>
                 <w:sz w:val="19"/>
                 <w:lang w:eastAsia="zh-CN"/>
               </w:rPr>
@@ -3542,6 +3792,7 @@
       <w:tr>
         <w:trPr>
           <w:jc w:val="center"/>
+          <w:cantSplit/>
         </w:trPr>
         <w:tc>
           <w:tcPr>
@@ -3560,7 +3811,7 @@
             </w:pPr>
             <w:r>
               <w:rPr>
-                <w:rFonts w:ascii="Songti SC" w:eastAsia="Songti SC" w:hAnsi="Songti SC"/>
+                <w:rFonts w:ascii="Times New Roman" w:hAnsi="Times New Roman" w:eastAsia="宋体" w:cs="Times New Roman" w:hint="eastAsia"/>
                 <w:sz w:val="19"/>
               </w:rPr>
               <w:t>Universe</w:t>
@@ -3587,7 +3838,7 @@
             </w:pPr>
             <w:r>
               <w:rPr>
-                <w:rFonts w:ascii="Songti SC" w:eastAsia="Songti SC" w:hAnsi="Songti SC"/>
+                <w:rFonts w:ascii="Times New Roman" w:hAnsi="Times New Roman" w:eastAsia="宋体" w:cs="Times New Roman" w:hint="eastAsia"/>
                 <w:sz w:val="19"/>
                 <w:lang w:eastAsia="zh-CN"/>
               </w:rPr>
@@ -3612,7 +3863,7 @@
             </w:pPr>
             <w:r>
               <w:rPr>
-                <w:rFonts w:ascii="Songti SC" w:eastAsia="Songti SC" w:hAnsi="Songti SC"/>
+                <w:rFonts w:ascii="Times New Roman" w:hAnsi="Times New Roman" w:eastAsia="宋体" w:cs="Times New Roman" w:hint="eastAsia"/>
                 <w:sz w:val="19"/>
               </w:rPr>
               <w:t>当前为准备中空态</w:t>
@@ -3623,6 +3874,7 @@
       <w:tr>
         <w:trPr>
           <w:jc w:val="center"/>
+          <w:cantSplit/>
         </w:trPr>
         <w:tc>
           <w:tcPr>
@@ -3641,7 +3893,7 @@
             </w:pPr>
             <w:r>
               <w:rPr>
-                <w:rFonts w:ascii="Songti SC" w:eastAsia="Songti SC" w:hAnsi="Songti SC"/>
+                <w:rFonts w:ascii="Times New Roman" w:hAnsi="Times New Roman" w:eastAsia="宋体" w:cs="Times New Roman" w:hint="eastAsia"/>
                 <w:sz w:val="19"/>
               </w:rPr>
               <w:t>Me</w:t>
@@ -3668,7 +3920,7 @@
             </w:pPr>
             <w:r>
               <w:rPr>
-                <w:rFonts w:ascii="Songti SC" w:eastAsia="Songti SC" w:hAnsi="Songti SC"/>
+                <w:rFonts w:ascii="Times New Roman" w:hAnsi="Times New Roman" w:eastAsia="宋体" w:cs="Times New Roman" w:hint="eastAsia"/>
                 <w:sz w:val="19"/>
                 <w:lang w:eastAsia="zh-CN"/>
               </w:rPr>
@@ -3696,7 +3948,7 @@
             </w:pPr>
             <w:r>
               <w:rPr>
-                <w:rFonts w:ascii="Songti SC" w:eastAsia="Songti SC" w:hAnsi="Songti SC"/>
+                <w:rFonts w:ascii="Times New Roman" w:hAnsi="Times New Roman" w:eastAsia="宋体" w:cs="Times New Roman" w:hint="eastAsia"/>
                 <w:sz w:val="19"/>
                 <w:lang w:eastAsia="zh-CN"/>
               </w:rPr>
@@ -3724,24 +3976,28 @@
       <w:r>
         <w:rPr>
           <w:lang w:eastAsia="zh-CN"/>
+          <w:rFonts w:ascii="Arial" w:hAnsi="Arial" w:eastAsia="黑体" w:cs="Arial" w:hint="eastAsia"/>
         </w:rPr>
         <w:t xml:space="preserve">5 </w:t>
       </w:r>
       <w:r>
         <w:rPr>
           <w:lang w:eastAsia="zh-CN"/>
+          <w:rFonts w:ascii="Arial" w:hAnsi="Arial" w:eastAsia="黑体" w:cs="Arial" w:hint="eastAsia"/>
         </w:rPr>
         <w:t>功能描述与验收</w:t>
       </w:r>
       <w:r>
         <w:rPr>
           <w:lang w:eastAsia="zh-CN"/>
+          <w:rFonts w:ascii="Arial" w:hAnsi="Arial" w:eastAsia="黑体" w:cs="Arial" w:hint="eastAsia"/>
         </w:rPr>
         <w:t>/</w:t>
       </w:r>
       <w:r>
         <w:rPr>
           <w:lang w:eastAsia="zh-CN"/>
+          <w:rFonts w:ascii="Arial" w:hAnsi="Arial" w:eastAsia="黑体" w:cs="Arial" w:hint="eastAsia"/>
         </w:rPr>
         <w:t>验证标准</w:t>
       </w:r>
@@ -3751,14 +4007,23 @@
         <w:spacing w:after="120"/>
       </w:pPr>
       <w:r>
+        <w:rPr>
+          <w:rFonts w:ascii="Times New Roman" w:hAnsi="Times New Roman" w:eastAsia="宋体" w:cs="Times New Roman" w:hint="eastAsia"/>
+        </w:rPr>
         <w:t>下表将原 Requirements Specification 中的功能需求与仓库当前状态对齐。状态分为：本地演示、设计中、未实现、固定模拟说明。</w:t>
       </w:r>
       <w:proofErr w:type="gramStart"/>
       <w:r>
+        <w:rPr>
+          <w:rFonts w:ascii="Times New Roman" w:hAnsi="Times New Roman" w:eastAsia="宋体" w:cs="Times New Roman" w:hint="eastAsia"/>
+        </w:rPr>
         <w:t>所有“待验证”项目在正式验收前不得改写为已完成</w:t>
       </w:r>
       <w:proofErr w:type="gramEnd"/>
       <w:r>
+        <w:rPr>
+          <w:rFonts w:ascii="Times New Roman" w:hAnsi="Times New Roman" w:eastAsia="宋体" w:cs="Times New Roman" w:hint="eastAsia"/>
+        </w:rPr>
         <w:t>。</w:t>
       </w:r>
     </w:p>
@@ -3788,6 +4053,8 @@
       <w:tr>
         <w:trPr>
           <w:jc w:val="center"/>
+          <w:cantSplit/>
+          <w:tblHeader/>
         </w:trPr>
         <w:tc>
           <w:tcPr>
@@ -3806,7 +4073,7 @@
             </w:pPr>
             <w:r>
               <w:rPr>
-                <w:rFonts w:ascii="Songti SC" w:eastAsia="Songti SC" w:hAnsi="Songti SC"/>
+                <w:rFonts w:ascii="Times New Roman" w:hAnsi="Times New Roman" w:eastAsia="宋体" w:cs="Times New Roman" w:hint="eastAsia"/>
                 <w:b/>
                 <w:color w:val="000000"/>
                 <w:sz w:val="19"/>
@@ -3832,7 +4099,7 @@
             </w:pPr>
             <w:r>
               <w:rPr>
-                <w:rFonts w:ascii="Songti SC" w:eastAsia="Songti SC" w:hAnsi="Songti SC"/>
+                <w:rFonts w:ascii="Times New Roman" w:hAnsi="Times New Roman" w:eastAsia="宋体" w:cs="Times New Roman" w:hint="eastAsia"/>
                 <w:b/>
                 <w:color w:val="000000"/>
                 <w:sz w:val="19"/>
@@ -3858,7 +4125,7 @@
             </w:pPr>
             <w:r>
               <w:rPr>
-                <w:rFonts w:ascii="Songti SC" w:eastAsia="Songti SC" w:hAnsi="Songti SC"/>
+                <w:rFonts w:ascii="Times New Roman" w:hAnsi="Times New Roman" w:eastAsia="宋体" w:cs="Times New Roman" w:hint="eastAsia"/>
                 <w:b/>
                 <w:color w:val="000000"/>
                 <w:sz w:val="19"/>
@@ -3884,7 +4151,7 @@
             </w:pPr>
             <w:r>
               <w:rPr>
-                <w:rFonts w:ascii="Songti SC" w:eastAsia="Songti SC" w:hAnsi="Songti SC"/>
+                <w:rFonts w:ascii="Times New Roman" w:hAnsi="Times New Roman" w:eastAsia="宋体" w:cs="Times New Roman" w:hint="eastAsia"/>
                 <w:b/>
                 <w:color w:val="000000"/>
                 <w:sz w:val="19"/>
@@ -3910,7 +4177,7 @@
             </w:pPr>
             <w:r>
               <w:rPr>
-                <w:rFonts w:ascii="Songti SC" w:eastAsia="Songti SC" w:hAnsi="Songti SC"/>
+                <w:rFonts w:ascii="Times New Roman" w:hAnsi="Times New Roman" w:eastAsia="宋体" w:cs="Times New Roman" w:hint="eastAsia"/>
                 <w:b/>
                 <w:color w:val="000000"/>
                 <w:sz w:val="19"/>
@@ -3936,7 +4203,7 @@
             </w:pPr>
             <w:r>
               <w:rPr>
-                <w:rFonts w:ascii="Songti SC" w:eastAsia="Songti SC" w:hAnsi="Songti SC"/>
+                <w:rFonts w:ascii="Times New Roman" w:hAnsi="Times New Roman" w:eastAsia="宋体" w:cs="Times New Roman" w:hint="eastAsia"/>
                 <w:b/>
                 <w:color w:val="000000"/>
                 <w:sz w:val="19"/>
@@ -3949,6 +4216,7 @@
       <w:tr>
         <w:trPr>
           <w:jc w:val="center"/>
+          <w:cantSplit/>
         </w:trPr>
         <w:tc>
           <w:tcPr>
@@ -3967,7 +4235,7 @@
             </w:pPr>
             <w:r>
               <w:rPr>
-                <w:rFonts w:ascii="Songti SC" w:eastAsia="Songti SC" w:hAnsi="Songti SC"/>
+                <w:rFonts w:ascii="Times New Roman" w:hAnsi="Times New Roman" w:eastAsia="宋体" w:cs="Times New Roman" w:hint="eastAsia"/>
                 <w:sz w:val="19"/>
               </w:rPr>
               <w:t>F01</w:t>
@@ -3991,7 +4259,7 @@
             </w:pPr>
             <w:r>
               <w:rPr>
-                <w:rFonts w:ascii="Songti SC" w:eastAsia="Songti SC" w:hAnsi="Songti SC"/>
+                <w:rFonts w:ascii="Times New Roman" w:hAnsi="Times New Roman" w:eastAsia="宋体" w:cs="Times New Roman" w:hint="eastAsia"/>
                 <w:sz w:val="19"/>
               </w:rPr>
               <w:t>天气记录</w:t>
@@ -4015,7 +4283,7 @@
             </w:pPr>
             <w:r>
               <w:rPr>
-                <w:rFonts w:ascii="Songti SC" w:eastAsia="Songti SC" w:hAnsi="Songti SC"/>
+                <w:rFonts w:ascii="Times New Roman" w:hAnsi="Times New Roman" w:eastAsia="宋体" w:cs="Times New Roman" w:hint="eastAsia"/>
                 <w:sz w:val="19"/>
               </w:rPr>
               <w:t>P0</w:t>
@@ -4039,7 +4307,7 @@
             </w:pPr>
             <w:r>
               <w:rPr>
-                <w:rFonts w:ascii="Songti SC" w:eastAsia="Songti SC" w:hAnsi="Songti SC"/>
+                <w:rFonts w:ascii="Times New Roman" w:hAnsi="Times New Roman" w:eastAsia="宋体" w:cs="Times New Roman" w:hint="eastAsia"/>
                 <w:sz w:val="19"/>
               </w:rPr>
               <w:t>Yifan / Xiang Hong</w:t>
@@ -4063,7 +4331,7 @@
             </w:pPr>
             <w:r>
               <w:rPr>
-                <w:rFonts w:ascii="Songti SC" w:eastAsia="Songti SC" w:hAnsi="Songti SC"/>
+                <w:rFonts w:ascii="Times New Roman" w:hAnsi="Times New Roman" w:eastAsia="宋体" w:cs="Times New Roman" w:hint="eastAsia"/>
                 <w:sz w:val="19"/>
               </w:rPr>
               <w:t>本地演示；正式 journal 未实现</w:t>
@@ -4087,7 +4355,7 @@
             </w:pPr>
             <w:r>
               <w:rPr>
-                <w:rFonts w:ascii="Songti SC" w:eastAsia="Songti SC" w:hAnsi="Songti SC"/>
+                <w:rFonts w:ascii="Times New Roman" w:hAnsi="Times New Roman" w:eastAsia="宋体" w:cs="Times New Roman" w:hint="eastAsia"/>
                 <w:sz w:val="19"/>
               </w:rPr>
               <w:t>T01：天气必选；只选天气可保存；服务端 owner/date 唯一</w:t>
@@ -4098,6 +4366,7 @@
       <w:tr>
         <w:trPr>
           <w:jc w:val="center"/>
+          <w:cantSplit/>
         </w:trPr>
         <w:tc>
           <w:tcPr>
@@ -4116,7 +4385,7 @@
             </w:pPr>
             <w:r>
               <w:rPr>
-                <w:rFonts w:ascii="Songti SC" w:eastAsia="Songti SC" w:hAnsi="Songti SC"/>
+                <w:rFonts w:ascii="Times New Roman" w:hAnsi="Times New Roman" w:eastAsia="宋体" w:cs="Times New Roman" w:hint="eastAsia"/>
                 <w:sz w:val="19"/>
               </w:rPr>
               <w:t>F02</w:t>
@@ -4140,7 +4409,7 @@
             </w:pPr>
             <w:r>
               <w:rPr>
-                <w:rFonts w:ascii="Songti SC" w:eastAsia="Songti SC" w:hAnsi="Songti SC"/>
+                <w:rFonts w:ascii="Times New Roman" w:hAnsi="Times New Roman" w:eastAsia="宋体" w:cs="Times New Roman" w:hint="eastAsia"/>
                 <w:sz w:val="19"/>
               </w:rPr>
               <w:t>标签和文字输入</w:t>
@@ -4164,7 +4433,7 @@
             </w:pPr>
             <w:r>
               <w:rPr>
-                <w:rFonts w:ascii="Songti SC" w:eastAsia="Songti SC" w:hAnsi="Songti SC"/>
+                <w:rFonts w:ascii="Times New Roman" w:hAnsi="Times New Roman" w:eastAsia="宋体" w:cs="Times New Roman" w:hint="eastAsia"/>
                 <w:sz w:val="19"/>
               </w:rPr>
               <w:t>P0</w:t>
@@ -4188,7 +4457,7 @@
             </w:pPr>
             <w:r>
               <w:rPr>
-                <w:rFonts w:ascii="Songti SC" w:eastAsia="Songti SC" w:hAnsi="Songti SC"/>
+                <w:rFonts w:ascii="Times New Roman" w:hAnsi="Times New Roman" w:eastAsia="宋体" w:cs="Times New Roman" w:hint="eastAsia"/>
                 <w:sz w:val="19"/>
               </w:rPr>
               <w:t>Yifan / Xiang Hong</w:t>
@@ -4212,7 +4481,7 @@
             </w:pPr>
             <w:r>
               <w:rPr>
-                <w:rFonts w:ascii="Songti SC" w:eastAsia="Songti SC" w:hAnsi="Songti SC"/>
+                <w:rFonts w:ascii="Times New Roman" w:hAnsi="Times New Roman" w:eastAsia="宋体" w:cs="Times New Roman" w:hint="eastAsia"/>
                 <w:sz w:val="19"/>
               </w:rPr>
               <w:t>本地演示与边界测试</w:t>
@@ -4239,7 +4508,7 @@
             </w:pPr>
             <w:r>
               <w:rPr>
-                <w:rFonts w:ascii="Songti SC" w:eastAsia="Songti SC" w:hAnsi="Songti SC"/>
+                <w:rFonts w:ascii="Times New Roman" w:hAnsi="Times New Roman" w:eastAsia="宋体" w:cs="Times New Roman" w:hint="eastAsia"/>
                 <w:sz w:val="19"/>
                 <w:lang w:eastAsia="zh-CN"/>
               </w:rPr>
@@ -4251,6 +4520,7 @@
       <w:tr>
         <w:trPr>
           <w:jc w:val="center"/>
+          <w:cantSplit/>
         </w:trPr>
         <w:tc>
           <w:tcPr>
@@ -4269,7 +4539,7 @@
             </w:pPr>
             <w:r>
               <w:rPr>
-                <w:rFonts w:ascii="Songti SC" w:eastAsia="Songti SC" w:hAnsi="Songti SC"/>
+                <w:rFonts w:ascii="Times New Roman" w:hAnsi="Times New Roman" w:eastAsia="宋体" w:cs="Times New Roman" w:hint="eastAsia"/>
                 <w:sz w:val="19"/>
               </w:rPr>
               <w:t>F03</w:t>
@@ -4293,7 +4563,7 @@
             </w:pPr>
             <w:r>
               <w:rPr>
-                <w:rFonts w:ascii="Songti SC" w:eastAsia="Songti SC" w:hAnsi="Songti SC"/>
+                <w:rFonts w:ascii="Times New Roman" w:hAnsi="Times New Roman" w:eastAsia="宋体" w:cs="Times New Roman" w:hint="eastAsia"/>
                 <w:sz w:val="19"/>
               </w:rPr>
               <w:t>补记和编辑</w:t>
@@ -4317,7 +4587,7 @@
             </w:pPr>
             <w:r>
               <w:rPr>
-                <w:rFonts w:ascii="Songti SC" w:eastAsia="Songti SC" w:hAnsi="Songti SC"/>
+                <w:rFonts w:ascii="Times New Roman" w:hAnsi="Times New Roman" w:eastAsia="宋体" w:cs="Times New Roman" w:hint="eastAsia"/>
                 <w:sz w:val="19"/>
               </w:rPr>
               <w:t>P0</w:t>
@@ -4341,7 +4611,7 @@
             </w:pPr>
             <w:r>
               <w:rPr>
-                <w:rFonts w:ascii="Songti SC" w:eastAsia="Songti SC" w:hAnsi="Songti SC"/>
+                <w:rFonts w:ascii="Times New Roman" w:hAnsi="Times New Roman" w:eastAsia="宋体" w:cs="Times New Roman" w:hint="eastAsia"/>
                 <w:sz w:val="19"/>
               </w:rPr>
               <w:t>Yifan / Xiang Hong</w:t>
@@ -4368,7 +4638,7 @@
             </w:pPr>
             <w:r>
               <w:rPr>
-                <w:rFonts w:ascii="Songti SC" w:eastAsia="Songti SC" w:hAnsi="Songti SC"/>
+                <w:rFonts w:ascii="Times New Roman" w:hAnsi="Times New Roman" w:eastAsia="宋体" w:cs="Times New Roman" w:hint="eastAsia"/>
                 <w:sz w:val="19"/>
                 <w:lang w:eastAsia="zh-CN"/>
               </w:rPr>
@@ -4396,7 +4666,7 @@
             </w:pPr>
             <w:r>
               <w:rPr>
-                <w:rFonts w:ascii="Songti SC" w:eastAsia="Songti SC" w:hAnsi="Songti SC"/>
+                <w:rFonts w:ascii="Times New Roman" w:hAnsi="Times New Roman" w:eastAsia="宋体" w:cs="Times New Roman" w:hint="eastAsia"/>
                 <w:sz w:val="19"/>
                 <w:lang w:eastAsia="zh-CN"/>
               </w:rPr>
@@ -4408,6 +4678,7 @@
       <w:tr>
         <w:trPr>
           <w:jc w:val="center"/>
+          <w:cantSplit/>
         </w:trPr>
         <w:tc>
           <w:tcPr>
@@ -4426,7 +4697,7 @@
             </w:pPr>
             <w:r>
               <w:rPr>
-                <w:rFonts w:ascii="Songti SC" w:eastAsia="Songti SC" w:hAnsi="Songti SC"/>
+                <w:rFonts w:ascii="Times New Roman" w:hAnsi="Times New Roman" w:eastAsia="宋体" w:cs="Times New Roman" w:hint="eastAsia"/>
                 <w:sz w:val="19"/>
               </w:rPr>
               <w:t>F04</w:t>
@@ -4450,7 +4721,7 @@
             </w:pPr>
             <w:r>
               <w:rPr>
-                <w:rFonts w:ascii="Songti SC" w:eastAsia="Songti SC" w:hAnsi="Songti SC"/>
+                <w:rFonts w:ascii="Times New Roman" w:hAnsi="Times New Roman" w:eastAsia="宋体" w:cs="Times New Roman" w:hint="eastAsia"/>
                 <w:sz w:val="19"/>
               </w:rPr>
               <w:t>删除及回顾同步</w:t>
@@ -4474,7 +4745,7 @@
             </w:pPr>
             <w:r>
               <w:rPr>
-                <w:rFonts w:ascii="Songti SC" w:eastAsia="Songti SC" w:hAnsi="Songti SC"/>
+                <w:rFonts w:ascii="Times New Roman" w:hAnsi="Times New Roman" w:eastAsia="宋体" w:cs="Times New Roman" w:hint="eastAsia"/>
                 <w:sz w:val="19"/>
               </w:rPr>
               <w:t>P0</w:t>
@@ -4498,7 +4769,7 @@
             </w:pPr>
             <w:r>
               <w:rPr>
-                <w:rFonts w:ascii="Songti SC" w:eastAsia="Songti SC" w:hAnsi="Songti SC"/>
+                <w:rFonts w:ascii="Times New Roman" w:hAnsi="Times New Roman" w:eastAsia="宋体" w:cs="Times New Roman" w:hint="eastAsia"/>
                 <w:sz w:val="19"/>
               </w:rPr>
               <w:t>Yifan / Xiang Hong</w:t>
@@ -4525,7 +4796,7 @@
             </w:pPr>
             <w:r>
               <w:rPr>
-                <w:rFonts w:ascii="Songti SC" w:eastAsia="Songti SC" w:hAnsi="Songti SC"/>
+                <w:rFonts w:ascii="Times New Roman" w:hAnsi="Times New Roman" w:eastAsia="宋体" w:cs="Times New Roman" w:hint="eastAsia"/>
                 <w:sz w:val="19"/>
                 <w:lang w:eastAsia="zh-CN"/>
               </w:rPr>
@@ -4553,7 +4824,7 @@
             </w:pPr>
             <w:r>
               <w:rPr>
-                <w:rFonts w:ascii="Songti SC" w:eastAsia="Songti SC" w:hAnsi="Songti SC"/>
+                <w:rFonts w:ascii="Times New Roman" w:hAnsi="Times New Roman" w:eastAsia="宋体" w:cs="Times New Roman" w:hint="eastAsia"/>
                 <w:sz w:val="19"/>
                 <w:lang w:eastAsia="zh-CN"/>
               </w:rPr>
@@ -4565,6 +4836,7 @@
       <w:tr>
         <w:trPr>
           <w:jc w:val="center"/>
+          <w:cantSplit/>
         </w:trPr>
         <w:tc>
           <w:tcPr>
@@ -4583,7 +4855,7 @@
             </w:pPr>
             <w:r>
               <w:rPr>
-                <w:rFonts w:ascii="Songti SC" w:eastAsia="Songti SC" w:hAnsi="Songti SC"/>
+                <w:rFonts w:ascii="Times New Roman" w:hAnsi="Times New Roman" w:eastAsia="宋体" w:cs="Times New Roman" w:hint="eastAsia"/>
                 <w:sz w:val="19"/>
               </w:rPr>
               <w:t>F05</w:t>
@@ -4607,7 +4879,7 @@
             </w:pPr>
             <w:r>
               <w:rPr>
-                <w:rFonts w:ascii="Songti SC" w:eastAsia="Songti SC" w:hAnsi="Songti SC"/>
+                <w:rFonts w:ascii="Times New Roman" w:hAnsi="Times New Roman" w:eastAsia="宋体" w:cs="Times New Roman" w:hint="eastAsia"/>
                 <w:sz w:val="19"/>
               </w:rPr>
               <w:t>私人天气日历</w:t>
@@ -4631,7 +4903,7 @@
             </w:pPr>
             <w:r>
               <w:rPr>
-                <w:rFonts w:ascii="Songti SC" w:eastAsia="Songti SC" w:hAnsi="Songti SC"/>
+                <w:rFonts w:ascii="Times New Roman" w:hAnsi="Times New Roman" w:eastAsia="宋体" w:cs="Times New Roman" w:hint="eastAsia"/>
                 <w:sz w:val="19"/>
               </w:rPr>
               <w:t>P0</w:t>
@@ -4655,7 +4927,7 @@
             </w:pPr>
             <w:r>
               <w:rPr>
-                <w:rFonts w:ascii="Songti SC" w:eastAsia="Songti SC" w:hAnsi="Songti SC"/>
+                <w:rFonts w:ascii="Times New Roman" w:hAnsi="Times New Roman" w:eastAsia="宋体" w:cs="Times New Roman" w:hint="eastAsia"/>
                 <w:sz w:val="19"/>
               </w:rPr>
               <w:t>Zhifeng / Xiang Hong</w:t>
@@ -4679,7 +4951,7 @@
             </w:pPr>
             <w:r>
               <w:rPr>
-                <w:rFonts w:ascii="Songti SC" w:eastAsia="Songti SC" w:hAnsi="Songti SC"/>
+                <w:rFonts w:ascii="Times New Roman" w:hAnsi="Times New Roman" w:eastAsia="宋体" w:cs="Times New Roman" w:hint="eastAsia"/>
                 <w:sz w:val="19"/>
               </w:rPr>
               <w:t>设计中；Universe 空态</w:t>
@@ -4703,7 +4975,7 @@
             </w:pPr>
             <w:r>
               <w:rPr>
-                <w:rFonts w:ascii="Songti SC" w:eastAsia="Songti SC" w:hAnsi="Songti SC"/>
+                <w:rFonts w:ascii="Times New Roman" w:hAnsi="Times New Roman" w:eastAsia="宋体" w:cs="Times New Roman" w:hint="eastAsia"/>
                 <w:sz w:val="19"/>
               </w:rPr>
               <w:t>T05：空月、跨月、缺失日期留白</w:t>
@@ -4714,6 +4986,7 @@
       <w:tr>
         <w:trPr>
           <w:jc w:val="center"/>
+          <w:cantSplit/>
         </w:trPr>
         <w:tc>
           <w:tcPr>
@@ -4732,7 +5005,7 @@
             </w:pPr>
             <w:r>
               <w:rPr>
-                <w:rFonts w:ascii="Songti SC" w:eastAsia="Songti SC" w:hAnsi="Songti SC"/>
+                <w:rFonts w:ascii="Times New Roman" w:hAnsi="Times New Roman" w:eastAsia="宋体" w:cs="Times New Roman" w:hint="eastAsia"/>
                 <w:sz w:val="19"/>
               </w:rPr>
               <w:t>F06</w:t>
@@ -4756,7 +5029,7 @@
             </w:pPr>
             <w:r>
               <w:rPr>
-                <w:rFonts w:ascii="Songti SC" w:eastAsia="Songti SC" w:hAnsi="Songti SC"/>
+                <w:rFonts w:ascii="Times New Roman" w:hAnsi="Times New Roman" w:eastAsia="宋体" w:cs="Times New Roman" w:hint="eastAsia"/>
                 <w:sz w:val="19"/>
               </w:rPr>
               <w:t>个人天气分布</w:t>
@@ -4780,7 +5053,7 @@
             </w:pPr>
             <w:r>
               <w:rPr>
-                <w:rFonts w:ascii="Songti SC" w:eastAsia="Songti SC" w:hAnsi="Songti SC"/>
+                <w:rFonts w:ascii="Times New Roman" w:hAnsi="Times New Roman" w:eastAsia="宋体" w:cs="Times New Roman" w:hint="eastAsia"/>
                 <w:sz w:val="19"/>
               </w:rPr>
               <w:t>P0</w:t>
@@ -4804,7 +5077,7 @@
             </w:pPr>
             <w:r>
               <w:rPr>
-                <w:rFonts w:ascii="Songti SC" w:eastAsia="Songti SC" w:hAnsi="Songti SC"/>
+                <w:rFonts w:ascii="Times New Roman" w:hAnsi="Times New Roman" w:eastAsia="宋体" w:cs="Times New Roman" w:hint="eastAsia"/>
                 <w:sz w:val="19"/>
               </w:rPr>
               <w:t>Zhifeng / Xiang Hong</w:t>
@@ -4828,7 +5101,7 @@
             </w:pPr>
             <w:r>
               <w:rPr>
-                <w:rFonts w:ascii="Songti SC" w:eastAsia="Songti SC" w:hAnsi="Songti SC"/>
+                <w:rFonts w:ascii="Times New Roman" w:hAnsi="Times New Roman" w:eastAsia="宋体" w:cs="Times New Roman" w:hint="eastAsia"/>
                 <w:sz w:val="19"/>
               </w:rPr>
               <w:t>设计中</w:t>
@@ -4855,7 +5128,7 @@
             </w:pPr>
             <w:r>
               <w:rPr>
-                <w:rFonts w:ascii="Songti SC" w:eastAsia="Songti SC" w:hAnsi="Songti SC"/>
+                <w:rFonts w:ascii="Times New Roman" w:hAnsi="Times New Roman" w:eastAsia="宋体" w:cs="Times New Roman" w:hint="eastAsia"/>
                 <w:sz w:val="19"/>
                 <w:lang w:eastAsia="zh-CN"/>
               </w:rPr>
@@ -4867,6 +5140,7 @@
       <w:tr>
         <w:trPr>
           <w:jc w:val="center"/>
+          <w:cantSplit/>
         </w:trPr>
         <w:tc>
           <w:tcPr>
@@ -4885,7 +5159,7 @@
             </w:pPr>
             <w:r>
               <w:rPr>
-                <w:rFonts w:ascii="Songti SC" w:eastAsia="Songti SC" w:hAnsi="Songti SC"/>
+                <w:rFonts w:ascii="Times New Roman" w:hAnsi="Times New Roman" w:eastAsia="宋体" w:cs="Times New Roman" w:hint="eastAsia"/>
                 <w:sz w:val="19"/>
               </w:rPr>
               <w:t>F07</w:t>
@@ -4909,7 +5183,7 @@
             </w:pPr>
             <w:r>
               <w:rPr>
-                <w:rFonts w:ascii="Songti SC" w:eastAsia="Songti SC" w:hAnsi="Songti SC"/>
+                <w:rFonts w:ascii="Times New Roman" w:hAnsi="Times New Roman" w:eastAsia="宋体" w:cs="Times New Roman" w:hint="eastAsia"/>
                 <w:sz w:val="19"/>
               </w:rPr>
               <w:t>阶段时间线</w:t>
@@ -4933,7 +5207,7 @@
             </w:pPr>
             <w:r>
               <w:rPr>
-                <w:rFonts w:ascii="Songti SC" w:eastAsia="Songti SC" w:hAnsi="Songti SC"/>
+                <w:rFonts w:ascii="Times New Roman" w:hAnsi="Times New Roman" w:eastAsia="宋体" w:cs="Times New Roman" w:hint="eastAsia"/>
                 <w:sz w:val="19"/>
               </w:rPr>
               <w:t>P1</w:t>
@@ -4957,7 +5231,7 @@
             </w:pPr>
             <w:r>
               <w:rPr>
-                <w:rFonts w:ascii="Songti SC" w:eastAsia="Songti SC" w:hAnsi="Songti SC"/>
+                <w:rFonts w:ascii="Times New Roman" w:hAnsi="Times New Roman" w:eastAsia="宋体" w:cs="Times New Roman" w:hint="eastAsia"/>
                 <w:sz w:val="19"/>
               </w:rPr>
               <w:t>Zhifeng / Xiang Hong</w:t>
@@ -4981,7 +5255,7 @@
             </w:pPr>
             <w:r>
               <w:rPr>
-                <w:rFonts w:ascii="Songti SC" w:eastAsia="Songti SC" w:hAnsi="Songti SC"/>
+                <w:rFonts w:ascii="Times New Roman" w:hAnsi="Times New Roman" w:eastAsia="宋体" w:cs="Times New Roman" w:hint="eastAsia"/>
                 <w:sz w:val="19"/>
               </w:rPr>
               <w:t>设计中</w:t>
@@ -5008,7 +5282,7 @@
             </w:pPr>
             <w:r>
               <w:rPr>
-                <w:rFonts w:ascii="Songti SC" w:eastAsia="Songti SC" w:hAnsi="Songti SC"/>
+                <w:rFonts w:ascii="Times New Roman" w:hAnsi="Times New Roman" w:eastAsia="宋体" w:cs="Times New Roman" w:hint="eastAsia"/>
                 <w:sz w:val="19"/>
                 <w:lang w:eastAsia="zh-CN"/>
               </w:rPr>
@@ -5020,6 +5294,7 @@
       <w:tr>
         <w:trPr>
           <w:jc w:val="center"/>
+          <w:cantSplit/>
         </w:trPr>
         <w:tc>
           <w:tcPr>
@@ -5038,7 +5313,7 @@
             </w:pPr>
             <w:r>
               <w:rPr>
-                <w:rFonts w:ascii="Songti SC" w:eastAsia="Songti SC" w:hAnsi="Songti SC"/>
+                <w:rFonts w:ascii="Times New Roman" w:hAnsi="Times New Roman" w:eastAsia="宋体" w:cs="Times New Roman" w:hint="eastAsia"/>
                 <w:sz w:val="19"/>
               </w:rPr>
               <w:t>F08</w:t>
@@ -5062,7 +5337,7 @@
             </w:pPr>
             <w:r>
               <w:rPr>
-                <w:rFonts w:ascii="Songti SC" w:eastAsia="Songti SC" w:hAnsi="Songti SC"/>
+                <w:rFonts w:ascii="Times New Roman" w:hAnsi="Times New Roman" w:eastAsia="宋体" w:cs="Times New Roman" w:hint="eastAsia"/>
                 <w:sz w:val="19"/>
               </w:rPr>
               <w:t>月份档案</w:t>
@@ -5086,7 +5361,7 @@
             </w:pPr>
             <w:r>
               <w:rPr>
-                <w:rFonts w:ascii="Songti SC" w:eastAsia="Songti SC" w:hAnsi="Songti SC"/>
+                <w:rFonts w:ascii="Times New Roman" w:hAnsi="Times New Roman" w:eastAsia="宋体" w:cs="Times New Roman" w:hint="eastAsia"/>
                 <w:sz w:val="19"/>
               </w:rPr>
               <w:t>P1</w:t>
@@ -5110,7 +5385,7 @@
             </w:pPr>
             <w:r>
               <w:rPr>
-                <w:rFonts w:ascii="Songti SC" w:eastAsia="Songti SC" w:hAnsi="Songti SC"/>
+                <w:rFonts w:ascii="Times New Roman" w:hAnsi="Times New Roman" w:eastAsia="宋体" w:cs="Times New Roman" w:hint="eastAsia"/>
                 <w:sz w:val="19"/>
               </w:rPr>
               <w:t>Zhifeng / Xiang Hong</w:t>
@@ -5134,7 +5409,7 @@
             </w:pPr>
             <w:r>
               <w:rPr>
-                <w:rFonts w:ascii="Songti SC" w:eastAsia="Songti SC" w:hAnsi="Songti SC"/>
+                <w:rFonts w:ascii="Times New Roman" w:hAnsi="Times New Roman" w:eastAsia="宋体" w:cs="Times New Roman" w:hint="eastAsia"/>
                 <w:sz w:val="19"/>
               </w:rPr>
               <w:t>未实现</w:t>
@@ -5161,7 +5436,7 @@
             </w:pPr>
             <w:r>
               <w:rPr>
-                <w:rFonts w:ascii="Songti SC" w:eastAsia="Songti SC" w:hAnsi="Songti SC"/>
+                <w:rFonts w:ascii="Times New Roman" w:hAnsi="Times New Roman" w:eastAsia="宋体" w:cs="Times New Roman" w:hint="eastAsia"/>
                 <w:sz w:val="19"/>
                 <w:lang w:eastAsia="zh-CN"/>
               </w:rPr>
@@ -5173,6 +5448,7 @@
       <w:tr>
         <w:trPr>
           <w:jc w:val="center"/>
+          <w:cantSplit/>
         </w:trPr>
         <w:tc>
           <w:tcPr>
@@ -5191,7 +5467,7 @@
             </w:pPr>
             <w:r>
               <w:rPr>
-                <w:rFonts w:ascii="Songti SC" w:eastAsia="Songti SC" w:hAnsi="Songti SC"/>
+                <w:rFonts w:ascii="Times New Roman" w:hAnsi="Times New Roman" w:eastAsia="宋体" w:cs="Times New Roman" w:hint="eastAsia"/>
                 <w:sz w:val="19"/>
               </w:rPr>
               <w:t>F09</w:t>
@@ -5215,7 +5491,7 @@
             </w:pPr>
             <w:r>
               <w:rPr>
-                <w:rFonts w:ascii="Songti SC" w:eastAsia="Songti SC" w:hAnsi="Songti SC"/>
+                <w:rFonts w:ascii="Times New Roman" w:hAnsi="Times New Roman" w:eastAsia="宋体" w:cs="Times New Roman" w:hint="eastAsia"/>
                 <w:sz w:val="19"/>
               </w:rPr>
               <w:t>私人天气卡片</w:t>
@@ -5239,7 +5515,7 @@
             </w:pPr>
             <w:r>
               <w:rPr>
-                <w:rFonts w:ascii="Songti SC" w:eastAsia="Songti SC" w:hAnsi="Songti SC"/>
+                <w:rFonts w:ascii="Times New Roman" w:hAnsi="Times New Roman" w:eastAsia="宋体" w:cs="Times New Roman" w:hint="eastAsia"/>
                 <w:sz w:val="19"/>
               </w:rPr>
               <w:t>P1</w:t>
@@ -5263,7 +5539,7 @@
             </w:pPr>
             <w:r>
               <w:rPr>
-                <w:rFonts w:ascii="Songti SC" w:eastAsia="Songti SC" w:hAnsi="Songti SC"/>
+                <w:rFonts w:ascii="Times New Roman" w:hAnsi="Times New Roman" w:eastAsia="宋体" w:cs="Times New Roman" w:hint="eastAsia"/>
                 <w:sz w:val="19"/>
               </w:rPr>
               <w:t>Zhifeng / Xiang Hong</w:t>
@@ -5287,7 +5563,7 @@
             </w:pPr>
             <w:r>
               <w:rPr>
-                <w:rFonts w:ascii="Songti SC" w:eastAsia="Songti SC" w:hAnsi="Songti SC"/>
+                <w:rFonts w:ascii="Times New Roman" w:hAnsi="Times New Roman" w:eastAsia="宋体" w:cs="Times New Roman" w:hint="eastAsia"/>
                 <w:sz w:val="19"/>
               </w:rPr>
               <w:t>未实现</w:t>
@@ -5314,7 +5590,7 @@
             </w:pPr>
             <w:r>
               <w:rPr>
-                <w:rFonts w:ascii="Songti SC" w:eastAsia="Songti SC" w:hAnsi="Songti SC"/>
+                <w:rFonts w:ascii="Times New Roman" w:hAnsi="Times New Roman" w:eastAsia="宋体" w:cs="Times New Roman" w:hint="eastAsia"/>
                 <w:sz w:val="19"/>
                 <w:lang w:eastAsia="zh-CN"/>
               </w:rPr>
@@ -5326,6 +5602,7 @@
       <w:tr>
         <w:trPr>
           <w:jc w:val="center"/>
+          <w:cantSplit/>
         </w:trPr>
         <w:tc>
           <w:tcPr>
@@ -5344,7 +5621,7 @@
             </w:pPr>
             <w:r>
               <w:rPr>
-                <w:rFonts w:ascii="Songti SC" w:eastAsia="Songti SC" w:hAnsi="Songti SC"/>
+                <w:rFonts w:ascii="Times New Roman" w:hAnsi="Times New Roman" w:eastAsia="宋体" w:cs="Times New Roman" w:hint="eastAsia"/>
                 <w:sz w:val="19"/>
               </w:rPr>
               <w:lastRenderedPageBreak/>
@@ -5369,7 +5646,7 @@
             </w:pPr>
             <w:r>
               <w:rPr>
-                <w:rFonts w:ascii="Songti SC" w:eastAsia="Songti SC" w:hAnsi="Songti SC"/>
+                <w:rFonts w:ascii="Times New Roman" w:hAnsi="Times New Roman" w:eastAsia="宋体" w:cs="Times New Roman" w:hint="eastAsia"/>
                 <w:sz w:val="19"/>
               </w:rPr>
               <w:t>轻量装饰和重置</w:t>
@@ -5393,7 +5670,7 @@
             </w:pPr>
             <w:r>
               <w:rPr>
-                <w:rFonts w:ascii="Songti SC" w:eastAsia="Songti SC" w:hAnsi="Songti SC"/>
+                <w:rFonts w:ascii="Times New Roman" w:hAnsi="Times New Roman" w:eastAsia="宋体" w:cs="Times New Roman" w:hint="eastAsia"/>
                 <w:sz w:val="19"/>
               </w:rPr>
               <w:t>P1</w:t>
@@ -5417,7 +5694,7 @@
             </w:pPr>
             <w:r>
               <w:rPr>
-                <w:rFonts w:ascii="Songti SC" w:eastAsia="Songti SC" w:hAnsi="Songti SC"/>
+                <w:rFonts w:ascii="Times New Roman" w:hAnsi="Times New Roman" w:eastAsia="宋体" w:cs="Times New Roman" w:hint="eastAsia"/>
                 <w:sz w:val="19"/>
               </w:rPr>
               <w:t>Zhifeng / Xiang Hong</w:t>
@@ -5441,7 +5718,7 @@
             </w:pPr>
             <w:r>
               <w:rPr>
-                <w:rFonts w:ascii="Songti SC" w:eastAsia="Songti SC" w:hAnsi="Songti SC"/>
+                <w:rFonts w:ascii="Times New Roman" w:hAnsi="Times New Roman" w:eastAsia="宋体" w:cs="Times New Roman" w:hint="eastAsia"/>
                 <w:sz w:val="19"/>
               </w:rPr>
               <w:t>未实现</w:t>
@@ -5468,7 +5745,7 @@
             </w:pPr>
             <w:r>
               <w:rPr>
-                <w:rFonts w:ascii="Songti SC" w:eastAsia="Songti SC" w:hAnsi="Songti SC"/>
+                <w:rFonts w:ascii="Times New Roman" w:hAnsi="Times New Roman" w:eastAsia="宋体" w:cs="Times New Roman" w:hint="eastAsia"/>
                 <w:sz w:val="19"/>
                 <w:lang w:eastAsia="zh-CN"/>
               </w:rPr>
@@ -5480,6 +5757,7 @@
       <w:tr>
         <w:trPr>
           <w:jc w:val="center"/>
+          <w:cantSplit/>
         </w:trPr>
         <w:tc>
           <w:tcPr>
@@ -5498,7 +5776,7 @@
             </w:pPr>
             <w:r>
               <w:rPr>
-                <w:rFonts w:ascii="Songti SC" w:eastAsia="Songti SC" w:hAnsi="Songti SC"/>
+                <w:rFonts w:ascii="Times New Roman" w:hAnsi="Times New Roman" w:eastAsia="宋体" w:cs="Times New Roman" w:hint="eastAsia"/>
                 <w:sz w:val="19"/>
               </w:rPr>
               <w:t>F11</w:t>
@@ -5522,7 +5800,7 @@
             </w:pPr>
             <w:r>
               <w:rPr>
-                <w:rFonts w:ascii="Songti SC" w:eastAsia="Songti SC" w:hAnsi="Songti SC"/>
+                <w:rFonts w:ascii="Times New Roman" w:hAnsi="Times New Roman" w:eastAsia="宋体" w:cs="Times New Roman" w:hint="eastAsia"/>
                 <w:sz w:val="19"/>
               </w:rPr>
               <w:t>校园地点列表和地图</w:t>
@@ -5546,7 +5824,7 @@
             </w:pPr>
             <w:r>
               <w:rPr>
-                <w:rFonts w:ascii="Songti SC" w:eastAsia="Songti SC" w:hAnsi="Songti SC"/>
+                <w:rFonts w:ascii="Times New Roman" w:hAnsi="Times New Roman" w:eastAsia="宋体" w:cs="Times New Roman" w:hint="eastAsia"/>
                 <w:sz w:val="19"/>
               </w:rPr>
               <w:t>P1</w:t>
@@ -5570,7 +5848,7 @@
             </w:pPr>
             <w:r>
               <w:rPr>
-                <w:rFonts w:ascii="Songti SC" w:eastAsia="Songti SC" w:hAnsi="Songti SC"/>
+                <w:rFonts w:ascii="Times New Roman" w:hAnsi="Times New Roman" w:eastAsia="宋体" w:cs="Times New Roman" w:hint="eastAsia"/>
                 <w:sz w:val="19"/>
               </w:rPr>
               <w:t>Qinghan / Junhan</w:t>
@@ -5597,7 +5875,7 @@
             </w:pPr>
             <w:r>
               <w:rPr>
-                <w:rFonts w:ascii="Songti SC" w:eastAsia="Songti SC" w:hAnsi="Songti SC"/>
+                <w:rFonts w:ascii="Times New Roman" w:hAnsi="Times New Roman" w:eastAsia="宋体" w:cs="Times New Roman" w:hint="eastAsia"/>
                 <w:sz w:val="19"/>
                 <w:lang w:eastAsia="zh-CN"/>
               </w:rPr>
@@ -5625,7 +5903,7 @@
             </w:pPr>
             <w:r>
               <w:rPr>
-                <w:rFonts w:ascii="Songti SC" w:eastAsia="Songti SC" w:hAnsi="Songti SC"/>
+                <w:rFonts w:ascii="Times New Roman" w:hAnsi="Times New Roman" w:eastAsia="宋体" w:cs="Times New Roman" w:hint="eastAsia"/>
                 <w:sz w:val="19"/>
                 <w:lang w:eastAsia="zh-CN"/>
               </w:rPr>
@@ -5637,6 +5915,7 @@
       <w:tr>
         <w:trPr>
           <w:jc w:val="center"/>
+          <w:cantSplit/>
         </w:trPr>
         <w:tc>
           <w:tcPr>
@@ -5655,7 +5934,7 @@
             </w:pPr>
             <w:r>
               <w:rPr>
-                <w:rFonts w:ascii="Songti SC" w:eastAsia="Songti SC" w:hAnsi="Songti SC"/>
+                <w:rFonts w:ascii="Times New Roman" w:hAnsi="Times New Roman" w:eastAsia="宋体" w:cs="Times New Roman" w:hint="eastAsia"/>
                 <w:sz w:val="19"/>
               </w:rPr>
               <w:t>F12</w:t>
@@ -5679,7 +5958,7 @@
             </w:pPr>
             <w:r>
               <w:rPr>
-                <w:rFonts w:ascii="Songti SC" w:eastAsia="Songti SC" w:hAnsi="Songti SC"/>
+                <w:rFonts w:ascii="Times New Roman" w:hAnsi="Times New Roman" w:eastAsia="宋体" w:cs="Times New Roman" w:hint="eastAsia"/>
                 <w:sz w:val="19"/>
               </w:rPr>
               <w:t>地点偏好筛选</w:t>
@@ -5703,7 +5982,7 @@
             </w:pPr>
             <w:r>
               <w:rPr>
-                <w:rFonts w:ascii="Songti SC" w:eastAsia="Songti SC" w:hAnsi="Songti SC"/>
+                <w:rFonts w:ascii="Times New Roman" w:hAnsi="Times New Roman" w:eastAsia="宋体" w:cs="Times New Roman" w:hint="eastAsia"/>
                 <w:sz w:val="19"/>
               </w:rPr>
               <w:t>P1</w:t>
@@ -5727,7 +6006,7 @@
             </w:pPr>
             <w:r>
               <w:rPr>
-                <w:rFonts w:ascii="Songti SC" w:eastAsia="Songti SC" w:hAnsi="Songti SC"/>
+                <w:rFonts w:ascii="Times New Roman" w:hAnsi="Times New Roman" w:eastAsia="宋体" w:cs="Times New Roman" w:hint="eastAsia"/>
                 <w:sz w:val="19"/>
               </w:rPr>
               <w:t>Qinghan / Junhan</w:t>
@@ -5751,7 +6030,7 @@
             </w:pPr>
             <w:r>
               <w:rPr>
-                <w:rFonts w:ascii="Songti SC" w:eastAsia="Songti SC" w:hAnsi="Songti SC"/>
+                <w:rFonts w:ascii="Times New Roman" w:hAnsi="Times New Roman" w:eastAsia="宋体" w:cs="Times New Roman" w:hint="eastAsia"/>
                 <w:sz w:val="19"/>
               </w:rPr>
               <w:t>未实现</w:t>
@@ -5778,7 +6057,7 @@
             </w:pPr>
             <w:r>
               <w:rPr>
-                <w:rFonts w:ascii="Songti SC" w:eastAsia="Songti SC" w:hAnsi="Songti SC"/>
+                <w:rFonts w:ascii="Times New Roman" w:hAnsi="Times New Roman" w:eastAsia="宋体" w:cs="Times New Roman" w:hint="eastAsia"/>
                 <w:sz w:val="19"/>
                 <w:lang w:eastAsia="zh-CN"/>
               </w:rPr>
@@ -5790,6 +6069,7 @@
       <w:tr>
         <w:trPr>
           <w:jc w:val="center"/>
+          <w:cantSplit/>
         </w:trPr>
         <w:tc>
           <w:tcPr>
@@ -5808,7 +6088,7 @@
             </w:pPr>
             <w:r>
               <w:rPr>
-                <w:rFonts w:ascii="Songti SC" w:eastAsia="Songti SC" w:hAnsi="Songti SC"/>
+                <w:rFonts w:ascii="Times New Roman" w:hAnsi="Times New Roman" w:eastAsia="宋体" w:cs="Times New Roman" w:hint="eastAsia"/>
                 <w:sz w:val="19"/>
               </w:rPr>
               <w:t>F13</w:t>
@@ -5832,7 +6112,7 @@
             </w:pPr>
             <w:r>
               <w:rPr>
-                <w:rFonts w:ascii="Songti SC" w:eastAsia="Songti SC" w:hAnsi="Songti SC"/>
+                <w:rFonts w:ascii="Times New Roman" w:hAnsi="Times New Roman" w:eastAsia="宋体" w:cs="Times New Roman" w:hint="eastAsia"/>
                 <w:sz w:val="19"/>
               </w:rPr>
               <w:t>地点详情和主动导航</w:t>
@@ -5856,7 +6136,7 @@
             </w:pPr>
             <w:r>
               <w:rPr>
-                <w:rFonts w:ascii="Songti SC" w:eastAsia="Songti SC" w:hAnsi="Songti SC"/>
+                <w:rFonts w:ascii="Times New Roman" w:hAnsi="Times New Roman" w:eastAsia="宋体" w:cs="Times New Roman" w:hint="eastAsia"/>
                 <w:sz w:val="19"/>
               </w:rPr>
               <w:t>P1</w:t>
@@ -5880,7 +6160,7 @@
             </w:pPr>
             <w:r>
               <w:rPr>
-                <w:rFonts w:ascii="Songti SC" w:eastAsia="Songti SC" w:hAnsi="Songti SC"/>
+                <w:rFonts w:ascii="Times New Roman" w:hAnsi="Times New Roman" w:eastAsia="宋体" w:cs="Times New Roman" w:hint="eastAsia"/>
                 <w:sz w:val="19"/>
               </w:rPr>
               <w:t>Qinghan / Junhan</w:t>
@@ -5904,7 +6184,7 @@
             </w:pPr>
             <w:r>
               <w:rPr>
-                <w:rFonts w:ascii="Songti SC" w:eastAsia="Songti SC" w:hAnsi="Songti SC"/>
+                <w:rFonts w:ascii="Times New Roman" w:hAnsi="Times New Roman" w:eastAsia="宋体" w:cs="Times New Roman" w:hint="eastAsia"/>
                 <w:sz w:val="19"/>
               </w:rPr>
               <w:t>未实现</w:t>
@@ -5931,7 +6211,7 @@
             </w:pPr>
             <w:r>
               <w:rPr>
-                <w:rFonts w:ascii="Songti SC" w:eastAsia="Songti SC" w:hAnsi="Songti SC"/>
+                <w:rFonts w:ascii="Times New Roman" w:hAnsi="Times New Roman" w:eastAsia="宋体" w:cs="Times New Roman" w:hint="eastAsia"/>
                 <w:sz w:val="19"/>
                 <w:lang w:eastAsia="zh-CN"/>
               </w:rPr>
@@ -5943,6 +6223,7 @@
       <w:tr>
         <w:trPr>
           <w:jc w:val="center"/>
+          <w:cantSplit/>
         </w:trPr>
         <w:tc>
           <w:tcPr>
@@ -5961,7 +6242,7 @@
             </w:pPr>
             <w:r>
               <w:rPr>
-                <w:rFonts w:ascii="Songti SC" w:eastAsia="Songti SC" w:hAnsi="Songti SC"/>
+                <w:rFonts w:ascii="Times New Roman" w:hAnsi="Times New Roman" w:eastAsia="宋体" w:cs="Times New Roman" w:hint="eastAsia"/>
                 <w:sz w:val="19"/>
               </w:rPr>
               <w:t>F14</w:t>
@@ -5985,7 +6266,7 @@
             </w:pPr>
             <w:r>
               <w:rPr>
-                <w:rFonts w:ascii="Songti SC" w:eastAsia="Songti SC" w:hAnsi="Songti SC"/>
+                <w:rFonts w:ascii="Times New Roman" w:hAnsi="Times New Roman" w:eastAsia="宋体" w:cs="Times New Roman" w:hint="eastAsia"/>
                 <w:sz w:val="19"/>
               </w:rPr>
               <w:t>地点收藏</w:t>
@@ -6009,7 +6290,7 @@
             </w:pPr>
             <w:r>
               <w:rPr>
-                <w:rFonts w:ascii="Songti SC" w:eastAsia="Songti SC" w:hAnsi="Songti SC"/>
+                <w:rFonts w:ascii="Times New Roman" w:hAnsi="Times New Roman" w:eastAsia="宋体" w:cs="Times New Roman" w:hint="eastAsia"/>
                 <w:sz w:val="19"/>
               </w:rPr>
               <w:t>P1</w:t>
@@ -6033,7 +6314,7 @@
             </w:pPr>
             <w:r>
               <w:rPr>
-                <w:rFonts w:ascii="Songti SC" w:eastAsia="Songti SC" w:hAnsi="Songti SC"/>
+                <w:rFonts w:ascii="Times New Roman" w:hAnsi="Times New Roman" w:eastAsia="宋体" w:cs="Times New Roman" w:hint="eastAsia"/>
                 <w:sz w:val="19"/>
               </w:rPr>
               <w:t>Qinghan / Junhan</w:t>
@@ -6057,7 +6338,7 @@
             </w:pPr>
             <w:r>
               <w:rPr>
-                <w:rFonts w:ascii="Songti SC" w:eastAsia="Songti SC" w:hAnsi="Songti SC"/>
+                <w:rFonts w:ascii="Times New Roman" w:hAnsi="Times New Roman" w:eastAsia="宋体" w:cs="Times New Roman" w:hint="eastAsia"/>
                 <w:sz w:val="19"/>
               </w:rPr>
               <w:t>未实现</w:t>
@@ -6084,7 +6365,7 @@
             </w:pPr>
             <w:r>
               <w:rPr>
-                <w:rFonts w:ascii="Songti SC" w:eastAsia="Songti SC" w:hAnsi="Songti SC"/>
+                <w:rFonts w:ascii="Times New Roman" w:hAnsi="Times New Roman" w:eastAsia="宋体" w:cs="Times New Roman" w:hint="eastAsia"/>
                 <w:sz w:val="19"/>
                 <w:lang w:eastAsia="zh-CN"/>
               </w:rPr>
@@ -6096,6 +6377,7 @@
       <w:tr>
         <w:trPr>
           <w:jc w:val="center"/>
+          <w:cantSplit/>
         </w:trPr>
         <w:tc>
           <w:tcPr>
@@ -6114,7 +6396,7 @@
             </w:pPr>
             <w:r>
               <w:rPr>
-                <w:rFonts w:ascii="Songti SC" w:eastAsia="Songti SC" w:hAnsi="Songti SC"/>
+                <w:rFonts w:ascii="Times New Roman" w:hAnsi="Times New Roman" w:eastAsia="宋体" w:cs="Times New Roman" w:hint="eastAsia"/>
                 <w:sz w:val="19"/>
               </w:rPr>
               <w:t>F15</w:t>
@@ -6138,7 +6420,7 @@
             </w:pPr>
             <w:r>
               <w:rPr>
-                <w:rFonts w:ascii="Songti SC" w:eastAsia="Songti SC" w:hAnsi="Songti SC"/>
+                <w:rFonts w:ascii="Times New Roman" w:hAnsi="Times New Roman" w:eastAsia="宋体" w:cs="Times New Roman" w:hint="eastAsia"/>
                 <w:sz w:val="19"/>
               </w:rPr>
               <w:t>地点纠错和审核状态</w:t>
@@ -6162,7 +6444,7 @@
             </w:pPr>
             <w:r>
               <w:rPr>
-                <w:rFonts w:ascii="Songti SC" w:eastAsia="Songti SC" w:hAnsi="Songti SC"/>
+                <w:rFonts w:ascii="Times New Roman" w:hAnsi="Times New Roman" w:eastAsia="宋体" w:cs="Times New Roman" w:hint="eastAsia"/>
                 <w:sz w:val="19"/>
               </w:rPr>
               <w:t>P1</w:t>
@@ -6186,7 +6468,7 @@
             </w:pPr>
             <w:r>
               <w:rPr>
-                <w:rFonts w:ascii="Songti SC" w:eastAsia="Songti SC" w:hAnsi="Songti SC"/>
+                <w:rFonts w:ascii="Times New Roman" w:hAnsi="Times New Roman" w:eastAsia="宋体" w:cs="Times New Roman" w:hint="eastAsia"/>
                 <w:sz w:val="19"/>
               </w:rPr>
               <w:t>Qinghan / Junhan</w:t>
@@ -6210,7 +6492,7 @@
             </w:pPr>
             <w:r>
               <w:rPr>
-                <w:rFonts w:ascii="Songti SC" w:eastAsia="Songti SC" w:hAnsi="Songti SC"/>
+                <w:rFonts w:ascii="Times New Roman" w:hAnsi="Times New Roman" w:eastAsia="宋体" w:cs="Times New Roman" w:hint="eastAsia"/>
                 <w:sz w:val="19"/>
               </w:rPr>
               <w:t>未实现</w:t>
@@ -6237,7 +6519,7 @@
             </w:pPr>
             <w:r>
               <w:rPr>
-                <w:rFonts w:ascii="Songti SC" w:eastAsia="Songti SC" w:hAnsi="Songti SC"/>
+                <w:rFonts w:ascii="Times New Roman" w:hAnsi="Times New Roman" w:eastAsia="宋体" w:cs="Times New Roman" w:hint="eastAsia"/>
                 <w:sz w:val="19"/>
                 <w:lang w:eastAsia="zh-CN"/>
               </w:rPr>
@@ -6249,6 +6531,7 @@
       <w:tr>
         <w:trPr>
           <w:jc w:val="center"/>
+          <w:cantSplit/>
         </w:trPr>
         <w:tc>
           <w:tcPr>
@@ -6267,7 +6550,7 @@
             </w:pPr>
             <w:r>
               <w:rPr>
-                <w:rFonts w:ascii="Songti SC" w:eastAsia="Songti SC" w:hAnsi="Songti SC"/>
+                <w:rFonts w:ascii="Times New Roman" w:hAnsi="Times New Roman" w:eastAsia="宋体" w:cs="Times New Roman" w:hint="eastAsia"/>
                 <w:sz w:val="19"/>
               </w:rPr>
               <w:t>F16</w:t>
@@ -6291,7 +6574,7 @@
             </w:pPr>
             <w:r>
               <w:rPr>
-                <w:rFonts w:ascii="Songti SC" w:eastAsia="Songti SC" w:hAnsi="Songti SC"/>
+                <w:rFonts w:ascii="Times New Roman" w:hAnsi="Times New Roman" w:eastAsia="宋体" w:cs="Times New Roman" w:hint="eastAsia"/>
                 <w:sz w:val="19"/>
               </w:rPr>
               <w:t>校园支持资源</w:t>
@@ -6315,7 +6598,7 @@
             </w:pPr>
             <w:r>
               <w:rPr>
-                <w:rFonts w:ascii="Songti SC" w:eastAsia="Songti SC" w:hAnsi="Songti SC"/>
+                <w:rFonts w:ascii="Times New Roman" w:hAnsi="Times New Roman" w:eastAsia="宋体" w:cs="Times New Roman" w:hint="eastAsia"/>
                 <w:sz w:val="19"/>
               </w:rPr>
               <w:t>P1</w:t>
@@ -6339,7 +6622,7 @@
             </w:pPr>
             <w:r>
               <w:rPr>
-                <w:rFonts w:ascii="Songti SC" w:eastAsia="Songti SC" w:hAnsi="Songti SC"/>
+                <w:rFonts w:ascii="Times New Roman" w:hAnsi="Times New Roman" w:eastAsia="宋体" w:cs="Times New Roman" w:hint="eastAsia"/>
                 <w:sz w:val="19"/>
               </w:rPr>
               <w:t>Qinghan / Junhan</w:t>
@@ -6363,7 +6646,7 @@
             </w:pPr>
             <w:r>
               <w:rPr>
-                <w:rFonts w:ascii="Songti SC" w:eastAsia="Songti SC" w:hAnsi="Songti SC"/>
+                <w:rFonts w:ascii="Times New Roman" w:hAnsi="Times New Roman" w:eastAsia="宋体" w:cs="Times New Roman" w:hint="eastAsia"/>
                 <w:sz w:val="19"/>
               </w:rPr>
               <w:t>未实现</w:t>
@@ -6390,7 +6673,7 @@
             </w:pPr>
             <w:r>
               <w:rPr>
-                <w:rFonts w:ascii="Songti SC" w:eastAsia="Songti SC" w:hAnsi="Songti SC"/>
+                <w:rFonts w:ascii="Times New Roman" w:hAnsi="Times New Roman" w:eastAsia="宋体" w:cs="Times New Roman" w:hint="eastAsia"/>
                 <w:sz w:val="19"/>
                 <w:lang w:eastAsia="zh-CN"/>
               </w:rPr>
@@ -6402,6 +6685,7 @@
       <w:tr>
         <w:trPr>
           <w:jc w:val="center"/>
+          <w:cantSplit/>
         </w:trPr>
         <w:tc>
           <w:tcPr>
@@ -6420,7 +6704,7 @@
             </w:pPr>
             <w:r>
               <w:rPr>
-                <w:rFonts w:ascii="Songti SC" w:eastAsia="Songti SC" w:hAnsi="Songti SC"/>
+                <w:rFonts w:ascii="Times New Roman" w:hAnsi="Times New Roman" w:eastAsia="宋体" w:cs="Times New Roman" w:hint="eastAsia"/>
                 <w:sz w:val="19"/>
               </w:rPr>
               <w:t>F17</w:t>
@@ -6444,7 +6728,7 @@
             </w:pPr>
             <w:r>
               <w:rPr>
-                <w:rFonts w:ascii="Songti SC" w:eastAsia="Songti SC" w:hAnsi="Songti SC"/>
+                <w:rFonts w:ascii="Times New Roman" w:hAnsi="Times New Roman" w:eastAsia="宋体" w:cs="Times New Roman" w:hint="eastAsia"/>
                 <w:sz w:val="19"/>
               </w:rPr>
               <w:t>自主小任务建议</w:t>
@@ -6468,7 +6752,7 @@
             </w:pPr>
             <w:r>
               <w:rPr>
-                <w:rFonts w:ascii="Songti SC" w:eastAsia="Songti SC" w:hAnsi="Songti SC"/>
+                <w:rFonts w:ascii="Times New Roman" w:hAnsi="Times New Roman" w:eastAsia="宋体" w:cs="Times New Roman" w:hint="eastAsia"/>
                 <w:sz w:val="19"/>
               </w:rPr>
               <w:t>P1</w:t>
@@ -6492,7 +6776,7 @@
             </w:pPr>
             <w:r>
               <w:rPr>
-                <w:rFonts w:ascii="Songti SC" w:eastAsia="Songti SC" w:hAnsi="Songti SC"/>
+                <w:rFonts w:ascii="Times New Roman" w:hAnsi="Times New Roman" w:eastAsia="宋体" w:cs="Times New Roman" w:hint="eastAsia"/>
                 <w:sz w:val="19"/>
               </w:rPr>
               <w:t>Qizhen Chen / Jiawei</w:t>
@@ -6519,7 +6803,7 @@
             </w:pPr>
             <w:r>
               <w:rPr>
-                <w:rFonts w:ascii="Songti SC" w:eastAsia="Songti SC" w:hAnsi="Songti SC"/>
+                <w:rFonts w:ascii="Times New Roman" w:hAnsi="Times New Roman" w:eastAsia="宋体" w:cs="Times New Roman" w:hint="eastAsia"/>
                 <w:sz w:val="19"/>
                 <w:lang w:eastAsia="zh-CN"/>
               </w:rPr>
@@ -6547,7 +6831,7 @@
             </w:pPr>
             <w:r>
               <w:rPr>
-                <w:rFonts w:ascii="Songti SC" w:eastAsia="Songti SC" w:hAnsi="Songti SC"/>
+                <w:rFonts w:ascii="Times New Roman" w:hAnsi="Times New Roman" w:eastAsia="宋体" w:cs="Times New Roman" w:hint="eastAsia"/>
                 <w:sz w:val="19"/>
                 <w:lang w:eastAsia="zh-CN"/>
               </w:rPr>
@@ -6559,6 +6843,7 @@
       <w:tr>
         <w:trPr>
           <w:jc w:val="center"/>
+          <w:cantSplit/>
         </w:trPr>
         <w:tc>
           <w:tcPr>
@@ -6577,7 +6862,7 @@
             </w:pPr>
             <w:r>
               <w:rPr>
-                <w:rFonts w:ascii="Songti SC" w:eastAsia="Songti SC" w:hAnsi="Songti SC"/>
+                <w:rFonts w:ascii="Times New Roman" w:hAnsi="Times New Roman" w:eastAsia="宋体" w:cs="Times New Roman" w:hint="eastAsia"/>
                 <w:sz w:val="19"/>
               </w:rPr>
               <w:t>F18</w:t>
@@ -6604,7 +6889,7 @@
             </w:pPr>
             <w:r>
               <w:rPr>
-                <w:rFonts w:ascii="Songti SC" w:eastAsia="Songti SC" w:hAnsi="Songti SC"/>
+                <w:rFonts w:ascii="Times New Roman" w:hAnsi="Times New Roman" w:eastAsia="宋体" w:cs="Times New Roman" w:hint="eastAsia"/>
                 <w:sz w:val="19"/>
                 <w:lang w:eastAsia="zh-CN"/>
               </w:rPr>
@@ -6629,7 +6914,7 @@
             </w:pPr>
             <w:r>
               <w:rPr>
-                <w:rFonts w:ascii="Songti SC" w:eastAsia="Songti SC" w:hAnsi="Songti SC"/>
+                <w:rFonts w:ascii="Times New Roman" w:hAnsi="Times New Roman" w:eastAsia="宋体" w:cs="Times New Roman" w:hint="eastAsia"/>
                 <w:sz w:val="19"/>
               </w:rPr>
               <w:t>P1</w:t>
@@ -6653,7 +6938,7 @@
             </w:pPr>
             <w:r>
               <w:rPr>
-                <w:rFonts w:ascii="Songti SC" w:eastAsia="Songti SC" w:hAnsi="Songti SC"/>
+                <w:rFonts w:ascii="Times New Roman" w:hAnsi="Times New Roman" w:eastAsia="宋体" w:cs="Times New Roman" w:hint="eastAsia"/>
                 <w:sz w:val="19"/>
               </w:rPr>
               <w:t>Qizhen Chen / Jiawei</w:t>
@@ -6677,7 +6962,7 @@
             </w:pPr>
             <w:r>
               <w:rPr>
-                <w:rFonts w:ascii="Songti SC" w:eastAsia="Songti SC" w:hAnsi="Songti SC"/>
+                <w:rFonts w:ascii="Times New Roman" w:hAnsi="Times New Roman" w:eastAsia="宋体" w:cs="Times New Roman" w:hint="eastAsia"/>
                 <w:sz w:val="19"/>
               </w:rPr>
               <w:t>未实现</w:t>
@@ -6704,7 +6989,7 @@
             </w:pPr>
             <w:r>
               <w:rPr>
-                <w:rFonts w:ascii="Songti SC" w:eastAsia="Songti SC" w:hAnsi="Songti SC"/>
+                <w:rFonts w:ascii="Times New Roman" w:hAnsi="Times New Roman" w:eastAsia="宋体" w:cs="Times New Roman" w:hint="eastAsia"/>
                 <w:sz w:val="19"/>
                 <w:lang w:eastAsia="zh-CN"/>
               </w:rPr>
@@ -6716,6 +7001,7 @@
       <w:tr>
         <w:trPr>
           <w:jc w:val="center"/>
+          <w:cantSplit/>
         </w:trPr>
         <w:tc>
           <w:tcPr>
@@ -6734,7 +7020,7 @@
             </w:pPr>
             <w:r>
               <w:rPr>
-                <w:rFonts w:ascii="Songti SC" w:eastAsia="Songti SC" w:hAnsi="Songti SC"/>
+                <w:rFonts w:ascii="Times New Roman" w:hAnsi="Times New Roman" w:eastAsia="宋体" w:cs="Times New Roman" w:hint="eastAsia"/>
                 <w:sz w:val="19"/>
               </w:rPr>
               <w:t>F19</w:t>
@@ -6758,7 +7044,7 @@
             </w:pPr>
             <w:r>
               <w:rPr>
-                <w:rFonts w:ascii="Songti SC" w:eastAsia="Songti SC" w:hAnsi="Songti SC"/>
+                <w:rFonts w:ascii="Times New Roman" w:hAnsi="Times New Roman" w:eastAsia="宋体" w:cs="Times New Roman" w:hint="eastAsia"/>
                 <w:sz w:val="19"/>
               </w:rPr>
               <w:t>任务历史</w:t>
@@ -6782,7 +7068,7 @@
             </w:pPr>
             <w:r>
               <w:rPr>
-                <w:rFonts w:ascii="Songti SC" w:eastAsia="Songti SC" w:hAnsi="Songti SC"/>
+                <w:rFonts w:ascii="Times New Roman" w:hAnsi="Times New Roman" w:eastAsia="宋体" w:cs="Times New Roman" w:hint="eastAsia"/>
                 <w:sz w:val="19"/>
               </w:rPr>
               <w:t>P1</w:t>
@@ -6806,7 +7092,7 @@
             </w:pPr>
             <w:r>
               <w:rPr>
-                <w:rFonts w:ascii="Songti SC" w:eastAsia="Songti SC" w:hAnsi="Songti SC"/>
+                <w:rFonts w:ascii="Times New Roman" w:hAnsi="Times New Roman" w:eastAsia="宋体" w:cs="Times New Roman" w:hint="eastAsia"/>
                 <w:sz w:val="19"/>
               </w:rPr>
               <w:t>Qizhen Chen / Jiawei</w:t>
@@ -6830,7 +7116,7 @@
             </w:pPr>
             <w:r>
               <w:rPr>
-                <w:rFonts w:ascii="Songti SC" w:eastAsia="Songti SC" w:hAnsi="Songti SC"/>
+                <w:rFonts w:ascii="Times New Roman" w:hAnsi="Times New Roman" w:eastAsia="宋体" w:cs="Times New Roman" w:hint="eastAsia"/>
                 <w:sz w:val="19"/>
               </w:rPr>
               <w:t>未实现</w:t>
@@ -6857,7 +7143,7 @@
             </w:pPr>
             <w:r>
               <w:rPr>
-                <w:rFonts w:ascii="Songti SC" w:eastAsia="Songti SC" w:hAnsi="Songti SC"/>
+                <w:rFonts w:ascii="Times New Roman" w:hAnsi="Times New Roman" w:eastAsia="宋体" w:cs="Times New Roman" w:hint="eastAsia"/>
                 <w:sz w:val="19"/>
                 <w:lang w:eastAsia="zh-CN"/>
               </w:rPr>
@@ -6869,6 +7155,7 @@
       <w:tr>
         <w:trPr>
           <w:jc w:val="center"/>
+          <w:cantSplit/>
         </w:trPr>
         <w:tc>
           <w:tcPr>
@@ -6887,7 +7174,7 @@
             </w:pPr>
             <w:r>
               <w:rPr>
-                <w:rFonts w:ascii="Songti SC" w:eastAsia="Songti SC" w:hAnsi="Songti SC"/>
+                <w:rFonts w:ascii="Times New Roman" w:hAnsi="Times New Roman" w:eastAsia="宋体" w:cs="Times New Roman" w:hint="eastAsia"/>
                 <w:sz w:val="19"/>
               </w:rPr>
               <w:t>F20</w:t>
@@ -6911,7 +7198,7 @@
             </w:pPr>
             <w:r>
               <w:rPr>
-                <w:rFonts w:ascii="Songti SC" w:eastAsia="Songti SC" w:hAnsi="Songti SC"/>
+                <w:rFonts w:ascii="Times New Roman" w:hAnsi="Times New Roman" w:eastAsia="宋体" w:cs="Times New Roman" w:hint="eastAsia"/>
                 <w:sz w:val="19"/>
               </w:rPr>
               <w:t>此刻我想要什么</w:t>
@@ -6935,7 +7222,7 @@
             </w:pPr>
             <w:r>
               <w:rPr>
-                <w:rFonts w:ascii="Songti SC" w:eastAsia="Songti SC" w:hAnsi="Songti SC"/>
+                <w:rFonts w:ascii="Times New Roman" w:hAnsi="Times New Roman" w:eastAsia="宋体" w:cs="Times New Roman" w:hint="eastAsia"/>
                 <w:sz w:val="19"/>
               </w:rPr>
               <w:t>P1</w:t>
@@ -6959,7 +7246,7 @@
             </w:pPr>
             <w:r>
               <w:rPr>
-                <w:rFonts w:ascii="Songti SC" w:eastAsia="Songti SC" w:hAnsi="Songti SC"/>
+                <w:rFonts w:ascii="Times New Roman" w:hAnsi="Times New Roman" w:eastAsia="宋体" w:cs="Times New Roman" w:hint="eastAsia"/>
                 <w:sz w:val="19"/>
               </w:rPr>
               <w:t>Yifan / Jiawei</w:t>
@@ -6986,7 +7273,7 @@
             </w:pPr>
             <w:r>
               <w:rPr>
-                <w:rFonts w:ascii="Songti SC" w:eastAsia="Songti SC" w:hAnsi="Songti SC"/>
+                <w:rFonts w:ascii="Times New Roman" w:hAnsi="Times New Roman" w:eastAsia="宋体" w:cs="Times New Roman" w:hint="eastAsia"/>
                 <w:sz w:val="19"/>
                 <w:lang w:eastAsia="zh-CN"/>
               </w:rPr>
@@ -7014,7 +7301,7 @@
             </w:pPr>
             <w:r>
               <w:rPr>
-                <w:rFonts w:ascii="Songti SC" w:eastAsia="Songti SC" w:hAnsi="Songti SC"/>
+                <w:rFonts w:ascii="Times New Roman" w:hAnsi="Times New Roman" w:eastAsia="宋体" w:cs="Times New Roman" w:hint="eastAsia"/>
                 <w:sz w:val="19"/>
                 <w:lang w:eastAsia="zh-CN"/>
               </w:rPr>
@@ -7026,6 +7313,7 @@
       <w:tr>
         <w:trPr>
           <w:jc w:val="center"/>
+          <w:cantSplit/>
         </w:trPr>
         <w:tc>
           <w:tcPr>
@@ -7044,7 +7332,7 @@
             </w:pPr>
             <w:r>
               <w:rPr>
-                <w:rFonts w:ascii="Songti SC" w:eastAsia="Songti SC" w:hAnsi="Songti SC"/>
+                <w:rFonts w:ascii="Times New Roman" w:hAnsi="Times New Roman" w:eastAsia="宋体" w:cs="Times New Roman" w:hint="eastAsia"/>
                 <w:sz w:val="19"/>
               </w:rPr>
               <w:t>F21</w:t>
@@ -7068,7 +7356,7 @@
             </w:pPr>
             <w:r>
               <w:rPr>
-                <w:rFonts w:ascii="Songti SC" w:eastAsia="Songti SC" w:hAnsi="Songti SC"/>
+                <w:rFonts w:ascii="Times New Roman" w:hAnsi="Times New Roman" w:eastAsia="宋体" w:cs="Times New Roman" w:hint="eastAsia"/>
                 <w:sz w:val="19"/>
               </w:rPr>
               <w:t>隐私与显示偏好</w:t>
@@ -7092,7 +7380,7 @@
             </w:pPr>
             <w:r>
               <w:rPr>
-                <w:rFonts w:ascii="Songti SC" w:eastAsia="Songti SC" w:hAnsi="Songti SC"/>
+                <w:rFonts w:ascii="Times New Roman" w:hAnsi="Times New Roman" w:eastAsia="宋体" w:cs="Times New Roman" w:hint="eastAsia"/>
                 <w:sz w:val="19"/>
               </w:rPr>
               <w:t>P1</w:t>
@@ -7116,7 +7404,7 @@
             </w:pPr>
             <w:r>
               <w:rPr>
-                <w:rFonts w:ascii="Songti SC" w:eastAsia="Songti SC" w:hAnsi="Songti SC"/>
+                <w:rFonts w:ascii="Times New Roman" w:hAnsi="Times New Roman" w:eastAsia="宋体" w:cs="Times New Roman" w:hint="eastAsia"/>
                 <w:sz w:val="19"/>
               </w:rPr>
               <w:t>Linghan / Jiawei</w:t>
@@ -7140,7 +7428,7 @@
             </w:pPr>
             <w:r>
               <w:rPr>
-                <w:rFonts w:ascii="Songti SC" w:eastAsia="Songti SC" w:hAnsi="Songti SC"/>
+                <w:rFonts w:ascii="Times New Roman" w:hAnsi="Times New Roman" w:eastAsia="宋体" w:cs="Times New Roman" w:hint="eastAsia"/>
                 <w:sz w:val="19"/>
               </w:rPr>
               <w:t>设计中；Me 空态</w:t>
@@ -7167,7 +7455,7 @@
             </w:pPr>
             <w:r>
               <w:rPr>
-                <w:rFonts w:ascii="Songti SC" w:eastAsia="Songti SC" w:hAnsi="Songti SC"/>
+                <w:rFonts w:ascii="Times New Roman" w:hAnsi="Times New Roman" w:eastAsia="宋体" w:cs="Times New Roman" w:hint="eastAsia"/>
                 <w:sz w:val="19"/>
                 <w:lang w:eastAsia="zh-CN"/>
               </w:rPr>
@@ -7179,6 +7467,7 @@
       <w:tr>
         <w:trPr>
           <w:jc w:val="center"/>
+          <w:cantSplit/>
         </w:trPr>
         <w:tc>
           <w:tcPr>
@@ -7197,7 +7486,7 @@
             </w:pPr>
             <w:r>
               <w:rPr>
-                <w:rFonts w:ascii="Songti SC" w:eastAsia="Songti SC" w:hAnsi="Songti SC"/>
+                <w:rFonts w:ascii="Times New Roman" w:hAnsi="Times New Roman" w:eastAsia="宋体" w:cs="Times New Roman" w:hint="eastAsia"/>
                 <w:sz w:val="19"/>
               </w:rPr>
               <w:t>F22</w:t>
@@ -7221,7 +7510,7 @@
             </w:pPr>
             <w:r>
               <w:rPr>
-                <w:rFonts w:ascii="Songti SC" w:eastAsia="Songti SC" w:hAnsi="Songti SC"/>
+                <w:rFonts w:ascii="Times New Roman" w:hAnsi="Times New Roman" w:eastAsia="宋体" w:cs="Times New Roman" w:hint="eastAsia"/>
                 <w:sz w:val="19"/>
               </w:rPr>
               <w:t>本人数据导出</w:t>
@@ -7245,7 +7534,7 @@
             </w:pPr>
             <w:r>
               <w:rPr>
-                <w:rFonts w:ascii="Songti SC" w:eastAsia="Songti SC" w:hAnsi="Songti SC"/>
+                <w:rFonts w:ascii="Times New Roman" w:hAnsi="Times New Roman" w:eastAsia="宋体" w:cs="Times New Roman" w:hint="eastAsia"/>
                 <w:sz w:val="19"/>
               </w:rPr>
               <w:t>P1</w:t>
@@ -7269,7 +7558,7 @@
             </w:pPr>
             <w:r>
               <w:rPr>
-                <w:rFonts w:ascii="Songti SC" w:eastAsia="Songti SC" w:hAnsi="Songti SC"/>
+                <w:rFonts w:ascii="Times New Roman" w:hAnsi="Times New Roman" w:eastAsia="宋体" w:cs="Times New Roman" w:hint="eastAsia"/>
                 <w:sz w:val="19"/>
               </w:rPr>
               <w:t>Linghan / Xiang Yu</w:t>
@@ -7296,7 +7585,7 @@
             </w:pPr>
             <w:r>
               <w:rPr>
-                <w:rFonts w:ascii="Songti SC" w:eastAsia="Songti SC" w:hAnsi="Songti SC"/>
+                <w:rFonts w:ascii="Times New Roman" w:hAnsi="Times New Roman" w:eastAsia="宋体" w:cs="Times New Roman" w:hint="eastAsia"/>
                 <w:sz w:val="19"/>
                 <w:lang w:eastAsia="zh-CN"/>
               </w:rPr>
@@ -7324,7 +7613,7 @@
             </w:pPr>
             <w:r>
               <w:rPr>
-                <w:rFonts w:ascii="Songti SC" w:eastAsia="Songti SC" w:hAnsi="Songti SC"/>
+                <w:rFonts w:ascii="Times New Roman" w:hAnsi="Times New Roman" w:eastAsia="宋体" w:cs="Times New Roman" w:hint="eastAsia"/>
                 <w:sz w:val="19"/>
                 <w:lang w:eastAsia="zh-CN"/>
               </w:rPr>
@@ -7336,6 +7625,7 @@
       <w:tr>
         <w:trPr>
           <w:jc w:val="center"/>
+          <w:cantSplit/>
         </w:trPr>
         <w:tc>
           <w:tcPr>
@@ -7354,7 +7644,7 @@
             </w:pPr>
             <w:r>
               <w:rPr>
-                <w:rFonts w:ascii="Songti SC" w:eastAsia="Songti SC" w:hAnsi="Songti SC"/>
+                <w:rFonts w:ascii="Times New Roman" w:hAnsi="Times New Roman" w:eastAsia="宋体" w:cs="Times New Roman" w:hint="eastAsia"/>
                 <w:sz w:val="19"/>
               </w:rPr>
               <w:t>F23</w:t>
@@ -7378,7 +7668,7 @@
             </w:pPr>
             <w:r>
               <w:rPr>
-                <w:rFonts w:ascii="Songti SC" w:eastAsia="Songti SC" w:hAnsi="Songti SC"/>
+                <w:rFonts w:ascii="Times New Roman" w:hAnsi="Times New Roman" w:eastAsia="宋体" w:cs="Times New Roman" w:hint="eastAsia"/>
                 <w:sz w:val="19"/>
               </w:rPr>
               <w:t>账号注销和清理进度</w:t>
@@ -7402,7 +7692,7 @@
             </w:pPr>
             <w:r>
               <w:rPr>
-                <w:rFonts w:ascii="Songti SC" w:eastAsia="Songti SC" w:hAnsi="Songti SC"/>
+                <w:rFonts w:ascii="Times New Roman" w:hAnsi="Times New Roman" w:eastAsia="宋体" w:cs="Times New Roman" w:hint="eastAsia"/>
                 <w:sz w:val="19"/>
               </w:rPr>
               <w:t>P1</w:t>
@@ -7426,7 +7716,7 @@
             </w:pPr>
             <w:r>
               <w:rPr>
-                <w:rFonts w:ascii="Songti SC" w:eastAsia="Songti SC" w:hAnsi="Songti SC"/>
+                <w:rFonts w:ascii="Times New Roman" w:hAnsi="Times New Roman" w:eastAsia="宋体" w:cs="Times New Roman" w:hint="eastAsia"/>
                 <w:sz w:val="19"/>
               </w:rPr>
               <w:t>Linghan / Jiawei / Xiang Yu</w:t>
@@ -7450,7 +7740,7 @@
             </w:pPr>
             <w:r>
               <w:rPr>
-                <w:rFonts w:ascii="Songti SC" w:eastAsia="Songti SC" w:hAnsi="Songti SC"/>
+                <w:rFonts w:ascii="Times New Roman" w:hAnsi="Times New Roman" w:eastAsia="宋体" w:cs="Times New Roman" w:hint="eastAsia"/>
                 <w:sz w:val="19"/>
               </w:rPr>
               <w:t>设计中；清理未执行</w:t>
@@ -7477,7 +7767,7 @@
             </w:pPr>
             <w:r>
               <w:rPr>
-                <w:rFonts w:ascii="Songti SC" w:eastAsia="Songti SC" w:hAnsi="Songti SC"/>
+                <w:rFonts w:ascii="Times New Roman" w:hAnsi="Times New Roman" w:eastAsia="宋体" w:cs="Times New Roman" w:hint="eastAsia"/>
                 <w:sz w:val="19"/>
                 <w:lang w:eastAsia="zh-CN"/>
               </w:rPr>
@@ -7489,6 +7779,7 @@
       <w:tr>
         <w:trPr>
           <w:jc w:val="center"/>
+          <w:cantSplit/>
         </w:trPr>
         <w:tc>
           <w:tcPr>
@@ -7507,7 +7798,7 @@
             </w:pPr>
             <w:r>
               <w:rPr>
-                <w:rFonts w:ascii="Songti SC" w:eastAsia="Songti SC" w:hAnsi="Songti SC"/>
+                <w:rFonts w:ascii="Times New Roman" w:hAnsi="Times New Roman" w:eastAsia="宋体" w:cs="Times New Roman" w:hint="eastAsia"/>
                 <w:sz w:val="19"/>
               </w:rPr>
               <w:t>F24</w:t>
@@ -7534,7 +7825,7 @@
             </w:pPr>
             <w:r>
               <w:rPr>
-                <w:rFonts w:ascii="Songti SC" w:eastAsia="Songti SC" w:hAnsi="Songti SC"/>
+                <w:rFonts w:ascii="Times New Roman" w:hAnsi="Times New Roman" w:eastAsia="宋体" w:cs="Times New Roman" w:hint="eastAsia"/>
                 <w:sz w:val="19"/>
                 <w:lang w:eastAsia="zh-CN"/>
               </w:rPr>
@@ -7559,7 +7850,7 @@
             </w:pPr>
             <w:r>
               <w:rPr>
-                <w:rFonts w:ascii="Songti SC" w:eastAsia="Songti SC" w:hAnsi="Songti SC"/>
+                <w:rFonts w:ascii="Times New Roman" w:hAnsi="Times New Roman" w:eastAsia="宋体" w:cs="Times New Roman" w:hint="eastAsia"/>
                 <w:sz w:val="19"/>
               </w:rPr>
               <w:t>P1</w:t>
@@ -7583,7 +7874,7 @@
             </w:pPr>
             <w:r>
               <w:rPr>
-                <w:rFonts w:ascii="Songti SC" w:eastAsia="Songti SC" w:hAnsi="Songti SC"/>
+                <w:rFonts w:ascii="Times New Roman" w:hAnsi="Times New Roman" w:eastAsia="宋体" w:cs="Times New Roman" w:hint="eastAsia"/>
                 <w:sz w:val="19"/>
               </w:rPr>
               <w:t>Linghan / 固定模拟</w:t>
@@ -7607,7 +7898,7 @@
             </w:pPr>
             <w:r>
               <w:rPr>
-                <w:rFonts w:ascii="Songti SC" w:eastAsia="Songti SC" w:hAnsi="Songti SC"/>
+                <w:rFonts w:ascii="Times New Roman" w:hAnsi="Times New Roman" w:eastAsia="宋体" w:cs="Times New Roman" w:hint="eastAsia"/>
                 <w:sz w:val="19"/>
               </w:rPr>
               <w:t>模拟说明已实现</w:t>
@@ -7631,7 +7922,7 @@
             </w:pPr>
             <w:r>
               <w:rPr>
-                <w:rFonts w:ascii="Songti SC" w:eastAsia="Songti SC" w:hAnsi="Songti SC"/>
+                <w:rFonts w:ascii="Times New Roman" w:hAnsi="Times New Roman" w:eastAsia="宋体" w:cs="Times New Roman" w:hint="eastAsia"/>
                 <w:sz w:val="19"/>
               </w:rPr>
               <w:t>T24：明确 simulated；不读取私人记录、不采集真实贡献</w:t>
@@ -7647,9 +7938,15 @@
         <w:spacing w:before="160" w:after="120"/>
       </w:pPr>
       <w:r>
+        <w:rPr>
+          <w:rFonts w:ascii="Arial" w:hAnsi="Arial" w:eastAsia="黑体" w:cs="Arial" w:hint="eastAsia"/>
+        </w:rPr>
         <w:t xml:space="preserve">5.1 </w:t>
       </w:r>
       <w:r>
+        <w:rPr>
+          <w:rFonts w:ascii="Arial" w:hAnsi="Arial" w:eastAsia="黑体" w:cs="Arial" w:hint="eastAsia"/>
+        </w:rPr>
         <w:t>详细功能描述</w:t>
       </w:r>
     </w:p>
@@ -7659,6 +7956,9 @@
         <w:spacing w:after="60"/>
       </w:pPr>
       <w:r>
+        <w:rPr>
+          <w:rFonts w:ascii="Times New Roman" w:hAnsi="Times New Roman" w:eastAsia="宋体" w:cs="Times New Roman" w:hint="eastAsia"/>
+        </w:rPr>
         <w:t>业务时区为 Asia/Shanghai，业务日期采用 YYYY-MM-DD，时间戳采用 UTC。</w:t>
       </w:r>
     </w:p>
@@ -7668,6 +7968,9 @@
         <w:spacing w:after="60"/>
       </w:pPr>
       <w:r>
+        <w:rPr>
+          <w:rFonts w:ascii="Times New Roman" w:hAnsi="Times New Roman" w:eastAsia="宋体" w:cs="Times New Roman" w:hint="eastAsia"/>
+        </w:rPr>
         <w:lastRenderedPageBreak/>
         <w:t>同一 owner/date 至多一条记录；编辑使用 expectedVersion，失败重试必须复用原 requestId 和原输入摘要。</w:t>
       </w:r>
@@ -7678,6 +7981,9 @@
         <w:spacing w:after="60"/>
       </w:pPr>
       <w:r>
+        <w:rPr>
+          <w:rFonts w:ascii="Times New Roman" w:hAnsi="Times New Roman" w:eastAsia="宋体" w:cs="Times New Roman" w:hint="eastAsia"/>
+        </w:rPr>
         <w:t>天气编码为 SUNNY、PARTLY_CLOUDY、CLOUDY、RAINY、STORMY；天气不代表健康评分。</w:t>
       </w:r>
     </w:p>
@@ -7692,6 +7998,7 @@
       <w:r>
         <w:rPr>
           <w:lang w:eastAsia="zh-CN"/>
+          <w:rFonts w:ascii="Times New Roman" w:hAnsi="Times New Roman" w:eastAsia="宋体" w:cs="Times New Roman" w:hint="eastAsia"/>
         </w:rPr>
         <w:t>标签最多五个，正文最多 1,000 个 Unicode 码点；标签和正文均可为空。</w:t>
       </w:r>
@@ -7707,6 +8014,7 @@
       <w:r>
         <w:rPr>
           <w:lang w:eastAsia="zh-CN"/>
+          <w:rFonts w:ascii="Times New Roman" w:hAnsi="Times New Roman" w:eastAsia="宋体" w:cs="Times New Roman" w:hint="eastAsia"/>
         </w:rPr>
         <w:t>私人记录永不自动发布、自动参与校园统计或自动生成诊断结论。</w:t>
       </w:r>
@@ -7717,9 +8025,15 @@
         <w:spacing w:before="160" w:after="120"/>
       </w:pPr>
       <w:r>
+        <w:rPr>
+          <w:rFonts w:ascii="Arial" w:hAnsi="Arial" w:eastAsia="黑体" w:cs="Arial" w:hint="eastAsia"/>
+        </w:rPr>
         <w:t xml:space="preserve">5.2 </w:t>
       </w:r>
       <w:r>
+        <w:rPr>
+          <w:rFonts w:ascii="Arial" w:hAnsi="Arial" w:eastAsia="黑体" w:cs="Arial" w:hint="eastAsia"/>
+        </w:rPr>
         <w:t>输入和输出格式</w:t>
       </w:r>
     </w:p>
@@ -7746,6 +8060,8 @@
       <w:tr>
         <w:trPr>
           <w:jc w:val="center"/>
+          <w:cantSplit/>
+          <w:tblHeader/>
         </w:trPr>
         <w:tc>
           <w:tcPr>
@@ -7764,7 +8080,7 @@
             </w:pPr>
             <w:r>
               <w:rPr>
-                <w:rFonts w:ascii="Songti SC" w:eastAsia="Songti SC" w:hAnsi="Songti SC"/>
+                <w:rFonts w:ascii="Times New Roman" w:hAnsi="Times New Roman" w:eastAsia="宋体" w:cs="Times New Roman" w:hint="eastAsia"/>
                 <w:b/>
                 <w:color w:val="000000"/>
                 <w:sz w:val="19"/>
@@ -7790,7 +8106,7 @@
             </w:pPr>
             <w:r>
               <w:rPr>
-                <w:rFonts w:ascii="Songti SC" w:eastAsia="Songti SC" w:hAnsi="Songti SC"/>
+                <w:rFonts w:ascii="Times New Roman" w:hAnsi="Times New Roman" w:eastAsia="宋体" w:cs="Times New Roman" w:hint="eastAsia"/>
                 <w:b/>
                 <w:color w:val="000000"/>
                 <w:sz w:val="19"/>
@@ -7816,7 +8132,7 @@
             </w:pPr>
             <w:r>
               <w:rPr>
-                <w:rFonts w:ascii="Songti SC" w:eastAsia="Songti SC" w:hAnsi="Songti SC"/>
+                <w:rFonts w:ascii="Times New Roman" w:hAnsi="Times New Roman" w:eastAsia="宋体" w:cs="Times New Roman" w:hint="eastAsia"/>
                 <w:b/>
                 <w:color w:val="000000"/>
                 <w:sz w:val="19"/>
@@ -7829,6 +8145,7 @@
       <w:tr>
         <w:trPr>
           <w:jc w:val="center"/>
+          <w:cantSplit/>
         </w:trPr>
         <w:tc>
           <w:tcPr>
@@ -7847,7 +8164,7 @@
             </w:pPr>
             <w:r>
               <w:rPr>
-                <w:rFonts w:ascii="Songti SC" w:eastAsia="Songti SC" w:hAnsi="Songti SC"/>
+                <w:rFonts w:ascii="Times New Roman" w:hAnsi="Times New Roman" w:eastAsia="宋体" w:cs="Times New Roman" w:hint="eastAsia"/>
                 <w:sz w:val="19"/>
               </w:rPr>
               <w:t>Today 记录</w:t>
@@ -7871,7 +8188,7 @@
             </w:pPr>
             <w:r>
               <w:rPr>
-                <w:rFonts w:ascii="Songti SC" w:eastAsia="Songti SC" w:hAnsi="Songti SC"/>
+                <w:rFonts w:ascii="Times New Roman" w:hAnsi="Times New Roman" w:eastAsia="宋体" w:cs="Times New Roman" w:hint="eastAsia"/>
                 <w:sz w:val="19"/>
               </w:rPr>
               <w:t>weather、tags、text、date、expectedVersion</w:t>
@@ -7898,7 +8215,7 @@
             </w:pPr>
             <w:r>
               <w:rPr>
-                <w:rFonts w:ascii="Songti SC" w:eastAsia="Songti SC" w:hAnsi="Songti SC"/>
+                <w:rFonts w:ascii="Times New Roman" w:hAnsi="Times New Roman" w:eastAsia="宋体" w:cs="Times New Roman" w:hint="eastAsia"/>
                 <w:sz w:val="19"/>
                 <w:lang w:eastAsia="zh-CN"/>
               </w:rPr>
@@ -7910,6 +8227,7 @@
       <w:tr>
         <w:trPr>
           <w:jc w:val="center"/>
+          <w:cantSplit/>
         </w:trPr>
         <w:tc>
           <w:tcPr>
@@ -7928,7 +8246,7 @@
             </w:pPr>
             <w:r>
               <w:rPr>
-                <w:rFonts w:ascii="Songti SC" w:eastAsia="Songti SC" w:hAnsi="Songti SC"/>
+                <w:rFonts w:ascii="Times New Roman" w:hAnsi="Times New Roman" w:eastAsia="宋体" w:cs="Times New Roman" w:hint="eastAsia"/>
                 <w:sz w:val="19"/>
               </w:rPr>
               <w:t>回顾查询</w:t>
@@ -7952,7 +8270,7 @@
             </w:pPr>
             <w:r>
               <w:rPr>
-                <w:rFonts w:ascii="Songti SC" w:eastAsia="Songti SC" w:hAnsi="Songti SC"/>
+                <w:rFonts w:ascii="Times New Roman" w:hAnsi="Times New Roman" w:eastAsia="宋体" w:cs="Times New Roman" w:hint="eastAsia"/>
                 <w:sz w:val="19"/>
               </w:rPr>
               <w:t>month、windowDays、date</w:t>
@@ -7979,7 +8297,7 @@
             </w:pPr>
             <w:r>
               <w:rPr>
-                <w:rFonts w:ascii="Songti SC" w:eastAsia="Songti SC" w:hAnsi="Songti SC"/>
+                <w:rFonts w:ascii="Times New Roman" w:hAnsi="Times New Roman" w:eastAsia="宋体" w:cs="Times New Roman" w:hint="eastAsia"/>
                 <w:sz w:val="19"/>
                 <w:lang w:eastAsia="zh-CN"/>
               </w:rPr>
@@ -7991,6 +8309,7 @@
       <w:tr>
         <w:trPr>
           <w:jc w:val="center"/>
+          <w:cantSplit/>
         </w:trPr>
         <w:tc>
           <w:tcPr>
@@ -8009,7 +8328,7 @@
             </w:pPr>
             <w:r>
               <w:rPr>
-                <w:rFonts w:ascii="Songti SC" w:eastAsia="Songti SC" w:hAnsi="Songti SC"/>
+                <w:rFonts w:ascii="Times New Roman" w:hAnsi="Times New Roman" w:eastAsia="宋体" w:cs="Times New Roman" w:hint="eastAsia"/>
                 <w:sz w:val="19"/>
               </w:rPr>
               <w:t>校园地点</w:t>
@@ -8033,7 +8352,7 @@
             </w:pPr>
             <w:r>
               <w:rPr>
-                <w:rFonts w:ascii="Songti SC" w:eastAsia="Songti SC" w:hAnsi="Songti SC"/>
+                <w:rFonts w:ascii="Times New Roman" w:hAnsi="Times New Roman" w:eastAsia="宋体" w:cs="Times New Roman" w:hint="eastAsia"/>
                 <w:sz w:val="19"/>
               </w:rPr>
               <w:t>campus、tags、status、page</w:t>
@@ -8060,7 +8379,7 @@
             </w:pPr>
             <w:r>
               <w:rPr>
-                <w:rFonts w:ascii="Songti SC" w:eastAsia="Songti SC" w:hAnsi="Songti SC"/>
+                <w:rFonts w:ascii="Times New Roman" w:hAnsi="Times New Roman" w:eastAsia="宋体" w:cs="Times New Roman" w:hint="eastAsia"/>
                 <w:sz w:val="19"/>
                 <w:lang w:eastAsia="zh-CN"/>
               </w:rPr>
@@ -8072,6 +8391,7 @@
       <w:tr>
         <w:trPr>
           <w:jc w:val="center"/>
+          <w:cantSplit/>
         </w:trPr>
         <w:tc>
           <w:tcPr>
@@ -8090,7 +8410,7 @@
             </w:pPr>
             <w:r>
               <w:rPr>
-                <w:rFonts w:ascii="Songti SC" w:eastAsia="Songti SC" w:hAnsi="Songti SC"/>
+                <w:rFonts w:ascii="Times New Roman" w:hAnsi="Times New Roman" w:eastAsia="宋体" w:cs="Times New Roman" w:hint="eastAsia"/>
                 <w:sz w:val="19"/>
               </w:rPr>
               <w:t>任务操作</w:t>
@@ -8114,7 +8434,7 @@
             </w:pPr>
             <w:r>
               <w:rPr>
-                <w:rFonts w:ascii="Songti SC" w:eastAsia="Songti SC" w:hAnsi="Songti SC"/>
+                <w:rFonts w:ascii="Times New Roman" w:hAnsi="Times New Roman" w:eastAsia="宋体" w:cs="Times New Roman" w:hint="eastAsia"/>
                 <w:sz w:val="19"/>
               </w:rPr>
               <w:t>taskId、state、date、requestId</w:t>
@@ -8141,7 +8461,7 @@
             </w:pPr>
             <w:r>
               <w:rPr>
-                <w:rFonts w:ascii="Songti SC" w:eastAsia="Songti SC" w:hAnsi="Songti SC"/>
+                <w:rFonts w:ascii="Times New Roman" w:hAnsi="Times New Roman" w:eastAsia="宋体" w:cs="Times New Roman" w:hint="eastAsia"/>
                 <w:sz w:val="19"/>
                 <w:lang w:eastAsia="zh-CN"/>
               </w:rPr>
@@ -8153,6 +8473,7 @@
       <w:tr>
         <w:trPr>
           <w:jc w:val="center"/>
+          <w:cantSplit/>
         </w:trPr>
         <w:tc>
           <w:tcPr>
@@ -8171,7 +8492,7 @@
             </w:pPr>
             <w:r>
               <w:rPr>
-                <w:rFonts w:ascii="Songti SC" w:eastAsia="Songti SC" w:hAnsi="Songti SC"/>
+                <w:rFonts w:ascii="Times New Roman" w:hAnsi="Times New Roman" w:eastAsia="宋体" w:cs="Times New Roman" w:hint="eastAsia"/>
                 <w:sz w:val="19"/>
               </w:rPr>
               <w:t>数据管理</w:t>
@@ -8195,7 +8516,7 @@
             </w:pPr>
             <w:r>
               <w:rPr>
-                <w:rFonts w:ascii="Songti SC" w:eastAsia="Songti SC" w:hAnsi="Songti SC"/>
+                <w:rFonts w:ascii="Times New Roman" w:hAnsi="Times New Roman" w:eastAsia="宋体" w:cs="Times New Roman" w:hint="eastAsia"/>
                 <w:sz w:val="19"/>
               </w:rPr>
               <w:t>format、jobId、account state</w:t>
@@ -8222,7 +8543,7 @@
             </w:pPr>
             <w:r>
               <w:rPr>
-                <w:rFonts w:ascii="Songti SC" w:eastAsia="Songti SC" w:hAnsi="Songti SC"/>
+                <w:rFonts w:ascii="Times New Roman" w:hAnsi="Times New Roman" w:eastAsia="宋体" w:cs="Times New Roman" w:hint="eastAsia"/>
                 <w:sz w:val="19"/>
                 <w:lang w:eastAsia="zh-CN"/>
               </w:rPr>
@@ -8245,9 +8566,15 @@
         <w:spacing w:before="160" w:after="120"/>
       </w:pPr>
       <w:r>
+        <w:rPr>
+          <w:rFonts w:ascii="Arial" w:hAnsi="Arial" w:eastAsia="黑体" w:cs="Arial" w:hint="eastAsia"/>
+        </w:rPr>
         <w:t xml:space="preserve">5.3 </w:t>
       </w:r>
       <w:r>
+        <w:rPr>
+          <w:rFonts w:ascii="Arial" w:hAnsi="Arial" w:eastAsia="黑体" w:cs="Arial" w:hint="eastAsia"/>
+        </w:rPr>
         <w:t>界面验收标准</w:t>
       </w:r>
     </w:p>
@@ -8274,6 +8601,8 @@
       <w:tr>
         <w:trPr>
           <w:jc w:val="center"/>
+          <w:cantSplit/>
+          <w:tblHeader/>
         </w:trPr>
         <w:tc>
           <w:tcPr>
@@ -8292,7 +8621,7 @@
             </w:pPr>
             <w:r>
               <w:rPr>
-                <w:rFonts w:ascii="Songti SC" w:eastAsia="Songti SC" w:hAnsi="Songti SC"/>
+                <w:rFonts w:ascii="Times New Roman" w:hAnsi="Times New Roman" w:eastAsia="宋体" w:cs="Times New Roman" w:hint="eastAsia"/>
                 <w:b/>
                 <w:color w:val="000000"/>
                 <w:sz w:val="19"/>
@@ -8318,7 +8647,7 @@
             </w:pPr>
             <w:r>
               <w:rPr>
-                <w:rFonts w:ascii="Songti SC" w:eastAsia="Songti SC" w:hAnsi="Songti SC"/>
+                <w:rFonts w:ascii="Times New Roman" w:hAnsi="Times New Roman" w:eastAsia="宋体" w:cs="Times New Roman" w:hint="eastAsia"/>
                 <w:b/>
                 <w:color w:val="000000"/>
                 <w:sz w:val="19"/>
@@ -8344,7 +8673,7 @@
             </w:pPr>
             <w:r>
               <w:rPr>
-                <w:rFonts w:ascii="Songti SC" w:eastAsia="Songti SC" w:hAnsi="Songti SC"/>
+                <w:rFonts w:ascii="Times New Roman" w:hAnsi="Times New Roman" w:eastAsia="宋体" w:cs="Times New Roman" w:hint="eastAsia"/>
                 <w:b/>
                 <w:color w:val="000000"/>
                 <w:sz w:val="19"/>
@@ -8357,6 +8686,7 @@
       <w:tr>
         <w:trPr>
           <w:jc w:val="center"/>
+          <w:cantSplit/>
         </w:trPr>
         <w:tc>
           <w:tcPr>
@@ -8375,7 +8705,7 @@
             </w:pPr>
             <w:r>
               <w:rPr>
-                <w:rFonts w:ascii="Songti SC" w:eastAsia="Songti SC" w:hAnsi="Songti SC"/>
+                <w:rFonts w:ascii="Times New Roman" w:hAnsi="Times New Roman" w:eastAsia="宋体" w:cs="Times New Roman" w:hint="eastAsia"/>
                 <w:sz w:val="19"/>
               </w:rPr>
               <w:t>Today 截图与交互</w:t>
@@ -8402,7 +8732,7 @@
             </w:pPr>
             <w:r>
               <w:rPr>
-                <w:rFonts w:ascii="Songti SC" w:eastAsia="Songti SC" w:hAnsi="Songti SC"/>
+                <w:rFonts w:ascii="Times New Roman" w:hAnsi="Times New Roman" w:eastAsia="宋体" w:cs="Times New Roman" w:hint="eastAsia"/>
                 <w:sz w:val="19"/>
                 <w:lang w:eastAsia="zh-CN"/>
               </w:rPr>
@@ -8427,7 +8757,7 @@
             </w:pPr>
             <w:r>
               <w:rPr>
-                <w:rFonts w:ascii="Songti SC" w:eastAsia="Songti SC" w:hAnsi="Songti SC"/>
+                <w:rFonts w:ascii="Times New Roman" w:hAnsi="Times New Roman" w:eastAsia="宋体" w:cs="Times New Roman" w:hint="eastAsia"/>
                 <w:sz w:val="19"/>
               </w:rPr>
               <w:t>本地内存演示已验证</w:t>
@@ -8438,6 +8768,7 @@
       <w:tr>
         <w:trPr>
           <w:jc w:val="center"/>
+          <w:cantSplit/>
         </w:trPr>
         <w:tc>
           <w:tcPr>
@@ -8456,7 +8787,7 @@
             </w:pPr>
             <w:r>
               <w:rPr>
-                <w:rFonts w:ascii="Songti SC" w:eastAsia="Songti SC" w:hAnsi="Songti SC"/>
+                <w:rFonts w:ascii="Times New Roman" w:hAnsi="Times New Roman" w:eastAsia="宋体" w:cs="Times New Roman" w:hint="eastAsia"/>
                 <w:sz w:val="19"/>
               </w:rPr>
               <w:t>Campus 截图</w:t>
@@ -8483,7 +8814,7 @@
             </w:pPr>
             <w:r>
               <w:rPr>
-                <w:rFonts w:ascii="Songti SC" w:eastAsia="Songti SC" w:hAnsi="Songti SC"/>
+                <w:rFonts w:ascii="Times New Roman" w:hAnsi="Times New Roman" w:eastAsia="宋体" w:cs="Times New Roman" w:hint="eastAsia"/>
                 <w:sz w:val="19"/>
                 <w:lang w:eastAsia="zh-CN"/>
               </w:rPr>
@@ -8511,7 +8842,7 @@
             </w:pPr>
             <w:r>
               <w:rPr>
-                <w:rFonts w:ascii="Songti SC" w:eastAsia="Songti SC" w:hAnsi="Songti SC"/>
+                <w:rFonts w:ascii="Times New Roman" w:hAnsi="Times New Roman" w:eastAsia="宋体" w:cs="Times New Roman" w:hint="eastAsia"/>
                 <w:sz w:val="19"/>
                 <w:lang w:eastAsia="zh-CN"/>
               </w:rPr>
@@ -8523,6 +8854,7 @@
       <w:tr>
         <w:trPr>
           <w:jc w:val="center"/>
+          <w:cantSplit/>
         </w:trPr>
         <w:tc>
           <w:tcPr>
@@ -8541,7 +8873,7 @@
             </w:pPr>
             <w:r>
               <w:rPr>
-                <w:rFonts w:ascii="Songti SC" w:eastAsia="Songti SC" w:hAnsi="Songti SC"/>
+                <w:rFonts w:ascii="Times New Roman" w:hAnsi="Times New Roman" w:eastAsia="宋体" w:cs="Times New Roman" w:hint="eastAsia"/>
                 <w:sz w:val="19"/>
               </w:rPr>
               <w:t>Weather Universe 截图</w:t>
@@ -8568,7 +8900,7 @@
             </w:pPr>
             <w:r>
               <w:rPr>
-                <w:rFonts w:ascii="Songti SC" w:eastAsia="Songti SC" w:hAnsi="Songti SC"/>
+                <w:rFonts w:ascii="Times New Roman" w:hAnsi="Times New Roman" w:eastAsia="宋体" w:cs="Times New Roman" w:hint="eastAsia"/>
                 <w:sz w:val="19"/>
                 <w:lang w:eastAsia="zh-CN"/>
               </w:rPr>
@@ -8596,7 +8928,7 @@
             </w:pPr>
             <w:r>
               <w:rPr>
-                <w:rFonts w:ascii="Songti SC" w:eastAsia="Songti SC" w:hAnsi="Songti SC"/>
+                <w:rFonts w:ascii="Times New Roman" w:hAnsi="Times New Roman" w:eastAsia="宋体" w:cs="Times New Roman" w:hint="eastAsia"/>
                 <w:sz w:val="19"/>
                 <w:lang w:eastAsia="zh-CN"/>
               </w:rPr>
@@ -8608,6 +8940,7 @@
       <w:tr>
         <w:trPr>
           <w:jc w:val="center"/>
+          <w:cantSplit/>
         </w:trPr>
         <w:tc>
           <w:tcPr>
@@ -8626,7 +8959,7 @@
             </w:pPr>
             <w:r>
               <w:rPr>
-                <w:rFonts w:ascii="Songti SC" w:eastAsia="Songti SC" w:hAnsi="Songti SC"/>
+                <w:rFonts w:ascii="Times New Roman" w:hAnsi="Times New Roman" w:eastAsia="宋体" w:cs="Times New Roman" w:hint="eastAsia"/>
                 <w:sz w:val="19"/>
               </w:rPr>
               <w:t>Me 截图</w:t>
@@ -8653,7 +8986,7 @@
             </w:pPr>
             <w:r>
               <w:rPr>
-                <w:rFonts w:ascii="Songti SC" w:eastAsia="Songti SC" w:hAnsi="Songti SC"/>
+                <w:rFonts w:ascii="Times New Roman" w:hAnsi="Times New Roman" w:eastAsia="宋体" w:cs="Times New Roman" w:hint="eastAsia"/>
                 <w:sz w:val="19"/>
                 <w:lang w:eastAsia="zh-CN"/>
               </w:rPr>
@@ -8681,7 +9014,7 @@
             </w:pPr>
             <w:r>
               <w:rPr>
-                <w:rFonts w:ascii="Songti SC" w:eastAsia="Songti SC" w:hAnsi="Songti SC"/>
+                <w:rFonts w:ascii="Times New Roman" w:hAnsi="Times New Roman" w:eastAsia="宋体" w:cs="Times New Roman" w:hint="eastAsia"/>
                 <w:sz w:val="19"/>
                 <w:lang w:eastAsia="zh-CN"/>
               </w:rPr>
@@ -8709,6 +9042,7 @@
       <w:r>
         <w:rPr>
           <w:lang w:eastAsia="zh-CN"/>
+          <w:rFonts w:ascii="Arial" w:hAnsi="Arial" w:eastAsia="黑体" w:cs="Arial" w:hint="eastAsia"/>
         </w:rPr>
         <w:lastRenderedPageBreak/>
         <w:t xml:space="preserve">5.4 </w:t>
@@ -8716,6 +9050,7 @@
       <w:r>
         <w:rPr>
           <w:lang w:eastAsia="zh-CN"/>
+          <w:rFonts w:ascii="Arial" w:hAnsi="Arial" w:eastAsia="黑体" w:cs="Arial" w:hint="eastAsia"/>
         </w:rPr>
         <w:t>功能验收标准</w:t>
       </w:r>
@@ -8730,6 +9065,7 @@
       <w:r>
         <w:rPr>
           <w:lang w:eastAsia="zh-CN"/>
+          <w:rFonts w:ascii="Times New Roman" w:hAnsi="Times New Roman" w:eastAsia="宋体" w:cs="Times New Roman" w:hint="eastAsia"/>
         </w:rPr>
         <w:t>F01—F24 分别对应 T01—T24。每条功能验收必须按输入、前置条件、操作、预期输出、异常分支和证据链接记录；只有在目标环境中通过并由复核人确认后，状态才可改为“已验收”。当前矩阵中的“本地演示、设计中、未实现、固定模拟说明”是提交时的真实状态，不作为正式业务通过。</w:t>
       </w:r>
@@ -8745,12 +9081,14 @@
       <w:r>
         <w:rPr>
           <w:lang w:eastAsia="zh-CN"/>
+          <w:rFonts w:ascii="Arial" w:hAnsi="Arial" w:eastAsia="黑体" w:cs="Arial" w:hint="eastAsia"/>
         </w:rPr>
         <w:t xml:space="preserve">5.5 </w:t>
       </w:r>
       <w:r>
         <w:rPr>
           <w:lang w:eastAsia="zh-CN"/>
+          <w:rFonts w:ascii="Arial" w:hAnsi="Arial" w:eastAsia="黑体" w:cs="Arial" w:hint="eastAsia"/>
         </w:rPr>
         <w:t>验收、验证与证据边界</w:t>
       </w:r>
@@ -8766,12 +9104,14 @@
       <w:r>
         <w:rPr>
           <w:lang w:eastAsia="zh-CN"/>
+          <w:rFonts w:ascii="Arial" w:hAnsi="Arial" w:eastAsia="黑体" w:cs="Arial" w:hint="eastAsia"/>
         </w:rPr>
         <w:t xml:space="preserve">5.5.1 </w:t>
       </w:r>
       <w:r>
         <w:rPr>
           <w:lang w:eastAsia="zh-CN"/>
+          <w:rFonts w:ascii="Arial" w:hAnsi="Arial" w:eastAsia="黑体" w:cs="Arial" w:hint="eastAsia"/>
         </w:rPr>
         <w:t>当前真实证据</w:t>
       </w:r>
@@ -8800,6 +9140,8 @@
       <w:tr>
         <w:trPr>
           <w:jc w:val="center"/>
+          <w:cantSplit/>
+          <w:tblHeader/>
         </w:trPr>
         <w:tc>
           <w:tcPr>
@@ -8818,7 +9160,7 @@
             </w:pPr>
             <w:r>
               <w:rPr>
-                <w:rFonts w:ascii="Songti SC" w:eastAsia="Songti SC" w:hAnsi="Songti SC"/>
+                <w:rFonts w:ascii="Times New Roman" w:hAnsi="Times New Roman" w:eastAsia="宋体" w:cs="Times New Roman" w:hint="eastAsia"/>
                 <w:b/>
                 <w:color w:val="000000"/>
                 <w:sz w:val="19"/>
@@ -8844,7 +9186,7 @@
             </w:pPr>
             <w:r>
               <w:rPr>
-                <w:rFonts w:ascii="Songti SC" w:eastAsia="Songti SC" w:hAnsi="Songti SC"/>
+                <w:rFonts w:ascii="Times New Roman" w:hAnsi="Times New Roman" w:eastAsia="宋体" w:cs="Times New Roman" w:hint="eastAsia"/>
                 <w:b/>
                 <w:color w:val="000000"/>
                 <w:sz w:val="19"/>
@@ -8870,7 +9212,7 @@
             </w:pPr>
             <w:r>
               <w:rPr>
-                <w:rFonts w:ascii="Songti SC" w:eastAsia="Songti SC" w:hAnsi="Songti SC"/>
+                <w:rFonts w:ascii="Times New Roman" w:hAnsi="Times New Roman" w:eastAsia="宋体" w:cs="Times New Roman" w:hint="eastAsia"/>
                 <w:b/>
                 <w:color w:val="000000"/>
                 <w:sz w:val="19"/>
@@ -8896,7 +9238,7 @@
             </w:pPr>
             <w:r>
               <w:rPr>
-                <w:rFonts w:ascii="Songti SC" w:eastAsia="Songti SC" w:hAnsi="Songti SC"/>
+                <w:rFonts w:ascii="Times New Roman" w:hAnsi="Times New Roman" w:eastAsia="宋体" w:cs="Times New Roman" w:hint="eastAsia"/>
                 <w:b/>
                 <w:color w:val="000000"/>
                 <w:sz w:val="19"/>
@@ -8909,6 +9251,7 @@
       <w:tr>
         <w:trPr>
           <w:jc w:val="center"/>
+          <w:cantSplit/>
         </w:trPr>
         <w:tc>
           <w:tcPr>
@@ -8927,7 +9270,7 @@
             </w:pPr>
             <w:r>
               <w:rPr>
-                <w:rFonts w:ascii="Songti SC" w:eastAsia="Songti SC" w:hAnsi="Songti SC"/>
+                <w:rFonts w:ascii="Times New Roman" w:hAnsi="Times New Roman" w:eastAsia="宋体" w:cs="Times New Roman" w:hint="eastAsia"/>
                 <w:sz w:val="19"/>
               </w:rPr>
               <w:t>项目检查</w:t>
@@ -8951,7 +9294,7 @@
             </w:pPr>
             <w:r>
               <w:rPr>
-                <w:rFonts w:ascii="Songti SC" w:eastAsia="Songti SC" w:hAnsi="Songti SC"/>
+                <w:rFonts w:ascii="Times New Roman" w:hAnsi="Times New Roman" w:eastAsia="宋体" w:cs="Times New Roman" w:hint="eastAsia"/>
                 <w:sz w:val="19"/>
               </w:rPr>
               <w:t>124 项通过</w:t>
@@ -8978,7 +9321,7 @@
             </w:pPr>
             <w:r>
               <w:rPr>
-                <w:rFonts w:ascii="Songti SC" w:eastAsia="Songti SC" w:hAnsi="Songti SC"/>
+                <w:rFonts w:ascii="Times New Roman" w:hAnsi="Times New Roman" w:eastAsia="宋体" w:cs="Times New Roman" w:hint="eastAsia"/>
                 <w:sz w:val="19"/>
                 <w:lang w:eastAsia="zh-CN"/>
               </w:rPr>
@@ -9003,7 +9346,7 @@
             </w:pPr>
             <w:r>
               <w:rPr>
-                <w:rFonts w:ascii="Songti SC" w:eastAsia="Songti SC" w:hAnsi="Songti SC"/>
+                <w:rFonts w:ascii="Times New Roman" w:hAnsi="Times New Roman" w:eastAsia="宋体" w:cs="Times New Roman" w:hint="eastAsia"/>
                 <w:sz w:val="19"/>
               </w:rPr>
               <w:t>真实业务闭环</w:t>
@@ -9014,6 +9357,7 @@
       <w:tr>
         <w:trPr>
           <w:jc w:val="center"/>
+          <w:cantSplit/>
         </w:trPr>
         <w:tc>
           <w:tcPr>
@@ -9032,7 +9376,7 @@
             </w:pPr>
             <w:r>
               <w:rPr>
-                <w:rFonts w:ascii="Songti SC" w:eastAsia="Songti SC" w:hAnsi="Songti SC"/>
+                <w:rFonts w:ascii="Times New Roman" w:hAnsi="Times New Roman" w:eastAsia="宋体" w:cs="Times New Roman" w:hint="eastAsia"/>
                 <w:sz w:val="19"/>
               </w:rPr>
               <w:t>Today 模拟器</w:t>
@@ -9056,7 +9400,7 @@
             </w:pPr>
             <w:r>
               <w:rPr>
-                <w:rFonts w:ascii="Songti SC" w:eastAsia="Songti SC" w:hAnsi="Songti SC"/>
+                <w:rFonts w:ascii="Times New Roman" w:hAnsi="Times New Roman" w:eastAsia="宋体" w:cs="Times New Roman" w:hint="eastAsia"/>
                 <w:sz w:val="19"/>
               </w:rPr>
               <w:t>34 项通过</w:t>
@@ -9083,7 +9427,7 @@
             </w:pPr>
             <w:r>
               <w:rPr>
-                <w:rFonts w:ascii="Songti SC" w:eastAsia="Songti SC" w:hAnsi="Songti SC"/>
+                <w:rFonts w:ascii="Times New Roman" w:hAnsi="Times New Roman" w:eastAsia="宋体" w:cs="Times New Roman" w:hint="eastAsia"/>
                 <w:sz w:val="19"/>
                 <w:lang w:eastAsia="zh-CN"/>
               </w:rPr>
@@ -9111,7 +9455,7 @@
             </w:pPr>
             <w:r>
               <w:rPr>
-                <w:rFonts w:ascii="Songti SC" w:eastAsia="Songti SC" w:hAnsi="Songti SC"/>
+                <w:rFonts w:ascii="Times New Roman" w:hAnsi="Times New Roman" w:eastAsia="宋体" w:cs="Times New Roman" w:hint="eastAsia"/>
                 <w:sz w:val="19"/>
                 <w:lang w:eastAsia="zh-CN"/>
               </w:rPr>
@@ -9123,6 +9467,7 @@
       <w:tr>
         <w:trPr>
           <w:jc w:val="center"/>
+          <w:cantSplit/>
         </w:trPr>
         <w:tc>
           <w:tcPr>
@@ -9141,7 +9486,7 @@
             </w:pPr>
             <w:r>
               <w:rPr>
-                <w:rFonts w:ascii="Songti SC" w:eastAsia="Songti SC" w:hAnsi="Songti SC"/>
+                <w:rFonts w:ascii="Times New Roman" w:hAnsi="Times New Roman" w:eastAsia="宋体" w:cs="Times New Roman" w:hint="eastAsia"/>
                 <w:sz w:val="19"/>
               </w:rPr>
               <w:t>基础部署</w:t>
@@ -9168,7 +9513,7 @@
             </w:pPr>
             <w:r>
               <w:rPr>
-                <w:rFonts w:ascii="Songti SC" w:eastAsia="Songti SC" w:hAnsi="Songti SC"/>
+                <w:rFonts w:ascii="Times New Roman" w:hAnsi="Times New Roman" w:eastAsia="宋体" w:cs="Times New Roman" w:hint="eastAsia"/>
                 <w:sz w:val="19"/>
                 <w:lang w:eastAsia="zh-CN"/>
               </w:rPr>
@@ -9196,7 +9541,7 @@
             </w:pPr>
             <w:r>
               <w:rPr>
-                <w:rFonts w:ascii="Songti SC" w:eastAsia="Songti SC" w:hAnsi="Songti SC"/>
+                <w:rFonts w:ascii="Times New Roman" w:hAnsi="Times New Roman" w:eastAsia="宋体" w:cs="Times New Roman" w:hint="eastAsia"/>
                 <w:sz w:val="19"/>
                 <w:lang w:eastAsia="zh-CN"/>
               </w:rPr>
@@ -9221,7 +9566,7 @@
             </w:pPr>
             <w:r>
               <w:rPr>
-                <w:rFonts w:ascii="Songti SC" w:eastAsia="Songti SC" w:hAnsi="Songti SC"/>
+                <w:rFonts w:ascii="Times New Roman" w:hAnsi="Times New Roman" w:eastAsia="宋体" w:cs="Times New Roman" w:hint="eastAsia"/>
                 <w:sz w:val="19"/>
               </w:rPr>
               <w:t>业务读写和后台功能</w:t>
@@ -9232,6 +9577,7 @@
       <w:tr>
         <w:trPr>
           <w:jc w:val="center"/>
+          <w:cantSplit/>
         </w:trPr>
         <w:tc>
           <w:tcPr>
@@ -9250,7 +9596,7 @@
             </w:pPr>
             <w:r>
               <w:rPr>
-                <w:rFonts w:ascii="Songti SC" w:eastAsia="Songti SC" w:hAnsi="Songti SC"/>
+                <w:rFonts w:ascii="Times New Roman" w:hAnsi="Times New Roman" w:eastAsia="宋体" w:cs="Times New Roman" w:hint="eastAsia"/>
                 <w:sz w:val="19"/>
               </w:rPr>
               <w:t>H03 真实批次</w:t>
@@ -9274,7 +9620,7 @@
             </w:pPr>
             <w:r>
               <w:rPr>
-                <w:rFonts w:ascii="Songti SC" w:eastAsia="Songti SC" w:hAnsi="Songti SC"/>
+                <w:rFonts w:ascii="Times New Roman" w:hAnsi="Times New Roman" w:eastAsia="宋体" w:cs="Times New Roman" w:hint="eastAsia"/>
                 <w:sz w:val="19"/>
               </w:rPr>
               <w:t>17 项中12通过、5失败</w:t>
@@ -9301,7 +9647,7 @@
             </w:pPr>
             <w:r>
               <w:rPr>
-                <w:rFonts w:ascii="Songti SC" w:eastAsia="Songti SC" w:hAnsi="Songti SC"/>
+                <w:rFonts w:ascii="Times New Roman" w:hAnsi="Times New Roman" w:eastAsia="宋体" w:cs="Times New Roman" w:hint="eastAsia"/>
                 <w:sz w:val="19"/>
                 <w:lang w:eastAsia="zh-CN"/>
               </w:rPr>
@@ -9326,7 +9672,7 @@
             </w:pPr>
             <w:r>
               <w:rPr>
-                <w:rFonts w:ascii="Songti SC" w:eastAsia="Songti SC" w:hAnsi="Songti SC"/>
+                <w:rFonts w:ascii="Times New Roman" w:hAnsi="Times New Roman" w:eastAsia="宋体" w:cs="Times New Roman" w:hint="eastAsia"/>
                 <w:sz w:val="19"/>
               </w:rPr>
               <w:t>并发修复已完成</w:t>
@@ -9337,6 +9683,7 @@
       <w:tr>
         <w:trPr>
           <w:jc w:val="center"/>
+          <w:cantSplit/>
         </w:trPr>
         <w:tc>
           <w:tcPr>
@@ -9355,7 +9702,7 @@
             </w:pPr>
             <w:r>
               <w:rPr>
-                <w:rFonts w:ascii="Songti SC" w:eastAsia="Songti SC" w:hAnsi="Songti SC"/>
+                <w:rFonts w:ascii="Times New Roman" w:hAnsi="Times New Roman" w:eastAsia="宋体" w:cs="Times New Roman" w:hint="eastAsia"/>
                 <w:sz w:val="19"/>
               </w:rPr>
               <w:t>真机/体验版</w:t>
@@ -9379,7 +9726,7 @@
             </w:pPr>
             <w:r>
               <w:rPr>
-                <w:rFonts w:ascii="Songti SC" w:eastAsia="Songti SC" w:hAnsi="Songti SC"/>
+                <w:rFonts w:ascii="Times New Roman" w:hAnsi="Times New Roman" w:eastAsia="宋体" w:cs="Times New Roman" w:hint="eastAsia"/>
                 <w:sz w:val="19"/>
               </w:rPr>
               <w:t>未验收</w:t>
@@ -9403,7 +9750,7 @@
             </w:pPr>
             <w:r>
               <w:rPr>
-                <w:rFonts w:ascii="Songti SC" w:eastAsia="Songti SC" w:hAnsi="Songti SC"/>
+                <w:rFonts w:ascii="Times New Roman" w:hAnsi="Times New Roman" w:eastAsia="宋体" w:cs="Times New Roman" w:hint="eastAsia"/>
                 <w:sz w:val="19"/>
               </w:rPr>
               <w:t>—</w:t>
@@ -9427,7 +9774,7 @@
             </w:pPr>
             <w:r>
               <w:rPr>
-                <w:rFonts w:ascii="Songti SC" w:eastAsia="Songti SC" w:hAnsi="Songti SC"/>
+                <w:rFonts w:ascii="Times New Roman" w:hAnsi="Times New Roman" w:eastAsia="宋体" w:cs="Times New Roman" w:hint="eastAsia"/>
                 <w:sz w:val="19"/>
               </w:rPr>
               <w:t>兼容性和上线质量</w:t>
@@ -9443,9 +9790,15 @@
         <w:spacing w:before="160" w:after="120"/>
       </w:pPr>
       <w:r>
+        <w:rPr>
+          <w:rFonts w:ascii="Arial" w:hAnsi="Arial" w:eastAsia="黑体" w:cs="Arial" w:hint="eastAsia"/>
+        </w:rPr>
         <w:t xml:space="preserve">5.5.2 </w:t>
       </w:r>
       <w:r>
+        <w:rPr>
+          <w:rFonts w:ascii="Arial" w:hAnsi="Arial" w:eastAsia="黑体" w:cs="Arial" w:hint="eastAsia"/>
+        </w:rPr>
         <w:t>提交前验收记录格式</w:t>
       </w:r>
     </w:p>
@@ -9459,6 +9812,7 @@
       <w:r>
         <w:rPr>
           <w:lang w:eastAsia="zh-CN"/>
+          <w:rFonts w:ascii="Times New Roman" w:hAnsi="Times New Roman" w:eastAsia="宋体" w:cs="Times New Roman" w:hint="eastAsia"/>
         </w:rPr>
         <w:t>每条验收记录需要包含：需求编号、测试编号、提交版本、环境、账号类型、前置条件、操作步骤、预期结果、实际结果、证据链接、复核人、状态和后续动作。状态统一使用“待开始、进行中、待复核、已验收、阻塞”。</w:t>
       </w:r>
@@ -9469,9 +9823,15 @@
         <w:spacing w:before="160" w:after="120"/>
       </w:pPr>
       <w:r>
+        <w:rPr>
+          <w:rFonts w:ascii="Arial" w:hAnsi="Arial" w:eastAsia="黑体" w:cs="Arial" w:hint="eastAsia"/>
+        </w:rPr>
         <w:t xml:space="preserve">5.5.3 </w:t>
       </w:r>
       <w:r>
+        <w:rPr>
+          <w:rFonts w:ascii="Arial" w:hAnsi="Arial" w:eastAsia="黑体" w:cs="Arial" w:hint="eastAsia"/>
+        </w:rPr>
         <w:t>当前待补验证</w:t>
       </w:r>
     </w:p>
@@ -9486,6 +9846,7 @@
       <w:r>
         <w:rPr>
           <w:lang w:eastAsia="zh-CN"/>
+          <w:rFonts w:ascii="Times New Roman" w:hAnsi="Times New Roman" w:eastAsia="宋体" w:cs="Times New Roman" w:hint="eastAsia"/>
         </w:rPr>
         <w:t>真实 active 账号的记录保存、编辑、删除和回顾读取。</w:t>
       </w:r>
@@ -9496,6 +9857,9 @@
         <w:spacing w:after="60"/>
       </w:pPr>
       <w:r>
+        <w:rPr>
+          <w:rFonts w:ascii="Times New Roman" w:hAnsi="Times New Roman" w:eastAsia="宋体" w:cs="Times New Roman" w:hint="eastAsia"/>
+        </w:rPr>
         <w:t>真实账号、停用账号、普通学生和 data_operator 的隔离验证。</w:t>
       </w:r>
     </w:p>
@@ -9510,6 +9874,7 @@
       <w:r>
         <w:rPr>
           <w:lang w:eastAsia="zh-CN"/>
+          <w:rFonts w:ascii="Times New Roman" w:hAnsi="Times New Roman" w:eastAsia="宋体" w:cs="Times New Roman" w:hint="eastAsia"/>
         </w:rPr>
         <w:t>导出跨账号拒绝、删除使旧导出失效、注销清理重试和恢复不复活。</w:t>
       </w:r>
@@ -9525,6 +9890,7 @@
       <w:r>
         <w:rPr>
           <w:lang w:eastAsia="zh-CN"/>
+          <w:rFonts w:ascii="Times New Roman" w:hAnsi="Times New Roman" w:eastAsia="宋体" w:cs="Times New Roman" w:hint="eastAsia"/>
         </w:rPr>
         <w:t>Campus 拒绝定位、地图失败、过期地点和后台资料审核。</w:t>
       </w:r>
@@ -9540,6 +9906,7 @@
       <w:r>
         <w:rPr>
           <w:lang w:eastAsia="zh-CN"/>
+          <w:rFonts w:ascii="Times New Roman" w:hAnsi="Times New Roman" w:eastAsia="宋体" w:cs="Times New Roman" w:hint="eastAsia"/>
         </w:rPr>
         <w:t>真机设备覆盖、性能采样、可用性测试和 12 人访谈汇总。</w:t>
       </w:r>
@@ -9550,9 +9917,15 @@
         <w:spacing w:before="240" w:after="120"/>
       </w:pPr>
       <w:r>
+        <w:rPr>
+          <w:rFonts w:ascii="Arial" w:hAnsi="Arial" w:eastAsia="黑体" w:cs="Arial" w:hint="eastAsia"/>
+        </w:rPr>
         <w:t xml:space="preserve">6 </w:t>
       </w:r>
       <w:r>
+        <w:rPr>
+          <w:rFonts w:ascii="Arial" w:hAnsi="Arial" w:eastAsia="黑体" w:cs="Arial" w:hint="eastAsia"/>
+        </w:rPr>
         <w:t>非功能需求</w:t>
       </w:r>
     </w:p>
@@ -9580,6 +9953,8 @@
       <w:tr>
         <w:trPr>
           <w:jc w:val="center"/>
+          <w:cantSplit/>
+          <w:tblHeader/>
         </w:trPr>
         <w:tc>
           <w:tcPr>
@@ -9598,7 +9973,7 @@
             </w:pPr>
             <w:r>
               <w:rPr>
-                <w:rFonts w:ascii="Songti SC" w:eastAsia="Songti SC" w:hAnsi="Songti SC"/>
+                <w:rFonts w:ascii="Times New Roman" w:hAnsi="Times New Roman" w:eastAsia="宋体" w:cs="Times New Roman" w:hint="eastAsia"/>
                 <w:b/>
                 <w:color w:val="000000"/>
                 <w:sz w:val="19"/>
@@ -9624,7 +9999,7 @@
             </w:pPr>
             <w:r>
               <w:rPr>
-                <w:rFonts w:ascii="Songti SC" w:eastAsia="Songti SC" w:hAnsi="Songti SC"/>
+                <w:rFonts w:ascii="Times New Roman" w:hAnsi="Times New Roman" w:eastAsia="宋体" w:cs="Times New Roman" w:hint="eastAsia"/>
                 <w:b/>
                 <w:color w:val="000000"/>
                 <w:sz w:val="19"/>
@@ -9650,7 +10025,7 @@
             </w:pPr>
             <w:r>
               <w:rPr>
-                <w:rFonts w:ascii="Songti SC" w:eastAsia="Songti SC" w:hAnsi="Songti SC"/>
+                <w:rFonts w:ascii="Times New Roman" w:hAnsi="Times New Roman" w:eastAsia="宋体" w:cs="Times New Roman" w:hint="eastAsia"/>
                 <w:b/>
                 <w:color w:val="000000"/>
                 <w:sz w:val="19"/>
@@ -9676,7 +10051,7 @@
             </w:pPr>
             <w:r>
               <w:rPr>
-                <w:rFonts w:ascii="Songti SC" w:eastAsia="Songti SC" w:hAnsi="Songti SC"/>
+                <w:rFonts w:ascii="Times New Roman" w:hAnsi="Times New Roman" w:eastAsia="宋体" w:cs="Times New Roman" w:hint="eastAsia"/>
                 <w:b/>
                 <w:color w:val="000000"/>
                 <w:sz w:val="19"/>
@@ -9689,6 +10064,7 @@
       <w:tr>
         <w:trPr>
           <w:jc w:val="center"/>
+          <w:cantSplit/>
         </w:trPr>
         <w:tc>
           <w:tcPr>
@@ -9707,7 +10083,7 @@
             </w:pPr>
             <w:r>
               <w:rPr>
-                <w:rFonts w:ascii="Songti SC" w:eastAsia="Songti SC" w:hAnsi="Songti SC"/>
+                <w:rFonts w:ascii="Times New Roman" w:hAnsi="Times New Roman" w:eastAsia="宋体" w:cs="Times New Roman" w:hint="eastAsia"/>
                 <w:sz w:val="19"/>
               </w:rPr>
               <w:lastRenderedPageBreak/>
@@ -9732,7 +10108,7 @@
             </w:pPr>
             <w:r>
               <w:rPr>
-                <w:rFonts w:ascii="Songti SC" w:eastAsia="Songti SC" w:hAnsi="Songti SC"/>
+                <w:rFonts w:ascii="Times New Roman" w:hAnsi="Times New Roman" w:eastAsia="宋体" w:cs="Times New Roman" w:hint="eastAsia"/>
                 <w:sz w:val="19"/>
               </w:rPr>
               <w:t>权限与隐私</w:t>
@@ -9756,7 +10132,7 @@
             </w:pPr>
             <w:r>
               <w:rPr>
-                <w:rFonts w:ascii="Songti SC" w:eastAsia="Songti SC" w:hAnsi="Songti SC"/>
+                <w:rFonts w:ascii="Times New Roman" w:hAnsi="Times New Roman" w:eastAsia="宋体" w:cs="Times New Roman" w:hint="eastAsia"/>
                 <w:sz w:val="19"/>
               </w:rPr>
               <w:t>可信身份解析；客户端不能提交 ownerId/role 授权；运营员不能读取私人记录</w:t>
@@ -9783,7 +10159,7 @@
             </w:pPr>
             <w:r>
               <w:rPr>
-                <w:rFonts w:ascii="Songti SC" w:eastAsia="Songti SC" w:hAnsi="Songti SC"/>
+                <w:rFonts w:ascii="Times New Roman" w:hAnsi="Times New Roman" w:eastAsia="宋体" w:cs="Times New Roman" w:hint="eastAsia"/>
                 <w:sz w:val="19"/>
                 <w:lang w:eastAsia="zh-CN"/>
               </w:rPr>
@@ -9795,6 +10171,7 @@
       <w:tr>
         <w:trPr>
           <w:jc w:val="center"/>
+          <w:cantSplit/>
         </w:trPr>
         <w:tc>
           <w:tcPr>
@@ -9813,7 +10190,7 @@
             </w:pPr>
             <w:r>
               <w:rPr>
-                <w:rFonts w:ascii="Songti SC" w:eastAsia="Songti SC" w:hAnsi="Songti SC"/>
+                <w:rFonts w:ascii="Times New Roman" w:hAnsi="Times New Roman" w:eastAsia="宋体" w:cs="Times New Roman" w:hint="eastAsia"/>
                 <w:sz w:val="19"/>
               </w:rPr>
               <w:t>N02</w:t>
@@ -9837,7 +10214,7 @@
             </w:pPr>
             <w:r>
               <w:rPr>
-                <w:rFonts w:ascii="Songti SC" w:eastAsia="Songti SC" w:hAnsi="Songti SC"/>
+                <w:rFonts w:ascii="Times New Roman" w:hAnsi="Times New Roman" w:eastAsia="宋体" w:cs="Times New Roman" w:hint="eastAsia"/>
                 <w:sz w:val="19"/>
               </w:rPr>
               <w:t>可靠写入</w:t>
@@ -9864,7 +10241,7 @@
             </w:pPr>
             <w:r>
               <w:rPr>
-                <w:rFonts w:ascii="Songti SC" w:eastAsia="Songti SC" w:hAnsi="Songti SC"/>
+                <w:rFonts w:ascii="Times New Roman" w:hAnsi="Times New Roman" w:eastAsia="宋体" w:cs="Times New Roman" w:hint="eastAsia"/>
                 <w:sz w:val="19"/>
                 <w:lang w:eastAsia="zh-CN"/>
               </w:rPr>
@@ -9892,7 +10269,7 @@
             </w:pPr>
             <w:r>
               <w:rPr>
-                <w:rFonts w:ascii="Songti SC" w:eastAsia="Songti SC" w:hAnsi="Songti SC"/>
+                <w:rFonts w:ascii="Times New Roman" w:hAnsi="Times New Roman" w:eastAsia="宋体" w:cs="Times New Roman" w:hint="eastAsia"/>
                 <w:sz w:val="19"/>
                 <w:lang w:eastAsia="zh-CN"/>
               </w:rPr>
@@ -9904,6 +10281,7 @@
       <w:tr>
         <w:trPr>
           <w:jc w:val="center"/>
+          <w:cantSplit/>
         </w:trPr>
         <w:tc>
           <w:tcPr>
@@ -9922,7 +10300,7 @@
             </w:pPr>
             <w:r>
               <w:rPr>
-                <w:rFonts w:ascii="Songti SC" w:eastAsia="Songti SC" w:hAnsi="Songti SC"/>
+                <w:rFonts w:ascii="Times New Roman" w:hAnsi="Times New Roman" w:eastAsia="宋体" w:cs="Times New Roman" w:hint="eastAsia"/>
                 <w:sz w:val="19"/>
               </w:rPr>
               <w:t>N03</w:t>
@@ -9946,7 +10324,7 @@
             </w:pPr>
             <w:r>
               <w:rPr>
-                <w:rFonts w:ascii="Songti SC" w:eastAsia="Songti SC" w:hAnsi="Songti SC"/>
+                <w:rFonts w:ascii="Times New Roman" w:hAnsi="Times New Roman" w:eastAsia="宋体" w:cs="Times New Roman" w:hint="eastAsia"/>
                 <w:sz w:val="19"/>
               </w:rPr>
               <w:t>数据最小化</w:t>
@@ -9973,7 +10351,7 @@
             </w:pPr>
             <w:r>
               <w:rPr>
-                <w:rFonts w:ascii="Songti SC" w:eastAsia="Songti SC" w:hAnsi="Songti SC"/>
+                <w:rFonts w:ascii="Times New Roman" w:hAnsi="Times New Roman" w:eastAsia="宋体" w:cs="Times New Roman" w:hint="eastAsia"/>
                 <w:sz w:val="19"/>
                 <w:lang w:eastAsia="zh-CN"/>
               </w:rPr>
@@ -10001,7 +10379,7 @@
             </w:pPr>
             <w:r>
               <w:rPr>
-                <w:rFonts w:ascii="Songti SC" w:eastAsia="Songti SC" w:hAnsi="Songti SC"/>
+                <w:rFonts w:ascii="Times New Roman" w:hAnsi="Times New Roman" w:eastAsia="宋体" w:cs="Times New Roman" w:hint="eastAsia"/>
                 <w:sz w:val="19"/>
                 <w:lang w:eastAsia="zh-CN"/>
               </w:rPr>
@@ -10013,6 +10391,7 @@
       <w:tr>
         <w:trPr>
           <w:jc w:val="center"/>
+          <w:cantSplit/>
         </w:trPr>
         <w:tc>
           <w:tcPr>
@@ -10031,7 +10410,7 @@
             </w:pPr>
             <w:r>
               <w:rPr>
-                <w:rFonts w:ascii="Songti SC" w:eastAsia="Songti SC" w:hAnsi="Songti SC"/>
+                <w:rFonts w:ascii="Times New Roman" w:hAnsi="Times New Roman" w:eastAsia="宋体" w:cs="Times New Roman" w:hint="eastAsia"/>
                 <w:sz w:val="19"/>
               </w:rPr>
               <w:t>N04</w:t>
@@ -10055,7 +10434,7 @@
             </w:pPr>
             <w:r>
               <w:rPr>
-                <w:rFonts w:ascii="Songti SC" w:eastAsia="Songti SC" w:hAnsi="Songti SC"/>
+                <w:rFonts w:ascii="Times New Roman" w:hAnsi="Times New Roman" w:eastAsia="宋体" w:cs="Times New Roman" w:hint="eastAsia"/>
                 <w:sz w:val="19"/>
               </w:rPr>
               <w:t>可用性</w:t>
@@ -10082,7 +10461,7 @@
             </w:pPr>
             <w:r>
               <w:rPr>
-                <w:rFonts w:ascii="Songti SC" w:eastAsia="Songti SC" w:hAnsi="Songti SC"/>
+                <w:rFonts w:ascii="Times New Roman" w:hAnsi="Times New Roman" w:eastAsia="宋体" w:cs="Times New Roman" w:hint="eastAsia"/>
                 <w:sz w:val="19"/>
                 <w:lang w:eastAsia="zh-CN"/>
               </w:rPr>
@@ -10110,7 +10489,7 @@
             </w:pPr>
             <w:r>
               <w:rPr>
-                <w:rFonts w:ascii="Songti SC" w:eastAsia="Songti SC" w:hAnsi="Songti SC"/>
+                <w:rFonts w:ascii="Times New Roman" w:hAnsi="Times New Roman" w:eastAsia="宋体" w:cs="Times New Roman" w:hint="eastAsia"/>
                 <w:sz w:val="19"/>
                 <w:lang w:eastAsia="zh-CN"/>
               </w:rPr>
@@ -10122,6 +10501,7 @@
       <w:tr>
         <w:trPr>
           <w:jc w:val="center"/>
+          <w:cantSplit/>
         </w:trPr>
         <w:tc>
           <w:tcPr>
@@ -10140,7 +10520,7 @@
             </w:pPr>
             <w:r>
               <w:rPr>
-                <w:rFonts w:ascii="Songti SC" w:eastAsia="Songti SC" w:hAnsi="Songti SC"/>
+                <w:rFonts w:ascii="Times New Roman" w:hAnsi="Times New Roman" w:eastAsia="宋体" w:cs="Times New Roman" w:hint="eastAsia"/>
                 <w:sz w:val="19"/>
               </w:rPr>
               <w:t>N05</w:t>
@@ -10164,7 +10544,7 @@
             </w:pPr>
             <w:r>
               <w:rPr>
-                <w:rFonts w:ascii="Songti SC" w:eastAsia="Songti SC" w:hAnsi="Songti SC"/>
+                <w:rFonts w:ascii="Times New Roman" w:hAnsi="Times New Roman" w:eastAsia="宋体" w:cs="Times New Roman" w:hint="eastAsia"/>
                 <w:sz w:val="19"/>
               </w:rPr>
               <w:t>可读性与无障碍</w:t>
@@ -10191,7 +10571,7 @@
             </w:pPr>
             <w:r>
               <w:rPr>
-                <w:rFonts w:ascii="Songti SC" w:eastAsia="Songti SC" w:hAnsi="Songti SC"/>
+                <w:rFonts w:ascii="Times New Roman" w:hAnsi="Times New Roman" w:eastAsia="宋体" w:cs="Times New Roman" w:hint="eastAsia"/>
                 <w:sz w:val="19"/>
                 <w:lang w:eastAsia="zh-CN"/>
               </w:rPr>
@@ -10219,7 +10599,7 @@
             </w:pPr>
             <w:r>
               <w:rPr>
-                <w:rFonts w:ascii="Songti SC" w:eastAsia="Songti SC" w:hAnsi="Songti SC"/>
+                <w:rFonts w:ascii="Times New Roman" w:hAnsi="Times New Roman" w:eastAsia="宋体" w:cs="Times New Roman" w:hint="eastAsia"/>
                 <w:sz w:val="19"/>
                 <w:lang w:eastAsia="zh-CN"/>
               </w:rPr>
@@ -10231,6 +10611,7 @@
       <w:tr>
         <w:trPr>
           <w:jc w:val="center"/>
+          <w:cantSplit/>
         </w:trPr>
         <w:tc>
           <w:tcPr>
@@ -10249,7 +10630,7 @@
             </w:pPr>
             <w:r>
               <w:rPr>
-                <w:rFonts w:ascii="Songti SC" w:eastAsia="Songti SC" w:hAnsi="Songti SC"/>
+                <w:rFonts w:ascii="Times New Roman" w:hAnsi="Times New Roman" w:eastAsia="宋体" w:cs="Times New Roman" w:hint="eastAsia"/>
                 <w:sz w:val="19"/>
               </w:rPr>
               <w:t>N06</w:t>
@@ -10273,7 +10654,7 @@
             </w:pPr>
             <w:r>
               <w:rPr>
-                <w:rFonts w:ascii="Songti SC" w:eastAsia="Songti SC" w:hAnsi="Songti SC"/>
+                <w:rFonts w:ascii="Times New Roman" w:hAnsi="Times New Roman" w:eastAsia="宋体" w:cs="Times New Roman" w:hint="eastAsia"/>
                 <w:sz w:val="19"/>
               </w:rPr>
               <w:t>性能</w:t>
@@ -10300,7 +10681,7 @@
             </w:pPr>
             <w:r>
               <w:rPr>
-                <w:rFonts w:ascii="Songti SC" w:eastAsia="Songti SC" w:hAnsi="Songti SC"/>
+                <w:rFonts w:ascii="Times New Roman" w:hAnsi="Times New Roman" w:eastAsia="宋体" w:cs="Times New Roman" w:hint="eastAsia"/>
                 <w:sz w:val="19"/>
                 <w:lang w:eastAsia="zh-CN"/>
               </w:rPr>
@@ -10325,7 +10706,7 @@
             </w:pPr>
             <w:r>
               <w:rPr>
-                <w:rFonts w:ascii="Songti SC" w:eastAsia="Songti SC" w:hAnsi="Songti SC"/>
+                <w:rFonts w:ascii="Times New Roman" w:hAnsi="Times New Roman" w:eastAsia="宋体" w:cs="Times New Roman" w:hint="eastAsia"/>
                 <w:sz w:val="19"/>
               </w:rPr>
               <w:t>尚未完成真实测量</w:t>
@@ -10336,6 +10717,7 @@
       <w:tr>
         <w:trPr>
           <w:jc w:val="center"/>
+          <w:cantSplit/>
         </w:trPr>
         <w:tc>
           <w:tcPr>
@@ -10354,7 +10736,7 @@
             </w:pPr>
             <w:r>
               <w:rPr>
-                <w:rFonts w:ascii="Songti SC" w:eastAsia="Songti SC" w:hAnsi="Songti SC"/>
+                <w:rFonts w:ascii="Times New Roman" w:hAnsi="Times New Roman" w:eastAsia="宋体" w:cs="Times New Roman" w:hint="eastAsia"/>
                 <w:sz w:val="19"/>
               </w:rPr>
               <w:t>N07</w:t>
@@ -10378,7 +10760,7 @@
             </w:pPr>
             <w:r>
               <w:rPr>
-                <w:rFonts w:ascii="Songti SC" w:eastAsia="Songti SC" w:hAnsi="Songti SC"/>
+                <w:rFonts w:ascii="Times New Roman" w:hAnsi="Times New Roman" w:eastAsia="宋体" w:cs="Times New Roman" w:hint="eastAsia"/>
                 <w:sz w:val="19"/>
               </w:rPr>
               <w:t>删除与导出</w:t>
@@ -10405,7 +10787,7 @@
             </w:pPr>
             <w:r>
               <w:rPr>
-                <w:rFonts w:ascii="Songti SC" w:eastAsia="Songti SC" w:hAnsi="Songti SC"/>
+                <w:rFonts w:ascii="Times New Roman" w:hAnsi="Times New Roman" w:eastAsia="宋体" w:cs="Times New Roman" w:hint="eastAsia"/>
                 <w:sz w:val="19"/>
                 <w:lang w:eastAsia="zh-CN"/>
               </w:rPr>
@@ -10433,7 +10815,7 @@
             </w:pPr>
             <w:r>
               <w:rPr>
-                <w:rFonts w:ascii="Songti SC" w:eastAsia="Songti SC" w:hAnsi="Songti SC"/>
+                <w:rFonts w:ascii="Times New Roman" w:hAnsi="Times New Roman" w:eastAsia="宋体" w:cs="Times New Roman" w:hint="eastAsia"/>
                 <w:sz w:val="19"/>
                 <w:lang w:eastAsia="zh-CN"/>
               </w:rPr>
@@ -10445,6 +10827,7 @@
       <w:tr>
         <w:trPr>
           <w:jc w:val="center"/>
+          <w:cantSplit/>
         </w:trPr>
         <w:tc>
           <w:tcPr>
@@ -10463,7 +10846,7 @@
             </w:pPr>
             <w:r>
               <w:rPr>
-                <w:rFonts w:ascii="Songti SC" w:eastAsia="Songti SC" w:hAnsi="Songti SC"/>
+                <w:rFonts w:ascii="Times New Roman" w:hAnsi="Times New Roman" w:eastAsia="宋体" w:cs="Times New Roman" w:hint="eastAsia"/>
                 <w:sz w:val="19"/>
               </w:rPr>
               <w:t>N08</w:t>
@@ -10487,7 +10870,7 @@
             </w:pPr>
             <w:r>
               <w:rPr>
-                <w:rFonts w:ascii="Songti SC" w:eastAsia="Songti SC" w:hAnsi="Songti SC"/>
+                <w:rFonts w:ascii="Times New Roman" w:hAnsi="Times New Roman" w:eastAsia="宋体" w:cs="Times New Roman" w:hint="eastAsia"/>
                 <w:sz w:val="19"/>
               </w:rPr>
               <w:t>范围标识</w:t>
@@ -10514,7 +10897,7 @@
             </w:pPr>
             <w:r>
               <w:rPr>
-                <w:rFonts w:ascii="Songti SC" w:eastAsia="Songti SC" w:hAnsi="Songti SC"/>
+                <w:rFonts w:ascii="Times New Roman" w:hAnsi="Times New Roman" w:eastAsia="宋体" w:cs="Times New Roman" w:hint="eastAsia"/>
                 <w:sz w:val="19"/>
                 <w:lang w:eastAsia="zh-CN"/>
               </w:rPr>
@@ -10539,7 +10922,7 @@
             </w:pPr>
             <w:r>
               <w:rPr>
-                <w:rFonts w:ascii="Songti SC" w:eastAsia="Songti SC" w:hAnsi="Songti SC"/>
+                <w:rFonts w:ascii="Times New Roman" w:hAnsi="Times New Roman" w:eastAsia="宋体" w:cs="Times New Roman" w:hint="eastAsia"/>
                 <w:sz w:val="19"/>
               </w:rPr>
               <w:t>文档已按此规则整理</w:t>
@@ -10555,9 +10938,15 @@
         <w:spacing w:before="240" w:after="120"/>
       </w:pPr>
       <w:r>
+        <w:rPr>
+          <w:rFonts w:ascii="Arial" w:hAnsi="Arial" w:eastAsia="黑体" w:cs="Arial" w:hint="eastAsia"/>
+        </w:rPr>
         <w:t xml:space="preserve">7 </w:t>
       </w:r>
       <w:r>
+        <w:rPr>
+          <w:rFonts w:ascii="Arial" w:hAnsi="Arial" w:eastAsia="黑体" w:cs="Arial" w:hint="eastAsia"/>
+        </w:rPr>
         <w:t>团队组织与协作</w:t>
       </w:r>
     </w:p>
@@ -10571,6 +10960,7 @@
       <w:r>
         <w:rPr>
           <w:lang w:eastAsia="zh-CN"/>
+          <w:rFonts w:ascii="Times New Roman" w:hAnsi="Times New Roman" w:eastAsia="宋体" w:cs="Times New Roman" w:hint="eastAsia"/>
         </w:rPr>
         <w:t>团队职责沿用 2026-10-12 版本的 docs/team.md。下表按第一周五项任务和全周期责任范围形成一套项目估点建议；它不是成员实际工时记录。项目总点数归一化为 100 点，提交前可用周报、PR、成果链接和验收记录复核。</w:t>
       </w:r>
@@ -10599,6 +10989,8 @@
       <w:tr>
         <w:trPr>
           <w:jc w:val="center"/>
+          <w:cantSplit/>
+          <w:tblHeader/>
         </w:trPr>
         <w:tc>
           <w:tcPr>
@@ -10617,7 +11009,7 @@
             </w:pPr>
             <w:r>
               <w:rPr>
-                <w:rFonts w:ascii="Songti SC" w:eastAsia="Songti SC" w:hAnsi="Songti SC"/>
+                <w:rFonts w:ascii="Times New Roman" w:hAnsi="Times New Roman" w:eastAsia="宋体" w:cs="Times New Roman" w:hint="eastAsia"/>
                 <w:b/>
                 <w:color w:val="000000"/>
                 <w:sz w:val="19"/>
@@ -10643,7 +11035,7 @@
             </w:pPr>
             <w:r>
               <w:rPr>
-                <w:rFonts w:ascii="Songti SC" w:eastAsia="Songti SC" w:hAnsi="Songti SC"/>
+                <w:rFonts w:ascii="Times New Roman" w:hAnsi="Times New Roman" w:eastAsia="宋体" w:cs="Times New Roman" w:hint="eastAsia"/>
                 <w:b/>
                 <w:color w:val="000000"/>
                 <w:sz w:val="19"/>
@@ -10669,7 +11061,7 @@
             </w:pPr>
             <w:r>
               <w:rPr>
-                <w:rFonts w:ascii="Songti SC" w:eastAsia="Songti SC" w:hAnsi="Songti SC"/>
+                <w:rFonts w:ascii="Times New Roman" w:hAnsi="Times New Roman" w:eastAsia="宋体" w:cs="Times New Roman" w:hint="eastAsia"/>
                 <w:b/>
                 <w:color w:val="000000"/>
                 <w:sz w:val="19"/>
@@ -10695,7 +11087,7 @@
             </w:pPr>
             <w:r>
               <w:rPr>
-                <w:rFonts w:ascii="Songti SC" w:eastAsia="Songti SC" w:hAnsi="Songti SC"/>
+                <w:rFonts w:ascii="Times New Roman" w:hAnsi="Times New Roman" w:eastAsia="宋体" w:cs="Times New Roman" w:hint="eastAsia"/>
                 <w:b/>
                 <w:color w:val="000000"/>
                 <w:sz w:val="19"/>
@@ -10708,6 +11100,7 @@
       <w:tr>
         <w:trPr>
           <w:jc w:val="center"/>
+          <w:cantSplit/>
         </w:trPr>
         <w:tc>
           <w:tcPr>
@@ -10726,7 +11119,7 @@
             </w:pPr>
             <w:r>
               <w:rPr>
-                <w:rFonts w:ascii="Songti SC" w:eastAsia="Songti SC" w:hAnsi="Songti SC"/>
+                <w:rFonts w:ascii="Times New Roman" w:hAnsi="Times New Roman" w:eastAsia="宋体" w:cs="Times New Roman" w:hint="eastAsia"/>
                 <w:sz w:val="19"/>
               </w:rPr>
               <w:t>Xiang Hong</w:t>
@@ -10750,7 +11143,7 @@
             </w:pPr>
             <w:r>
               <w:rPr>
-                <w:rFonts w:ascii="Songti SC" w:eastAsia="Songti SC" w:hAnsi="Songti SC"/>
+                <w:rFonts w:ascii="Times New Roman" w:hAnsi="Times New Roman" w:eastAsia="宋体" w:cs="Times New Roman" w:hint="eastAsia"/>
                 <w:sz w:val="19"/>
               </w:rPr>
               <w:t>项目管理、后端集成、journal/review、F01—F10</w:t>
@@ -10777,7 +11170,7 @@
             </w:pPr>
             <w:r>
               <w:rPr>
-                <w:rFonts w:ascii="Songti SC" w:eastAsia="Songti SC" w:hAnsi="Songti SC"/>
+                <w:rFonts w:ascii="Times New Roman" w:hAnsi="Times New Roman" w:eastAsia="宋体" w:cs="Times New Roman" w:hint="eastAsia"/>
                 <w:sz w:val="19"/>
                 <w:lang w:eastAsia="zh-CN"/>
               </w:rPr>
@@ -10802,7 +11195,7 @@
             </w:pPr>
             <w:r>
               <w:rPr>
-                <w:rFonts w:ascii="Songti SC" w:eastAsia="Songti SC" w:hAnsi="Songti SC" w:hint="eastAsia"/>
+                <w:rFonts w:ascii="Times New Roman" w:hAnsi="Times New Roman" w:eastAsia="宋体" w:cs="Times New Roman" w:hint="eastAsia"/>
                 <w:sz w:val="19"/>
                 <w:lang w:eastAsia="zh-CN"/>
               </w:rPr>
@@ -10810,14 +11203,14 @@
             </w:r>
             <w:r>
               <w:rPr>
-                <w:rFonts w:ascii="Songti SC" w:eastAsia="Songti SC" w:hAnsi="Songti SC"/>
+                <w:rFonts w:ascii="Times New Roman" w:hAnsi="Times New Roman" w:eastAsia="宋体" w:cs="Times New Roman" w:hint="eastAsia"/>
                 <w:sz w:val="19"/>
               </w:rPr>
               <w:t xml:space="preserve"> / </w:t>
             </w:r>
             <w:r>
               <w:rPr>
-                <w:rFonts w:ascii="Songti SC" w:eastAsia="Songti SC" w:hAnsi="Songti SC" w:hint="eastAsia"/>
+                <w:rFonts w:ascii="Times New Roman" w:hAnsi="Times New Roman" w:eastAsia="宋体" w:cs="Times New Roman" w:hint="eastAsia"/>
                 <w:sz w:val="19"/>
                 <w:lang w:eastAsia="zh-CN"/>
               </w:rPr>
@@ -10825,7 +11218,7 @@
             </w:r>
             <w:r>
               <w:rPr>
-                <w:rFonts w:ascii="Songti SC" w:eastAsia="Songti SC" w:hAnsi="Songti SC"/>
+                <w:rFonts w:ascii="Times New Roman" w:hAnsi="Times New Roman" w:eastAsia="宋体" w:cs="Times New Roman" w:hint="eastAsia"/>
                 <w:sz w:val="19"/>
               </w:rPr>
               <w:t>%</w:t>
@@ -10836,6 +11229,7 @@
       <w:tr>
         <w:trPr>
           <w:jc w:val="center"/>
+          <w:cantSplit/>
         </w:trPr>
         <w:tc>
           <w:tcPr>
@@ -10854,7 +11248,7 @@
             </w:pPr>
             <w:r>
               <w:rPr>
-                <w:rFonts w:ascii="Songti SC" w:eastAsia="Songti SC" w:hAnsi="Songti SC"/>
+                <w:rFonts w:ascii="Times New Roman" w:hAnsi="Times New Roman" w:eastAsia="宋体" w:cs="Times New Roman" w:hint="eastAsia"/>
                 <w:sz w:val="19"/>
               </w:rPr>
               <w:t>Junhan Huang</w:t>
@@ -10881,7 +11275,7 @@
             </w:pPr>
             <w:r>
               <w:rPr>
-                <w:rFonts w:ascii="Songti SC" w:eastAsia="Songti SC" w:hAnsi="Songti SC"/>
+                <w:rFonts w:ascii="Times New Roman" w:hAnsi="Times New Roman" w:eastAsia="宋体" w:cs="Times New Roman" w:hint="eastAsia"/>
                 <w:sz w:val="19"/>
                 <w:lang w:eastAsia="zh-CN"/>
               </w:rPr>
@@ -10909,7 +11303,7 @@
             </w:pPr>
             <w:r>
               <w:rPr>
-                <w:rFonts w:ascii="Songti SC" w:eastAsia="Songti SC" w:hAnsi="Songti SC"/>
+                <w:rFonts w:ascii="Times New Roman" w:hAnsi="Times New Roman" w:eastAsia="宋体" w:cs="Times New Roman" w:hint="eastAsia"/>
                 <w:sz w:val="19"/>
                 <w:lang w:eastAsia="zh-CN"/>
               </w:rPr>
@@ -10934,7 +11328,7 @@
             </w:pPr>
             <w:r>
               <w:rPr>
-                <w:rFonts w:ascii="Songti SC" w:eastAsia="Songti SC" w:hAnsi="Songti SC"/>
+                <w:rFonts w:ascii="Times New Roman" w:hAnsi="Times New Roman" w:eastAsia="宋体" w:cs="Times New Roman" w:hint="eastAsia"/>
                 <w:sz w:val="19"/>
               </w:rPr>
               <w:t>8 / 8%</w:t>
@@ -10945,6 +11339,7 @@
       <w:tr>
         <w:trPr>
           <w:jc w:val="center"/>
+          <w:cantSplit/>
         </w:trPr>
         <w:tc>
           <w:tcPr>
@@ -10963,7 +11358,7 @@
             </w:pPr>
             <w:r>
               <w:rPr>
-                <w:rFonts w:ascii="Songti SC" w:eastAsia="Songti SC" w:hAnsi="Songti SC"/>
+                <w:rFonts w:ascii="Times New Roman" w:hAnsi="Times New Roman" w:eastAsia="宋体" w:cs="Times New Roman" w:hint="eastAsia"/>
                 <w:sz w:val="19"/>
               </w:rPr>
               <w:t>Jiawei Fang</w:t>
@@ -10987,7 +11382,7 @@
             </w:pPr>
             <w:r>
               <w:rPr>
-                <w:rFonts w:ascii="Songti SC" w:eastAsia="Songti SC" w:hAnsi="Songti SC"/>
+                <w:rFonts w:ascii="Times New Roman" w:hAnsi="Times New Roman" w:eastAsia="宋体" w:cs="Times New Roman" w:hint="eastAsia"/>
                 <w:sz w:val="19"/>
               </w:rPr>
               <w:t>tasks、preferences、账号停用、F17—F21/F23</w:t>
@@ -11014,7 +11409,7 @@
             </w:pPr>
             <w:r>
               <w:rPr>
-                <w:rFonts w:ascii="Songti SC" w:eastAsia="Songti SC" w:hAnsi="Songti SC"/>
+                <w:rFonts w:ascii="Times New Roman" w:hAnsi="Times New Roman" w:eastAsia="宋体" w:cs="Times New Roman" w:hint="eastAsia"/>
                 <w:sz w:val="19"/>
                 <w:lang w:eastAsia="zh-CN"/>
               </w:rPr>
@@ -11039,7 +11434,7 @@
             </w:pPr>
             <w:r>
               <w:rPr>
-                <w:rFonts w:ascii="Songti SC" w:eastAsia="Songti SC" w:hAnsi="Songti SC" w:hint="eastAsia"/>
+                <w:rFonts w:ascii="Times New Roman" w:hAnsi="Times New Roman" w:eastAsia="宋体" w:cs="Times New Roman" w:hint="eastAsia"/>
                 <w:sz w:val="19"/>
                 <w:lang w:eastAsia="zh-CN"/>
               </w:rPr>
@@ -11047,14 +11442,14 @@
             </w:r>
             <w:r>
               <w:rPr>
-                <w:rFonts w:ascii="Songti SC" w:eastAsia="Songti SC" w:hAnsi="Songti SC"/>
+                <w:rFonts w:ascii="Times New Roman" w:hAnsi="Times New Roman" w:eastAsia="宋体" w:cs="Times New Roman" w:hint="eastAsia"/>
                 <w:sz w:val="19"/>
               </w:rPr>
               <w:t xml:space="preserve"> / </w:t>
             </w:r>
             <w:r>
               <w:rPr>
-                <w:rFonts w:ascii="Songti SC" w:eastAsia="Songti SC" w:hAnsi="Songti SC" w:hint="eastAsia"/>
+                <w:rFonts w:ascii="Times New Roman" w:hAnsi="Times New Roman" w:eastAsia="宋体" w:cs="Times New Roman" w:hint="eastAsia"/>
                 <w:sz w:val="19"/>
                 <w:lang w:eastAsia="zh-CN"/>
               </w:rPr>
@@ -11062,7 +11457,7 @@
             </w:r>
             <w:r>
               <w:rPr>
-                <w:rFonts w:ascii="Songti SC" w:eastAsia="Songti SC" w:hAnsi="Songti SC"/>
+                <w:rFonts w:ascii="Times New Roman" w:hAnsi="Times New Roman" w:eastAsia="宋体" w:cs="Times New Roman" w:hint="eastAsia"/>
                 <w:sz w:val="19"/>
               </w:rPr>
               <w:t>%</w:t>
@@ -11073,6 +11468,7 @@
       <w:tr>
         <w:trPr>
           <w:jc w:val="center"/>
+          <w:cantSplit/>
         </w:trPr>
         <w:tc>
           <w:tcPr>
@@ -11091,7 +11487,7 @@
             </w:pPr>
             <w:r>
               <w:rPr>
-                <w:rFonts w:ascii="Songti SC" w:eastAsia="Songti SC" w:hAnsi="Songti SC"/>
+                <w:rFonts w:ascii="Times New Roman" w:hAnsi="Times New Roman" w:eastAsia="宋体" w:cs="Times New Roman" w:hint="eastAsia"/>
                 <w:sz w:val="19"/>
               </w:rPr>
               <w:t>Linghan Chen</w:t>
@@ -11118,7 +11514,7 @@
             </w:pPr>
             <w:r>
               <w:rPr>
-                <w:rFonts w:ascii="Songti SC" w:eastAsia="Songti SC" w:hAnsi="Songti SC"/>
+                <w:rFonts w:ascii="Times New Roman" w:hAnsi="Times New Roman" w:eastAsia="宋体" w:cs="Times New Roman" w:hint="eastAsia"/>
                 <w:sz w:val="19"/>
                 <w:lang w:eastAsia="zh-CN"/>
               </w:rPr>
@@ -11146,7 +11542,7 @@
             </w:pPr>
             <w:r>
               <w:rPr>
-                <w:rFonts w:ascii="Songti SC" w:eastAsia="Songti SC" w:hAnsi="Songti SC"/>
+                <w:rFonts w:ascii="Times New Roman" w:hAnsi="Times New Roman" w:eastAsia="宋体" w:cs="Times New Roman" w:hint="eastAsia"/>
                 <w:sz w:val="19"/>
                 <w:lang w:eastAsia="zh-CN"/>
               </w:rPr>
@@ -11171,7 +11567,7 @@
             </w:pPr>
             <w:r>
               <w:rPr>
-                <w:rFonts w:ascii="Songti SC" w:eastAsia="Songti SC" w:hAnsi="Songti SC" w:hint="eastAsia"/>
+                <w:rFonts w:ascii="Times New Roman" w:hAnsi="Times New Roman" w:eastAsia="宋体" w:cs="Times New Roman" w:hint="eastAsia"/>
                 <w:sz w:val="19"/>
                 <w:lang w:eastAsia="zh-CN"/>
               </w:rPr>
@@ -11179,14 +11575,14 @@
             </w:r>
             <w:r>
               <w:rPr>
-                <w:rFonts w:ascii="Songti SC" w:eastAsia="Songti SC" w:hAnsi="Songti SC"/>
+                <w:rFonts w:ascii="Times New Roman" w:hAnsi="Times New Roman" w:eastAsia="宋体" w:cs="Times New Roman" w:hint="eastAsia"/>
                 <w:sz w:val="19"/>
               </w:rPr>
               <w:t xml:space="preserve"> / </w:t>
             </w:r>
             <w:r>
               <w:rPr>
-                <w:rFonts w:ascii="Songti SC" w:eastAsia="Songti SC" w:hAnsi="Songti SC" w:hint="eastAsia"/>
+                <w:rFonts w:ascii="Times New Roman" w:hAnsi="Times New Roman" w:eastAsia="宋体" w:cs="Times New Roman" w:hint="eastAsia"/>
                 <w:sz w:val="19"/>
                 <w:lang w:eastAsia="zh-CN"/>
               </w:rPr>
@@ -11194,7 +11590,7 @@
             </w:r>
             <w:r>
               <w:rPr>
-                <w:rFonts w:ascii="Songti SC" w:eastAsia="Songti SC" w:hAnsi="Songti SC"/>
+                <w:rFonts w:ascii="Times New Roman" w:hAnsi="Times New Roman" w:eastAsia="宋体" w:cs="Times New Roman" w:hint="eastAsia"/>
                 <w:sz w:val="19"/>
               </w:rPr>
               <w:t>%</w:t>
@@ -11205,6 +11601,7 @@
       <w:tr>
         <w:trPr>
           <w:jc w:val="center"/>
+          <w:cantSplit/>
         </w:trPr>
         <w:tc>
           <w:tcPr>
@@ -11223,7 +11620,7 @@
             </w:pPr>
             <w:r>
               <w:rPr>
-                <w:rFonts w:ascii="Songti SC" w:eastAsia="Songti SC" w:hAnsi="Songti SC"/>
+                <w:rFonts w:ascii="Times New Roman" w:hAnsi="Times New Roman" w:eastAsia="宋体" w:cs="Times New Roman" w:hint="eastAsia"/>
                 <w:sz w:val="19"/>
               </w:rPr>
               <w:t>Yifan Ji</w:t>
@@ -11247,7 +11644,7 @@
             </w:pPr>
             <w:r>
               <w:rPr>
-                <w:rFonts w:ascii="Songti SC" w:eastAsia="Songti SC" w:hAnsi="Songti SC"/>
+                <w:rFonts w:ascii="Times New Roman" w:hAnsi="Times New Roman" w:eastAsia="宋体" w:cs="Times New Roman" w:hint="eastAsia"/>
                 <w:sz w:val="19"/>
               </w:rPr>
               <w:t>Today、F01—F04/F20</w:t>
@@ -11274,7 +11671,7 @@
             </w:pPr>
             <w:r>
               <w:rPr>
-                <w:rFonts w:ascii="Songti SC" w:eastAsia="Songti SC" w:hAnsi="Songti SC"/>
+                <w:rFonts w:ascii="Times New Roman" w:hAnsi="Times New Roman" w:eastAsia="宋体" w:cs="Times New Roman" w:hint="eastAsia"/>
                 <w:sz w:val="19"/>
                 <w:lang w:eastAsia="zh-CN"/>
               </w:rPr>
@@ -11299,7 +11696,7 @@
             </w:pPr>
             <w:r>
               <w:rPr>
-                <w:rFonts w:ascii="Songti SC" w:eastAsia="Songti SC" w:hAnsi="Songti SC" w:hint="eastAsia"/>
+                <w:rFonts w:ascii="Times New Roman" w:hAnsi="Times New Roman" w:eastAsia="宋体" w:cs="Times New Roman" w:hint="eastAsia"/>
                 <w:sz w:val="19"/>
                 <w:lang w:eastAsia="zh-CN"/>
               </w:rPr>
@@ -11307,14 +11704,14 @@
             </w:r>
             <w:r>
               <w:rPr>
-                <w:rFonts w:ascii="Songti SC" w:eastAsia="Songti SC" w:hAnsi="Songti SC"/>
+                <w:rFonts w:ascii="Times New Roman" w:hAnsi="Times New Roman" w:eastAsia="宋体" w:cs="Times New Roman" w:hint="eastAsia"/>
                 <w:sz w:val="19"/>
               </w:rPr>
               <w:t xml:space="preserve"> / </w:t>
             </w:r>
             <w:r>
               <w:rPr>
-                <w:rFonts w:ascii="Songti SC" w:eastAsia="Songti SC" w:hAnsi="Songti SC" w:hint="eastAsia"/>
+                <w:rFonts w:ascii="Times New Roman" w:hAnsi="Times New Roman" w:eastAsia="宋体" w:cs="Times New Roman" w:hint="eastAsia"/>
                 <w:sz w:val="19"/>
                 <w:lang w:eastAsia="zh-CN"/>
               </w:rPr>
@@ -11322,7 +11719,7 @@
             </w:r>
             <w:r>
               <w:rPr>
-                <w:rFonts w:ascii="Songti SC" w:eastAsia="Songti SC" w:hAnsi="Songti SC"/>
+                <w:rFonts w:ascii="Times New Roman" w:hAnsi="Times New Roman" w:eastAsia="宋体" w:cs="Times New Roman" w:hint="eastAsia"/>
                 <w:sz w:val="19"/>
               </w:rPr>
               <w:t>%</w:t>
@@ -11333,6 +11730,7 @@
       <w:tr>
         <w:trPr>
           <w:jc w:val="center"/>
+          <w:cantSplit/>
         </w:trPr>
         <w:tc>
           <w:tcPr>
@@ -11351,7 +11749,7 @@
             </w:pPr>
             <w:r>
               <w:rPr>
-                <w:rFonts w:ascii="Songti SC" w:eastAsia="Songti SC" w:hAnsi="Songti SC"/>
+                <w:rFonts w:ascii="Times New Roman" w:hAnsi="Times New Roman" w:eastAsia="宋体" w:cs="Times New Roman" w:hint="eastAsia"/>
                 <w:sz w:val="19"/>
               </w:rPr>
               <w:lastRenderedPageBreak/>
@@ -11376,7 +11774,7 @@
             </w:pPr>
             <w:r>
               <w:rPr>
-                <w:rFonts w:ascii="Songti SC" w:eastAsia="Songti SC" w:hAnsi="Songti SC"/>
+                <w:rFonts w:ascii="Times New Roman" w:hAnsi="Times New Roman" w:eastAsia="宋体" w:cs="Times New Roman" w:hint="eastAsia"/>
                 <w:sz w:val="19"/>
               </w:rPr>
               <w:t>Universe、F05—F10</w:t>
@@ -11403,7 +11801,7 @@
             </w:pPr>
             <w:r>
               <w:rPr>
-                <w:rFonts w:ascii="Songti SC" w:eastAsia="Songti SC" w:hAnsi="Songti SC"/>
+                <w:rFonts w:ascii="Times New Roman" w:hAnsi="Times New Roman" w:eastAsia="宋体" w:cs="Times New Roman" w:hint="eastAsia"/>
                 <w:sz w:val="19"/>
                 <w:lang w:eastAsia="zh-CN"/>
               </w:rPr>
@@ -11428,7 +11826,7 @@
             </w:pPr>
             <w:r>
               <w:rPr>
-                <w:rFonts w:ascii="Songti SC" w:eastAsia="Songti SC" w:hAnsi="Songti SC" w:hint="eastAsia"/>
+                <w:rFonts w:ascii="Times New Roman" w:hAnsi="Times New Roman" w:eastAsia="宋体" w:cs="Times New Roman" w:hint="eastAsia"/>
                 <w:sz w:val="19"/>
                 <w:lang w:eastAsia="zh-CN"/>
               </w:rPr>
@@ -11436,14 +11834,14 @@
             </w:r>
             <w:r>
               <w:rPr>
-                <w:rFonts w:ascii="Songti SC" w:eastAsia="Songti SC" w:hAnsi="Songti SC"/>
+                <w:rFonts w:ascii="Times New Roman" w:hAnsi="Times New Roman" w:eastAsia="宋体" w:cs="Times New Roman" w:hint="eastAsia"/>
                 <w:sz w:val="19"/>
               </w:rPr>
               <w:t xml:space="preserve"> /</w:t>
             </w:r>
             <w:r>
               <w:rPr>
-                <w:rFonts w:ascii="Songti SC" w:eastAsia="Songti SC" w:hAnsi="Songti SC" w:hint="eastAsia"/>
+                <w:rFonts w:ascii="Times New Roman" w:hAnsi="Times New Roman" w:eastAsia="宋体" w:cs="Times New Roman" w:hint="eastAsia"/>
                 <w:sz w:val="19"/>
                 <w:lang w:eastAsia="zh-CN"/>
               </w:rPr>
@@ -11451,7 +11849,7 @@
             </w:r>
             <w:r>
               <w:rPr>
-                <w:rFonts w:ascii="Songti SC" w:eastAsia="Songti SC" w:hAnsi="Songti SC"/>
+                <w:rFonts w:ascii="Times New Roman" w:hAnsi="Times New Roman" w:eastAsia="宋体" w:cs="Times New Roman" w:hint="eastAsia"/>
                 <w:sz w:val="19"/>
               </w:rPr>
               <w:t>%</w:t>
@@ -11462,6 +11860,7 @@
       <w:tr>
         <w:trPr>
           <w:jc w:val="center"/>
+          <w:cantSplit/>
         </w:trPr>
         <w:tc>
           <w:tcPr>
@@ -11480,7 +11879,7 @@
             </w:pPr>
             <w:r>
               <w:rPr>
-                <w:rFonts w:ascii="Songti SC" w:eastAsia="Songti SC" w:hAnsi="Songti SC"/>
+                <w:rFonts w:ascii="Times New Roman" w:hAnsi="Times New Roman" w:eastAsia="宋体" w:cs="Times New Roman" w:hint="eastAsia"/>
                 <w:sz w:val="19"/>
               </w:rPr>
               <w:t>Qinghan Zhang</w:t>
@@ -11504,7 +11903,7 @@
             </w:pPr>
             <w:r>
               <w:rPr>
-                <w:rFonts w:ascii="Songti SC" w:eastAsia="Songti SC" w:hAnsi="Songti SC"/>
+                <w:rFonts w:ascii="Times New Roman" w:hAnsi="Times New Roman" w:eastAsia="宋体" w:cs="Times New Roman" w:hint="eastAsia"/>
                 <w:sz w:val="19"/>
               </w:rPr>
               <w:t>Campus、F11—F16</w:t>
@@ -11531,7 +11930,7 @@
             </w:pPr>
             <w:r>
               <w:rPr>
-                <w:rFonts w:ascii="Songti SC" w:eastAsia="Songti SC" w:hAnsi="Songti SC"/>
+                <w:rFonts w:ascii="Times New Roman" w:hAnsi="Times New Roman" w:eastAsia="宋体" w:cs="Times New Roman" w:hint="eastAsia"/>
                 <w:sz w:val="19"/>
                 <w:lang w:eastAsia="zh-CN"/>
               </w:rPr>
@@ -11556,7 +11955,7 @@
             </w:pPr>
             <w:r>
               <w:rPr>
-                <w:rFonts w:ascii="Songti SC" w:eastAsia="Songti SC" w:hAnsi="Songti SC" w:hint="eastAsia"/>
+                <w:rFonts w:ascii="Times New Roman" w:hAnsi="Times New Roman" w:eastAsia="宋体" w:cs="Times New Roman" w:hint="eastAsia"/>
                 <w:sz w:val="19"/>
                 <w:lang w:eastAsia="zh-CN"/>
               </w:rPr>
@@ -11564,14 +11963,14 @@
             </w:r>
             <w:r>
               <w:rPr>
-                <w:rFonts w:ascii="Songti SC" w:eastAsia="Songti SC" w:hAnsi="Songti SC"/>
+                <w:rFonts w:ascii="Times New Roman" w:hAnsi="Times New Roman" w:eastAsia="宋体" w:cs="Times New Roman" w:hint="eastAsia"/>
                 <w:sz w:val="19"/>
               </w:rPr>
               <w:t xml:space="preserve"> / </w:t>
             </w:r>
             <w:r>
               <w:rPr>
-                <w:rFonts w:ascii="Songti SC" w:eastAsia="Songti SC" w:hAnsi="Songti SC" w:hint="eastAsia"/>
+                <w:rFonts w:ascii="Times New Roman" w:hAnsi="Times New Roman" w:eastAsia="宋体" w:cs="Times New Roman" w:hint="eastAsia"/>
                 <w:sz w:val="19"/>
                 <w:lang w:eastAsia="zh-CN"/>
               </w:rPr>
@@ -11579,7 +11978,7 @@
             </w:r>
             <w:r>
               <w:rPr>
-                <w:rFonts w:ascii="Songti SC" w:eastAsia="Songti SC" w:hAnsi="Songti SC"/>
+                <w:rFonts w:ascii="Times New Roman" w:hAnsi="Times New Roman" w:eastAsia="宋体" w:cs="Times New Roman" w:hint="eastAsia"/>
                 <w:sz w:val="19"/>
               </w:rPr>
               <w:t>%</w:t>
@@ -11590,6 +11989,7 @@
       <w:tr>
         <w:trPr>
           <w:jc w:val="center"/>
+          <w:cantSplit/>
         </w:trPr>
         <w:tc>
           <w:tcPr>
@@ -11608,7 +12008,7 @@
             </w:pPr>
             <w:r>
               <w:rPr>
-                <w:rFonts w:ascii="Songti SC" w:eastAsia="Songti SC" w:hAnsi="Songti SC"/>
+                <w:rFonts w:ascii="Times New Roman" w:hAnsi="Times New Roman" w:eastAsia="宋体" w:cs="Times New Roman" w:hint="eastAsia"/>
                 <w:sz w:val="19"/>
               </w:rPr>
               <w:t>Qizhen Chen</w:t>
@@ -11632,7 +12032,7 @@
             </w:pPr>
             <w:r>
               <w:rPr>
-                <w:rFonts w:ascii="Songti SC" w:eastAsia="Songti SC" w:hAnsi="Songti SC"/>
+                <w:rFonts w:ascii="Times New Roman" w:hAnsi="Times New Roman" w:eastAsia="宋体" w:cs="Times New Roman" w:hint="eastAsia"/>
                 <w:sz w:val="19"/>
               </w:rPr>
               <w:t>任务 UI、后台界面、Web 身份</w:t>
@@ -11659,7 +12059,7 @@
             </w:pPr>
             <w:r>
               <w:rPr>
-                <w:rFonts w:ascii="Songti SC" w:eastAsia="Songti SC" w:hAnsi="Songti SC"/>
+                <w:rFonts w:ascii="Times New Roman" w:hAnsi="Times New Roman" w:eastAsia="宋体" w:cs="Times New Roman" w:hint="eastAsia"/>
                 <w:sz w:val="19"/>
                 <w:lang w:eastAsia="zh-CN"/>
               </w:rPr>
@@ -11684,7 +12084,7 @@
             </w:pPr>
             <w:r>
               <w:rPr>
-                <w:rFonts w:ascii="Songti SC" w:eastAsia="Songti SC" w:hAnsi="Songti SC" w:hint="eastAsia"/>
+                <w:rFonts w:ascii="Times New Roman" w:hAnsi="Times New Roman" w:eastAsia="宋体" w:cs="Times New Roman" w:hint="eastAsia"/>
                 <w:sz w:val="19"/>
                 <w:lang w:eastAsia="zh-CN"/>
               </w:rPr>
@@ -11692,14 +12092,14 @@
             </w:r>
             <w:r>
               <w:rPr>
-                <w:rFonts w:ascii="Songti SC" w:eastAsia="Songti SC" w:hAnsi="Songti SC"/>
+                <w:rFonts w:ascii="Times New Roman" w:hAnsi="Times New Roman" w:eastAsia="宋体" w:cs="Times New Roman" w:hint="eastAsia"/>
                 <w:sz w:val="19"/>
               </w:rPr>
               <w:t xml:space="preserve"> / </w:t>
             </w:r>
             <w:r>
               <w:rPr>
-                <w:rFonts w:ascii="Songti SC" w:eastAsia="Songti SC" w:hAnsi="Songti SC" w:hint="eastAsia"/>
+                <w:rFonts w:ascii="Times New Roman" w:hAnsi="Times New Roman" w:eastAsia="宋体" w:cs="Times New Roman" w:hint="eastAsia"/>
                 <w:sz w:val="19"/>
                 <w:lang w:eastAsia="zh-CN"/>
               </w:rPr>
@@ -11707,7 +12107,7 @@
             </w:r>
             <w:r>
               <w:rPr>
-                <w:rFonts w:ascii="Songti SC" w:eastAsia="Songti SC" w:hAnsi="Songti SC"/>
+                <w:rFonts w:ascii="Times New Roman" w:hAnsi="Times New Roman" w:eastAsia="宋体" w:cs="Times New Roman" w:hint="eastAsia"/>
                 <w:sz w:val="19"/>
               </w:rPr>
               <w:t>%</w:t>
@@ -11718,6 +12118,7 @@
       <w:tr>
         <w:trPr>
           <w:jc w:val="center"/>
+          <w:cantSplit/>
         </w:trPr>
         <w:tc>
           <w:tcPr>
@@ -11736,7 +12137,7 @@
             </w:pPr>
             <w:r>
               <w:rPr>
-                <w:rFonts w:ascii="Songti SC" w:eastAsia="Songti SC" w:hAnsi="Songti SC"/>
+                <w:rFonts w:ascii="Times New Roman" w:hAnsi="Times New Roman" w:eastAsia="宋体" w:cs="Times New Roman" w:hint="eastAsia"/>
                 <w:sz w:val="19"/>
               </w:rPr>
               <w:t>Jiaqi Zhu</w:t>
@@ -11763,7 +12164,7 @@
             </w:pPr>
             <w:r>
               <w:rPr>
-                <w:rFonts w:ascii="Songti SC" w:eastAsia="Songti SC" w:hAnsi="Songti SC"/>
+                <w:rFonts w:ascii="Times New Roman" w:hAnsi="Times New Roman" w:eastAsia="宋体" w:cs="Times New Roman" w:hint="eastAsia"/>
                 <w:sz w:val="19"/>
                 <w:lang w:eastAsia="zh-CN"/>
               </w:rPr>
@@ -11791,7 +12192,7 @@
             </w:pPr>
             <w:r>
               <w:rPr>
-                <w:rFonts w:ascii="Songti SC" w:eastAsia="Songti SC" w:hAnsi="Songti SC"/>
+                <w:rFonts w:ascii="Times New Roman" w:hAnsi="Times New Roman" w:eastAsia="宋体" w:cs="Times New Roman" w:hint="eastAsia"/>
                 <w:sz w:val="19"/>
                 <w:lang w:eastAsia="zh-CN"/>
               </w:rPr>
@@ -11816,7 +12217,7 @@
             </w:pPr>
             <w:r>
               <w:rPr>
-                <w:rFonts w:ascii="Songti SC" w:eastAsia="Songti SC" w:hAnsi="Songti SC"/>
+                <w:rFonts w:ascii="Times New Roman" w:hAnsi="Times New Roman" w:eastAsia="宋体" w:cs="Times New Roman" w:hint="eastAsia"/>
                 <w:sz w:val="19"/>
               </w:rPr>
               <w:t>8 / 8%</w:t>
@@ -11827,6 +12228,7 @@
       <w:tr>
         <w:trPr>
           <w:jc w:val="center"/>
+          <w:cantSplit/>
         </w:trPr>
         <w:tc>
           <w:tcPr>
@@ -11845,7 +12247,7 @@
             </w:pPr>
             <w:r>
               <w:rPr>
-                <w:rFonts w:ascii="Songti SC" w:eastAsia="Songti SC" w:hAnsi="Songti SC"/>
+                <w:rFonts w:ascii="Times New Roman" w:hAnsi="Times New Roman" w:eastAsia="宋体" w:cs="Times New Roman" w:hint="eastAsia"/>
                 <w:sz w:val="19"/>
               </w:rPr>
               <w:t>Xiang Yu</w:t>
@@ -11872,7 +12274,7 @@
             </w:pPr>
             <w:r>
               <w:rPr>
-                <w:rFonts w:ascii="Songti SC" w:eastAsia="Songti SC" w:hAnsi="Songti SC"/>
+                <w:rFonts w:ascii="Times New Roman" w:hAnsi="Times New Roman" w:eastAsia="宋体" w:cs="Times New Roman" w:hint="eastAsia"/>
                 <w:sz w:val="19"/>
                 <w:lang w:eastAsia="zh-CN"/>
               </w:rPr>
@@ -11900,7 +12302,7 @@
             </w:pPr>
             <w:r>
               <w:rPr>
-                <w:rFonts w:ascii="Songti SC" w:eastAsia="Songti SC" w:hAnsi="Songti SC"/>
+                <w:rFonts w:ascii="Times New Roman" w:hAnsi="Times New Roman" w:eastAsia="宋体" w:cs="Times New Roman" w:hint="eastAsia"/>
                 <w:sz w:val="19"/>
                 <w:lang w:eastAsia="zh-CN"/>
               </w:rPr>
@@ -11925,7 +12327,7 @@
             </w:pPr>
             <w:r>
               <w:rPr>
-                <w:rFonts w:ascii="Songti SC" w:eastAsia="Songti SC" w:hAnsi="Songti SC" w:hint="eastAsia"/>
+                <w:rFonts w:ascii="Times New Roman" w:hAnsi="Times New Roman" w:eastAsia="宋体" w:cs="Times New Roman" w:hint="eastAsia"/>
                 <w:sz w:val="19"/>
                 <w:lang w:eastAsia="zh-CN"/>
               </w:rPr>
@@ -11933,14 +12335,14 @@
             </w:r>
             <w:r>
               <w:rPr>
-                <w:rFonts w:ascii="Songti SC" w:eastAsia="Songti SC" w:hAnsi="Songti SC"/>
+                <w:rFonts w:ascii="Times New Roman" w:hAnsi="Times New Roman" w:eastAsia="宋体" w:cs="Times New Roman" w:hint="eastAsia"/>
                 <w:sz w:val="19"/>
               </w:rPr>
               <w:t xml:space="preserve"> / </w:t>
             </w:r>
             <w:r>
               <w:rPr>
-                <w:rFonts w:ascii="Songti SC" w:eastAsia="Songti SC" w:hAnsi="Songti SC" w:hint="eastAsia"/>
+                <w:rFonts w:ascii="Times New Roman" w:hAnsi="Times New Roman" w:eastAsia="宋体" w:cs="Times New Roman" w:hint="eastAsia"/>
                 <w:sz w:val="19"/>
                 <w:lang w:eastAsia="zh-CN"/>
               </w:rPr>
@@ -11948,7 +12350,7 @@
             </w:r>
             <w:r>
               <w:rPr>
-                <w:rFonts w:ascii="Songti SC" w:eastAsia="Songti SC" w:hAnsi="Songti SC"/>
+                <w:rFonts w:ascii="Times New Roman" w:hAnsi="Times New Roman" w:eastAsia="宋体" w:cs="Times New Roman" w:hint="eastAsia"/>
                 <w:sz w:val="19"/>
               </w:rPr>
               <w:t>%</w:t>
@@ -11959,6 +12361,7 @@
       <w:tr>
         <w:trPr>
           <w:jc w:val="center"/>
+          <w:cantSplit/>
         </w:trPr>
         <w:tc>
           <w:tcPr>
@@ -11977,7 +12380,7 @@
             </w:pPr>
             <w:r>
               <w:rPr>
-                <w:rFonts w:ascii="Songti SC" w:eastAsia="Songti SC" w:hAnsi="Songti SC"/>
+                <w:rFonts w:ascii="Times New Roman" w:hAnsi="Times New Roman" w:eastAsia="宋体" w:cs="Times New Roman" w:hint="eastAsia"/>
                 <w:sz w:val="19"/>
               </w:rPr>
               <w:t>Yuen Lin</w:t>
@@ -12001,7 +12404,7 @@
             </w:pPr>
             <w:r>
               <w:rPr>
-                <w:rFonts w:ascii="Songti SC" w:eastAsia="Songti SC" w:hAnsi="Songti SC"/>
+                <w:rFonts w:ascii="Times New Roman" w:hAnsi="Times New Roman" w:eastAsia="宋体" w:cs="Times New Roman" w:hint="eastAsia"/>
                 <w:sz w:val="19"/>
               </w:rPr>
               <w:t>测试、CI、部署</w:t>
@@ -12028,7 +12431,7 @@
             </w:pPr>
             <w:r>
               <w:rPr>
-                <w:rFonts w:ascii="Songti SC" w:eastAsia="Songti SC" w:hAnsi="Songti SC"/>
+                <w:rFonts w:ascii="Times New Roman" w:hAnsi="Times New Roman" w:eastAsia="宋体" w:cs="Times New Roman" w:hint="eastAsia"/>
                 <w:sz w:val="19"/>
                 <w:lang w:eastAsia="zh-CN"/>
               </w:rPr>
@@ -12053,7 +12456,7 @@
             </w:pPr>
             <w:r>
               <w:rPr>
-                <w:rFonts w:ascii="Songti SC" w:eastAsia="Songti SC" w:hAnsi="Songti SC" w:hint="eastAsia"/>
+                <w:rFonts w:ascii="Times New Roman" w:hAnsi="Times New Roman" w:eastAsia="宋体" w:cs="Times New Roman" w:hint="eastAsia"/>
                 <w:sz w:val="19"/>
                 <w:lang w:eastAsia="zh-CN"/>
               </w:rPr>
@@ -12061,14 +12464,14 @@
             </w:r>
             <w:r>
               <w:rPr>
-                <w:rFonts w:ascii="Songti SC" w:eastAsia="Songti SC" w:hAnsi="Songti SC"/>
+                <w:rFonts w:ascii="Times New Roman" w:hAnsi="Times New Roman" w:eastAsia="宋体" w:cs="Times New Roman" w:hint="eastAsia"/>
                 <w:sz w:val="19"/>
               </w:rPr>
               <w:t xml:space="preserve"> / </w:t>
             </w:r>
             <w:r>
               <w:rPr>
-                <w:rFonts w:ascii="Songti SC" w:eastAsia="Songti SC" w:hAnsi="Songti SC" w:hint="eastAsia"/>
+                <w:rFonts w:ascii="Times New Roman" w:hAnsi="Times New Roman" w:eastAsia="宋体" w:cs="Times New Roman" w:hint="eastAsia"/>
                 <w:sz w:val="19"/>
                 <w:lang w:eastAsia="zh-CN"/>
               </w:rPr>
@@ -12076,7 +12479,7 @@
             </w:r>
             <w:r>
               <w:rPr>
-                <w:rFonts w:ascii="Songti SC" w:eastAsia="Songti SC" w:hAnsi="Songti SC"/>
+                <w:rFonts w:ascii="Times New Roman" w:hAnsi="Times New Roman" w:eastAsia="宋体" w:cs="Times New Roman" w:hint="eastAsia"/>
                 <w:sz w:val="19"/>
               </w:rPr>
               <w:t>%</w:t>
@@ -12087,6 +12490,7 @@
       <w:tr>
         <w:trPr>
           <w:jc w:val="center"/>
+          <w:cantSplit/>
         </w:trPr>
         <w:tc>
           <w:tcPr>
@@ -12105,7 +12509,7 @@
             </w:pPr>
             <w:r>
               <w:rPr>
-                <w:rFonts w:ascii="Songti SC" w:eastAsia="Songti SC" w:hAnsi="Songti SC"/>
+                <w:rFonts w:ascii="Times New Roman" w:hAnsi="Times New Roman" w:eastAsia="宋体" w:cs="Times New Roman" w:hint="eastAsia"/>
                 <w:sz w:val="19"/>
               </w:rPr>
               <w:t>Qizhen Cai</w:t>
@@ -12132,7 +12536,7 @@
             </w:pPr>
             <w:r>
               <w:rPr>
-                <w:rFonts w:ascii="Songti SC" w:eastAsia="Songti SC" w:hAnsi="Songti SC"/>
+                <w:rFonts w:ascii="Times New Roman" w:hAnsi="Times New Roman" w:eastAsia="宋体" w:cs="Times New Roman" w:hint="eastAsia"/>
                 <w:sz w:val="19"/>
                 <w:lang w:eastAsia="zh-CN"/>
               </w:rPr>
@@ -12160,7 +12564,7 @@
             </w:pPr>
             <w:r>
               <w:rPr>
-                <w:rFonts w:ascii="Songti SC" w:eastAsia="Songti SC" w:hAnsi="Songti SC"/>
+                <w:rFonts w:ascii="Times New Roman" w:hAnsi="Times New Roman" w:eastAsia="宋体" w:cs="Times New Roman" w:hint="eastAsia"/>
                 <w:sz w:val="19"/>
                 <w:lang w:eastAsia="zh-CN"/>
               </w:rPr>
@@ -12185,7 +12589,7 @@
             </w:pPr>
             <w:r>
               <w:rPr>
-                <w:rFonts w:ascii="Songti SC" w:eastAsia="Songti SC" w:hAnsi="Songti SC" w:hint="eastAsia"/>
+                <w:rFonts w:ascii="Times New Roman" w:hAnsi="Times New Roman" w:eastAsia="宋体" w:cs="Times New Roman" w:hint="eastAsia"/>
                 <w:sz w:val="19"/>
                 <w:lang w:eastAsia="zh-CN"/>
               </w:rPr>
@@ -12193,14 +12597,14 @@
             </w:r>
             <w:r>
               <w:rPr>
-                <w:rFonts w:ascii="Songti SC" w:eastAsia="Songti SC" w:hAnsi="Songti SC"/>
+                <w:rFonts w:ascii="Times New Roman" w:hAnsi="Times New Roman" w:eastAsia="宋体" w:cs="Times New Roman" w:hint="eastAsia"/>
                 <w:sz w:val="19"/>
               </w:rPr>
               <w:t xml:space="preserve"> / </w:t>
             </w:r>
             <w:r>
               <w:rPr>
-                <w:rFonts w:ascii="Songti SC" w:eastAsia="Songti SC" w:hAnsi="Songti SC" w:hint="eastAsia"/>
+                <w:rFonts w:ascii="Times New Roman" w:hAnsi="Times New Roman" w:eastAsia="宋体" w:cs="Times New Roman" w:hint="eastAsia"/>
                 <w:sz w:val="19"/>
                 <w:lang w:eastAsia="zh-CN"/>
               </w:rPr>
@@ -12208,7 +12612,7 @@
             </w:r>
             <w:r>
               <w:rPr>
-                <w:rFonts w:ascii="Songti SC" w:eastAsia="Songti SC" w:hAnsi="Songti SC"/>
+                <w:rFonts w:ascii="Times New Roman" w:hAnsi="Times New Roman" w:eastAsia="宋体" w:cs="Times New Roman" w:hint="eastAsia"/>
                 <w:sz w:val="19"/>
               </w:rPr>
               <w:t>%</w:t>
@@ -12228,6 +12632,7 @@
       <w:r>
         <w:rPr>
           <w:lang w:eastAsia="zh-CN"/>
+          <w:rFonts w:ascii="Times New Roman" w:hAnsi="Times New Roman" w:eastAsia="宋体" w:cs="Times New Roman" w:hint="eastAsia"/>
         </w:rPr>
         <w:t>协作流程为 Issue → 分支 → PR → 负责人审查 → quality 检查 → Squash 合并。共享接口、数据库、导航和权限变更需要共同复核；第一周整合报告保留失败和待实现状态。</w:t>
       </w:r>
@@ -12243,12 +12648,14 @@
       <w:r>
         <w:rPr>
           <w:lang w:eastAsia="zh-CN"/>
+          <w:rFonts w:ascii="Arial" w:hAnsi="Arial" w:eastAsia="黑体" w:cs="Arial" w:hint="eastAsia"/>
         </w:rPr>
         <w:t xml:space="preserve">7.1 </w:t>
       </w:r>
       <w:r>
         <w:rPr>
           <w:lang w:eastAsia="zh-CN"/>
+          <w:rFonts w:ascii="Arial" w:hAnsi="Arial" w:eastAsia="黑体" w:cs="Arial" w:hint="eastAsia"/>
         </w:rPr>
         <w:t>贡献比例计算方法</w:t>
       </w:r>
@@ -12263,6 +12670,7 @@
       <w:r>
         <w:rPr>
           <w:lang w:eastAsia="zh-CN"/>
+          <w:rFonts w:ascii="Times New Roman" w:hAnsi="Times New Roman" w:eastAsia="宋体" w:cs="Times New Roman" w:hint="eastAsia"/>
         </w:rPr>
         <w:t>贡献比例沿用第一周分工中的统一估点规则。难度点采用 1、2、3、5、8 五档；共享任务只在项目总点数中计一次，再按团队事先约定的比例拆分。本次建议项目总点数为 100 点，团队可在收齐周报、PR 和验收证据后按同一公式修订。</w:t>
       </w:r>
@@ -12290,6 +12698,8 @@
       <w:tr>
         <w:trPr>
           <w:jc w:val="center"/>
+          <w:cantSplit/>
+          <w:tblHeader/>
         </w:trPr>
         <w:tc>
           <w:tcPr>
@@ -12308,7 +12718,7 @@
             </w:pPr>
             <w:r>
               <w:rPr>
-                <w:rFonts w:ascii="Songti SC" w:eastAsia="Songti SC" w:hAnsi="Songti SC"/>
+                <w:rFonts w:ascii="Times New Roman" w:hAnsi="Times New Roman" w:eastAsia="宋体" w:cs="Times New Roman" w:hint="eastAsia"/>
                 <w:b/>
                 <w:color w:val="000000"/>
                 <w:sz w:val="19"/>
@@ -12334,7 +12744,7 @@
             </w:pPr>
             <w:r>
               <w:rPr>
-                <w:rFonts w:ascii="Songti SC" w:eastAsia="Songti SC" w:hAnsi="Songti SC"/>
+                <w:rFonts w:ascii="Times New Roman" w:hAnsi="Times New Roman" w:eastAsia="宋体" w:cs="Times New Roman" w:hint="eastAsia"/>
                 <w:b/>
                 <w:color w:val="000000"/>
                 <w:sz w:val="19"/>
@@ -12360,7 +12770,7 @@
             </w:pPr>
             <w:r>
               <w:rPr>
-                <w:rFonts w:ascii="Songti SC" w:eastAsia="Songti SC" w:hAnsi="Songti SC"/>
+                <w:rFonts w:ascii="Times New Roman" w:hAnsi="Times New Roman" w:eastAsia="宋体" w:cs="Times New Roman" w:hint="eastAsia"/>
                 <w:b/>
                 <w:color w:val="000000"/>
                 <w:sz w:val="19"/>
@@ -12373,6 +12783,7 @@
       <w:tr>
         <w:trPr>
           <w:jc w:val="center"/>
+          <w:cantSplit/>
         </w:trPr>
         <w:tc>
           <w:tcPr>
@@ -12391,7 +12802,7 @@
             </w:pPr>
             <w:r>
               <w:rPr>
-                <w:rFonts w:ascii="Songti SC" w:eastAsia="Songti SC" w:hAnsi="Songti SC"/>
+                <w:rFonts w:ascii="Times New Roman" w:hAnsi="Times New Roman" w:eastAsia="宋体" w:cs="Times New Roman" w:hint="eastAsia"/>
                 <w:sz w:val="19"/>
               </w:rPr>
               <w:t>项目总点数</w:t>
@@ -12418,14 +12829,14 @@
             </w:pPr>
             <w:r>
               <w:rPr>
-                <w:rFonts w:ascii="Songti SC" w:eastAsia="Songti SC" w:hAnsi="Songti SC"/>
+                <w:rFonts w:ascii="Times New Roman" w:hAnsi="Times New Roman" w:eastAsia="宋体" w:cs="Times New Roman" w:hint="eastAsia"/>
                 <w:sz w:val="19"/>
               </w:rPr>
               <w:t>Σ</w:t>
             </w:r>
             <w:r>
               <w:rPr>
-                <w:rFonts w:ascii="Songti SC" w:eastAsia="Songti SC" w:hAnsi="Songti SC"/>
+                <w:rFonts w:ascii="Times New Roman" w:hAnsi="Times New Roman" w:eastAsia="宋体" w:cs="Times New Roman" w:hint="eastAsia"/>
                 <w:sz w:val="19"/>
                 <w:lang w:eastAsia="zh-CN"/>
               </w:rPr>
@@ -12450,7 +12861,7 @@
             </w:pPr>
             <w:r>
               <w:rPr>
-                <w:rFonts w:ascii="Songti SC" w:eastAsia="Songti SC" w:hAnsi="Songti SC"/>
+                <w:rFonts w:ascii="Times New Roman" w:hAnsi="Times New Roman" w:eastAsia="宋体" w:cs="Times New Roman" w:hint="eastAsia"/>
                 <w:sz w:val="19"/>
               </w:rPr>
               <w:t>100 点</w:t>
@@ -12461,6 +12872,7 @@
       <w:tr>
         <w:trPr>
           <w:jc w:val="center"/>
+          <w:cantSplit/>
         </w:trPr>
         <w:tc>
           <w:tcPr>
@@ -12479,7 +12891,7 @@
             </w:pPr>
             <w:r>
               <w:rPr>
-                <w:rFonts w:ascii="Songti SC" w:eastAsia="Songti SC" w:hAnsi="Songti SC"/>
+                <w:rFonts w:ascii="Times New Roman" w:hAnsi="Times New Roman" w:eastAsia="宋体" w:cs="Times New Roman" w:hint="eastAsia"/>
                 <w:sz w:val="19"/>
               </w:rPr>
               <w:t>个人贡献比例</w:t>
@@ -12506,7 +12918,7 @@
             </w:pPr>
             <w:r>
               <w:rPr>
-                <w:rFonts w:ascii="Songti SC" w:eastAsia="Songti SC" w:hAnsi="Songti SC"/>
+                <w:rFonts w:ascii="Times New Roman" w:hAnsi="Times New Roman" w:eastAsia="宋体" w:cs="Times New Roman" w:hint="eastAsia"/>
                 <w:sz w:val="19"/>
                 <w:lang w:eastAsia="zh-CN"/>
               </w:rPr>
@@ -12531,7 +12943,7 @@
             </w:pPr>
             <w:r>
               <w:rPr>
-                <w:rFonts w:ascii="Songti SC" w:eastAsia="Songti SC" w:hAnsi="Songti SC"/>
+                <w:rFonts w:ascii="Times New Roman" w:hAnsi="Times New Roman" w:eastAsia="宋体" w:cs="Times New Roman" w:hint="eastAsia"/>
                 <w:sz w:val="19"/>
               </w:rPr>
               <w:t>估点即百分比</w:t>
@@ -12542,6 +12954,7 @@
       <w:tr>
         <w:trPr>
           <w:jc w:val="center"/>
+          <w:cantSplit/>
         </w:trPr>
         <w:tc>
           <w:tcPr>
@@ -12560,7 +12973,7 @@
             </w:pPr>
             <w:r>
               <w:rPr>
-                <w:rFonts w:ascii="Songti SC" w:eastAsia="Songti SC" w:hAnsi="Songti SC"/>
+                <w:rFonts w:ascii="Times New Roman" w:hAnsi="Times New Roman" w:eastAsia="宋体" w:cs="Times New Roman" w:hint="eastAsia"/>
                 <w:sz w:val="19"/>
               </w:rPr>
               <w:t>共享任务</w:t>
@@ -12587,7 +13000,7 @@
             </w:pPr>
             <w:r>
               <w:rPr>
-                <w:rFonts w:ascii="Songti SC" w:eastAsia="Songti SC" w:hAnsi="Songti SC"/>
+                <w:rFonts w:ascii="Times New Roman" w:hAnsi="Times New Roman" w:eastAsia="宋体" w:cs="Times New Roman" w:hint="eastAsia"/>
                 <w:sz w:val="19"/>
                 <w:lang w:eastAsia="zh-CN"/>
               </w:rPr>
@@ -12615,7 +13028,7 @@
             </w:pPr>
             <w:r>
               <w:rPr>
-                <w:rFonts w:ascii="Songti SC" w:eastAsia="Songti SC" w:hAnsi="Songti SC"/>
+                <w:rFonts w:ascii="Times New Roman" w:hAnsi="Times New Roman" w:eastAsia="宋体" w:cs="Times New Roman" w:hint="eastAsia"/>
                 <w:sz w:val="19"/>
                 <w:lang w:eastAsia="zh-CN"/>
               </w:rPr>
@@ -12627,6 +13040,7 @@
       <w:tr>
         <w:trPr>
           <w:jc w:val="center"/>
+          <w:cantSplit/>
         </w:trPr>
         <w:tc>
           <w:tcPr>
@@ -12645,7 +13059,7 @@
             </w:pPr>
             <w:r>
               <w:rPr>
-                <w:rFonts w:ascii="Songti SC" w:eastAsia="Songti SC" w:hAnsi="Songti SC"/>
+                <w:rFonts w:ascii="Times New Roman" w:hAnsi="Times New Roman" w:eastAsia="宋体" w:cs="Times New Roman" w:hint="eastAsia"/>
                 <w:sz w:val="19"/>
               </w:rPr>
               <w:t>显示规则</w:t>
@@ -12672,7 +13086,7 @@
             </w:pPr>
             <w:r>
               <w:rPr>
-                <w:rFonts w:ascii="Songti SC" w:eastAsia="Songti SC" w:hAnsi="Songti SC"/>
+                <w:rFonts w:ascii="Times New Roman" w:hAnsi="Times New Roman" w:eastAsia="宋体" w:cs="Times New Roman" w:hint="eastAsia"/>
                 <w:sz w:val="19"/>
                 <w:lang w:eastAsia="zh-CN"/>
               </w:rPr>
@@ -12697,7 +13111,7 @@
             </w:pPr>
             <w:r>
               <w:rPr>
-                <w:rFonts w:ascii="Songti SC" w:eastAsia="Songti SC" w:hAnsi="Songti SC"/>
+                <w:rFonts w:ascii="Times New Roman" w:hAnsi="Times New Roman" w:eastAsia="宋体" w:cs="Times New Roman" w:hint="eastAsia"/>
                 <w:sz w:val="19"/>
               </w:rPr>
               <w:t>本表合计 100%</w:t>
@@ -12717,6 +13131,7 @@
       <w:r>
         <w:rPr>
           <w:lang w:eastAsia="zh-CN"/>
+          <w:rFonts w:ascii="Times New Roman" w:hAnsi="Times New Roman" w:eastAsia="宋体" w:cs="Times New Roman" w:hint="eastAsia"/>
         </w:rPr>
         <w:t>本表按仓库职责和模块范围做的是提交建议，不等于实际工时；若团队确认了不同点数，应同步修改博客、SRS 和第一周估点表。</w:t>
       </w:r>
@@ -12732,6 +13147,7 @@
       <w:r>
         <w:rPr>
           <w:lang w:eastAsia="zh-CN"/>
+          <w:rFonts w:ascii="Arial" w:hAnsi="Arial" w:eastAsia="黑体" w:cs="Arial" w:hint="eastAsia"/>
         </w:rPr>
         <w:lastRenderedPageBreak/>
         <w:t xml:space="preserve">8 </w:t>
@@ -12739,6 +13155,7 @@
       <w:r>
         <w:rPr>
           <w:lang w:eastAsia="zh-CN"/>
+          <w:rFonts w:ascii="Arial" w:hAnsi="Arial" w:eastAsia="黑体" w:cs="Arial" w:hint="eastAsia"/>
         </w:rPr>
         <w:t>风险、未决事项与后续计划</w:t>
       </w:r>
@@ -12766,6 +13183,8 @@
       <w:tr>
         <w:trPr>
           <w:jc w:val="center"/>
+          <w:cantSplit/>
+          <w:tblHeader/>
         </w:trPr>
         <w:tc>
           <w:tcPr>
@@ -12784,7 +13203,7 @@
             </w:pPr>
             <w:r>
               <w:rPr>
-                <w:rFonts w:ascii="Songti SC" w:eastAsia="Songti SC" w:hAnsi="Songti SC"/>
+                <w:rFonts w:ascii="Times New Roman" w:hAnsi="Times New Roman" w:eastAsia="宋体" w:cs="Times New Roman" w:hint="eastAsia"/>
                 <w:b/>
                 <w:color w:val="000000"/>
                 <w:sz w:val="19"/>
@@ -12810,7 +13229,7 @@
             </w:pPr>
             <w:r>
               <w:rPr>
-                <w:rFonts w:ascii="Songti SC" w:eastAsia="Songti SC" w:hAnsi="Songti SC"/>
+                <w:rFonts w:ascii="Times New Roman" w:hAnsi="Times New Roman" w:eastAsia="宋体" w:cs="Times New Roman" w:hint="eastAsia"/>
                 <w:b/>
                 <w:color w:val="000000"/>
                 <w:sz w:val="19"/>
@@ -12836,7 +13255,7 @@
             </w:pPr>
             <w:r>
               <w:rPr>
-                <w:rFonts w:ascii="Songti SC" w:eastAsia="Songti SC" w:hAnsi="Songti SC"/>
+                <w:rFonts w:ascii="Times New Roman" w:hAnsi="Times New Roman" w:eastAsia="宋体" w:cs="Times New Roman" w:hint="eastAsia"/>
                 <w:b/>
                 <w:color w:val="000000"/>
                 <w:sz w:val="19"/>
@@ -12849,6 +13268,7 @@
       <w:tr>
         <w:trPr>
           <w:jc w:val="center"/>
+          <w:cantSplit/>
         </w:trPr>
         <w:tc>
           <w:tcPr>
@@ -12867,7 +13287,7 @@
             </w:pPr>
             <w:r>
               <w:rPr>
-                <w:rFonts w:ascii="Songti SC" w:eastAsia="Songti SC" w:hAnsi="Songti SC"/>
+                <w:rFonts w:ascii="Times New Roman" w:hAnsi="Times New Roman" w:eastAsia="宋体" w:cs="Times New Roman" w:hint="eastAsia"/>
                 <w:sz w:val="19"/>
               </w:rPr>
               <w:t>需求范围膨胀</w:t>
@@ -12894,7 +13314,7 @@
             </w:pPr>
             <w:r>
               <w:rPr>
-                <w:rFonts w:ascii="Songti SC" w:eastAsia="Songti SC" w:hAnsi="Songti SC"/>
+                <w:rFonts w:ascii="Times New Roman" w:hAnsi="Times New Roman" w:eastAsia="宋体" w:cs="Times New Roman" w:hint="eastAsia"/>
                 <w:sz w:val="19"/>
                 <w:lang w:eastAsia="zh-CN"/>
               </w:rPr>
@@ -12922,7 +13342,7 @@
             </w:pPr>
             <w:r>
               <w:rPr>
-                <w:rFonts w:ascii="Songti SC" w:eastAsia="Songti SC" w:hAnsi="Songti SC"/>
+                <w:rFonts w:ascii="Times New Roman" w:hAnsi="Times New Roman" w:eastAsia="宋体" w:cs="Times New Roman" w:hint="eastAsia"/>
                 <w:sz w:val="19"/>
                 <w:lang w:eastAsia="zh-CN"/>
               </w:rPr>
@@ -12934,6 +13354,7 @@
       <w:tr>
         <w:trPr>
           <w:jc w:val="center"/>
+          <w:cantSplit/>
         </w:trPr>
         <w:tc>
           <w:tcPr>
@@ -12952,7 +13373,7 @@
             </w:pPr>
             <w:r>
               <w:rPr>
-                <w:rFonts w:ascii="Songti SC" w:eastAsia="Songti SC" w:hAnsi="Songti SC"/>
+                <w:rFonts w:ascii="Times New Roman" w:hAnsi="Times New Roman" w:eastAsia="宋体" w:cs="Times New Roman" w:hint="eastAsia"/>
                 <w:sz w:val="19"/>
               </w:rPr>
               <w:t>隐私误解</w:t>
@@ -12979,7 +13400,7 @@
             </w:pPr>
             <w:r>
               <w:rPr>
-                <w:rFonts w:ascii="Songti SC" w:eastAsia="Songti SC" w:hAnsi="Songti SC"/>
+                <w:rFonts w:ascii="Times New Roman" w:hAnsi="Times New Roman" w:eastAsia="宋体" w:cs="Times New Roman" w:hint="eastAsia"/>
                 <w:sz w:val="19"/>
                 <w:lang w:eastAsia="zh-CN"/>
               </w:rPr>
@@ -13007,7 +13428,7 @@
             </w:pPr>
             <w:r>
               <w:rPr>
-                <w:rFonts w:ascii="Songti SC" w:eastAsia="Songti SC" w:hAnsi="Songti SC"/>
+                <w:rFonts w:ascii="Times New Roman" w:hAnsi="Times New Roman" w:eastAsia="宋体" w:cs="Times New Roman" w:hint="eastAsia"/>
                 <w:sz w:val="19"/>
                 <w:lang w:eastAsia="zh-CN"/>
               </w:rPr>
@@ -13019,6 +13440,7 @@
       <w:tr>
         <w:trPr>
           <w:jc w:val="center"/>
+          <w:cantSplit/>
         </w:trPr>
         <w:tc>
           <w:tcPr>
@@ -13037,7 +13459,7 @@
             </w:pPr>
             <w:r>
               <w:rPr>
-                <w:rFonts w:ascii="Songti SC" w:eastAsia="Songti SC" w:hAnsi="Songti SC"/>
+                <w:rFonts w:ascii="Times New Roman" w:hAnsi="Times New Roman" w:eastAsia="宋体" w:cs="Times New Roman" w:hint="eastAsia"/>
                 <w:sz w:val="19"/>
               </w:rPr>
               <w:t>并发和删除竞态</w:t>
@@ -13064,7 +13486,7 @@
             </w:pPr>
             <w:r>
               <w:rPr>
-                <w:rFonts w:ascii="Songti SC" w:eastAsia="Songti SC" w:hAnsi="Songti SC"/>
+                <w:rFonts w:ascii="Times New Roman" w:hAnsi="Times New Roman" w:eastAsia="宋体" w:cs="Times New Roman" w:hint="eastAsia"/>
                 <w:sz w:val="19"/>
                 <w:lang w:eastAsia="zh-CN"/>
               </w:rPr>
@@ -13089,7 +13511,7 @@
             </w:pPr>
             <w:r>
               <w:rPr>
-                <w:rFonts w:ascii="Songti SC" w:eastAsia="Songti SC" w:hAnsi="Songti SC"/>
+                <w:rFonts w:ascii="Times New Roman" w:hAnsi="Times New Roman" w:eastAsia="宋体" w:cs="Times New Roman" w:hint="eastAsia"/>
                 <w:sz w:val="19"/>
               </w:rPr>
               <w:t>唯一约束、版本、requestId、删除标记和隔离实验</w:t>
@@ -13100,6 +13522,7 @@
       <w:tr>
         <w:trPr>
           <w:jc w:val="center"/>
+          <w:cantSplit/>
         </w:trPr>
         <w:tc>
           <w:tcPr>
@@ -13118,7 +13541,7 @@
             </w:pPr>
             <w:r>
               <w:rPr>
-                <w:rFonts w:ascii="Songti SC" w:eastAsia="Songti SC" w:hAnsi="Songti SC"/>
+                <w:rFonts w:ascii="Times New Roman" w:hAnsi="Times New Roman" w:eastAsia="宋体" w:cs="Times New Roman" w:hint="eastAsia"/>
                 <w:sz w:val="19"/>
               </w:rPr>
               <w:t>校园资料过期</w:t>
@@ -13145,7 +13568,7 @@
             </w:pPr>
             <w:r>
               <w:rPr>
-                <w:rFonts w:ascii="Songti SC" w:eastAsia="Songti SC" w:hAnsi="Songti SC"/>
+                <w:rFonts w:ascii="Times New Roman" w:hAnsi="Times New Roman" w:eastAsia="宋体" w:cs="Times New Roman" w:hint="eastAsia"/>
                 <w:sz w:val="19"/>
                 <w:lang w:eastAsia="zh-CN"/>
               </w:rPr>
@@ -13173,7 +13596,7 @@
             </w:pPr>
             <w:r>
               <w:rPr>
-                <w:rFonts w:ascii="Songti SC" w:eastAsia="Songti SC" w:hAnsi="Songti SC"/>
+                <w:rFonts w:ascii="Times New Roman" w:hAnsi="Times New Roman" w:eastAsia="宋体" w:cs="Times New Roman" w:hint="eastAsia"/>
                 <w:sz w:val="19"/>
                 <w:lang w:eastAsia="zh-CN"/>
               </w:rPr>
@@ -13185,6 +13608,7 @@
       <w:tr>
         <w:trPr>
           <w:jc w:val="center"/>
+          <w:cantSplit/>
         </w:trPr>
         <w:tc>
           <w:tcPr>
@@ -13203,7 +13627,7 @@
             </w:pPr>
             <w:r>
               <w:rPr>
-                <w:rFonts w:ascii="Songti SC" w:eastAsia="Songti SC" w:hAnsi="Songti SC"/>
+                <w:rFonts w:ascii="Times New Roman" w:hAnsi="Times New Roman" w:eastAsia="宋体" w:cs="Times New Roman" w:hint="eastAsia"/>
                 <w:sz w:val="19"/>
               </w:rPr>
               <w:t>实现状态被夸大</w:t>
@@ -13230,7 +13654,7 @@
             </w:pPr>
             <w:r>
               <w:rPr>
-                <w:rFonts w:ascii="Songti SC" w:eastAsia="Songti SC" w:hAnsi="Songti SC"/>
+                <w:rFonts w:ascii="Times New Roman" w:hAnsi="Times New Roman" w:eastAsia="宋体" w:cs="Times New Roman" w:hint="eastAsia"/>
                 <w:sz w:val="19"/>
                 <w:lang w:eastAsia="zh-CN"/>
               </w:rPr>
@@ -13258,7 +13682,7 @@
             </w:pPr>
             <w:r>
               <w:rPr>
-                <w:rFonts w:ascii="Songti SC" w:eastAsia="Songti SC" w:hAnsi="Songti SC"/>
+                <w:rFonts w:ascii="Times New Roman" w:hAnsi="Times New Roman" w:eastAsia="宋体" w:cs="Times New Roman" w:hint="eastAsia"/>
                 <w:sz w:val="19"/>
                 <w:lang w:eastAsia="zh-CN"/>
               </w:rPr>
@@ -13270,6 +13694,7 @@
       <w:tr>
         <w:trPr>
           <w:jc w:val="center"/>
+          <w:cantSplit/>
         </w:trPr>
         <w:tc>
           <w:tcPr>
@@ -13288,7 +13713,7 @@
             </w:pPr>
             <w:r>
               <w:rPr>
-                <w:rFonts w:ascii="Songti SC" w:eastAsia="Songti SC" w:hAnsi="Songti SC"/>
+                <w:rFonts w:ascii="Times New Roman" w:hAnsi="Times New Roman" w:eastAsia="宋体" w:cs="Times New Roman" w:hint="eastAsia"/>
                 <w:sz w:val="19"/>
               </w:rPr>
               <w:t>真实账号/云端未完成</w:t>
@@ -13315,7 +13740,7 @@
             </w:pPr>
             <w:r>
               <w:rPr>
-                <w:rFonts w:ascii="Songti SC" w:eastAsia="Songti SC" w:hAnsi="Songti SC"/>
+                <w:rFonts w:ascii="Times New Roman" w:hAnsi="Times New Roman" w:eastAsia="宋体" w:cs="Times New Roman" w:hint="eastAsia"/>
                 <w:sz w:val="19"/>
                 <w:lang w:eastAsia="zh-CN"/>
               </w:rPr>
@@ -13343,7 +13768,7 @@
             </w:pPr>
             <w:r>
               <w:rPr>
-                <w:rFonts w:ascii="Songti SC" w:eastAsia="Songti SC" w:hAnsi="Songti SC"/>
+                <w:rFonts w:ascii="Times New Roman" w:hAnsi="Times New Roman" w:eastAsia="宋体" w:cs="Times New Roman" w:hint="eastAsia"/>
                 <w:sz w:val="19"/>
                 <w:lang w:eastAsia="zh-CN"/>
               </w:rPr>
@@ -13366,9 +13791,15 @@
         <w:spacing w:before="160" w:after="120"/>
       </w:pPr>
       <w:r>
+        <w:rPr>
+          <w:rFonts w:ascii="Arial" w:hAnsi="Arial" w:eastAsia="黑体" w:cs="Arial" w:hint="eastAsia"/>
+        </w:rPr>
         <w:t xml:space="preserve">8.1 </w:t>
       </w:r>
       <w:r>
+        <w:rPr>
+          <w:rFonts w:ascii="Arial" w:hAnsi="Arial" w:eastAsia="黑体" w:cs="Arial" w:hint="eastAsia"/>
+        </w:rPr>
         <w:t>后续计划</w:t>
       </w:r>
     </w:p>
@@ -13383,6 +13814,7 @@
       <w:r>
         <w:rPr>
           <w:lang w:eastAsia="zh-CN"/>
+          <w:rFonts w:ascii="Times New Roman" w:hAnsi="Times New Roman" w:eastAsia="宋体" w:cs="Times New Roman" w:hint="eastAsia"/>
         </w:rPr>
         <w:t>补齐 12 名成员的周报、成果链接、工时、复核结论和贡献比例。</w:t>
       </w:r>
@@ -13398,6 +13830,7 @@
       <w:r>
         <w:rPr>
           <w:lang w:eastAsia="zh-CN"/>
+          <w:rFonts w:ascii="Times New Roman" w:hAnsi="Times New Roman" w:eastAsia="宋体" w:cs="Times New Roman" w:hint="eastAsia"/>
         </w:rPr>
         <w:t>完成 F01—F04 的真实账号、云端记录、权限和并发验收。</w:t>
       </w:r>
@@ -13413,6 +13846,7 @@
       <w:r>
         <w:rPr>
           <w:lang w:eastAsia="zh-CN"/>
+          <w:rFonts w:ascii="Times New Roman" w:hAnsi="Times New Roman" w:eastAsia="宋体" w:cs="Times New Roman" w:hint="eastAsia"/>
         </w:rPr>
         <w:t>实现 F05—F20 的回顾、校园和任务业务，并补充页面原型和测试。</w:t>
       </w:r>
@@ -13428,6 +13862,7 @@
       <w:r>
         <w:rPr>
           <w:lang w:eastAsia="zh-CN"/>
+          <w:rFonts w:ascii="Times New Roman" w:hAnsi="Times New Roman" w:eastAsia="宋体" w:cs="Times New Roman" w:hint="eastAsia"/>
         </w:rPr>
         <w:t>实现 F21—F23 的导出、注销、清理和恢复流程。</w:t>
       </w:r>
@@ -13443,6 +13878,7 @@
       <w:r>
         <w:rPr>
           <w:lang w:eastAsia="zh-CN"/>
+          <w:rFonts w:ascii="Times New Roman" w:hAnsi="Times New Roman" w:eastAsia="宋体" w:cs="Times New Roman" w:hint="eastAsia"/>
         </w:rPr>
         <w:t>开展真机、性能、权限、删除恢复和可用性测试，完成体验版发布前检查。</w:t>
       </w:r>
@@ -13453,9 +13889,15 @@
         <w:spacing w:before="240" w:after="120"/>
       </w:pPr>
       <w:r>
+        <w:rPr>
+          <w:rFonts w:ascii="Arial" w:hAnsi="Arial" w:eastAsia="黑体" w:cs="Arial" w:hint="eastAsia"/>
+        </w:rPr>
         <w:t xml:space="preserve">9 </w:t>
       </w:r>
       <w:r>
+        <w:rPr>
+          <w:rFonts w:ascii="Arial" w:hAnsi="Arial" w:eastAsia="黑体" w:cs="Arial" w:hint="eastAsia"/>
+        </w:rPr>
         <w:t>变更记录与参考资料</w:t>
       </w:r>
     </w:p>
@@ -13482,6 +13924,8 @@
       <w:tr>
         <w:trPr>
           <w:jc w:val="center"/>
+          <w:cantSplit/>
+          <w:tblHeader/>
         </w:trPr>
         <w:tc>
           <w:tcPr>
@@ -13500,7 +13944,7 @@
             </w:pPr>
             <w:r>
               <w:rPr>
-                <w:rFonts w:ascii="Songti SC" w:eastAsia="Songti SC" w:hAnsi="Songti SC"/>
+                <w:rFonts w:ascii="Times New Roman" w:hAnsi="Times New Roman" w:eastAsia="宋体" w:cs="Times New Roman" w:hint="eastAsia"/>
                 <w:b/>
                 <w:color w:val="000000"/>
                 <w:sz w:val="19"/>
@@ -13526,7 +13970,7 @@
             </w:pPr>
             <w:r>
               <w:rPr>
-                <w:rFonts w:ascii="Songti SC" w:eastAsia="Songti SC" w:hAnsi="Songti SC"/>
+                <w:rFonts w:ascii="Times New Roman" w:hAnsi="Times New Roman" w:eastAsia="宋体" w:cs="Times New Roman" w:hint="eastAsia"/>
                 <w:b/>
                 <w:color w:val="000000"/>
                 <w:sz w:val="19"/>
@@ -13552,7 +13996,7 @@
             </w:pPr>
             <w:r>
               <w:rPr>
-                <w:rFonts w:ascii="Songti SC" w:eastAsia="Songti SC" w:hAnsi="Songti SC"/>
+                <w:rFonts w:ascii="Times New Roman" w:hAnsi="Times New Roman" w:eastAsia="宋体" w:cs="Times New Roman" w:hint="eastAsia"/>
                 <w:b/>
                 <w:color w:val="000000"/>
                 <w:sz w:val="19"/>
@@ -13565,6 +14009,7 @@
       <w:tr>
         <w:trPr>
           <w:jc w:val="center"/>
+          <w:cantSplit/>
         </w:trPr>
         <w:tc>
           <w:tcPr>
@@ -13583,7 +14028,7 @@
             </w:pPr>
             <w:r>
               <w:rPr>
-                <w:rFonts w:ascii="Songti SC" w:eastAsia="Songti SC" w:hAnsi="Songti SC"/>
+                <w:rFonts w:ascii="Times New Roman" w:hAnsi="Times New Roman" w:eastAsia="宋体" w:cs="Times New Roman" w:hint="eastAsia"/>
                 <w:sz w:val="19"/>
               </w:rPr>
               <w:t>A3-1.0</w:t>
@@ -13607,7 +14052,7 @@
             </w:pPr>
             <w:r>
               <w:rPr>
-                <w:rFonts w:ascii="Songti SC" w:eastAsia="Songti SC" w:hAnsi="Songti SC"/>
+                <w:rFonts w:ascii="Times New Roman" w:hAnsi="Times New Roman" w:eastAsia="宋体" w:cs="Times New Roman" w:hint="eastAsia"/>
                 <w:sz w:val="19"/>
               </w:rPr>
               <w:t>2026-10-17</w:t>
@@ -13634,7 +14079,7 @@
             </w:pPr>
             <w:r>
               <w:rPr>
-                <w:rFonts w:ascii="Songti SC" w:eastAsia="Songti SC" w:hAnsi="Songti SC"/>
+                <w:rFonts w:ascii="Times New Roman" w:hAnsi="Times New Roman" w:eastAsia="宋体" w:cs="Times New Roman" w:hint="eastAsia"/>
                 <w:sz w:val="19"/>
                 <w:lang w:eastAsia="zh-CN"/>
               </w:rPr>
@@ -13646,6 +14091,7 @@
       <w:tr>
         <w:trPr>
           <w:jc w:val="center"/>
+          <w:cantSplit/>
         </w:trPr>
         <w:tc>
           <w:tcPr>
@@ -13664,7 +14110,7 @@
             </w:pPr>
             <w:r>
               <w:rPr>
-                <w:rFonts w:ascii="Songti SC" w:eastAsia="Songti SC" w:hAnsi="Songti SC"/>
+                <w:rFonts w:ascii="Times New Roman" w:hAnsi="Times New Roman" w:eastAsia="宋体" w:cs="Times New Roman" w:hint="eastAsia"/>
                 <w:sz w:val="19"/>
               </w:rPr>
               <w:t>基线</w:t>
@@ -13688,7 +14134,7 @@
             </w:pPr>
             <w:r>
               <w:rPr>
-                <w:rFonts w:ascii="Songti SC" w:eastAsia="Songti SC" w:hAnsi="Songti SC"/>
+                <w:rFonts w:ascii="Times New Roman" w:hAnsi="Times New Roman" w:eastAsia="宋体" w:cs="Times New Roman" w:hint="eastAsia"/>
                 <w:sz w:val="19"/>
               </w:rPr>
               <w:t>2026-10-11</w:t>
@@ -13712,7 +14158,7 @@
             </w:pPr>
             <w:r>
               <w:rPr>
-                <w:rFonts w:ascii="Songti SC" w:eastAsia="Songti SC" w:hAnsi="Songti SC"/>
+                <w:rFonts w:ascii="Times New Roman" w:hAnsi="Times New Roman" w:eastAsia="宋体" w:cs="Times New Roman" w:hint="eastAsia"/>
                 <w:sz w:val="19"/>
               </w:rPr>
               <w:t>前期 Requirements Specification 的需求范围和编号。</w:t>
@@ -13723,6 +14169,7 @@
       <w:tr>
         <w:trPr>
           <w:jc w:val="center"/>
+          <w:cantSplit/>
         </w:trPr>
         <w:tc>
           <w:tcPr>
@@ -13741,7 +14188,7 @@
             </w:pPr>
             <w:r>
               <w:rPr>
-                <w:rFonts w:ascii="Songti SC" w:eastAsia="Songti SC" w:hAnsi="Songti SC"/>
+                <w:rFonts w:ascii="Times New Roman" w:hAnsi="Times New Roman" w:eastAsia="宋体" w:cs="Times New Roman" w:hint="eastAsia"/>
                 <w:sz w:val="19"/>
               </w:rPr>
               <w:t>分工</w:t>
@@ -13765,7 +14212,7 @@
             </w:pPr>
             <w:r>
               <w:rPr>
-                <w:rFonts w:ascii="Songti SC" w:eastAsia="Songti SC" w:hAnsi="Songti SC"/>
+                <w:rFonts w:ascii="Times New Roman" w:hAnsi="Times New Roman" w:eastAsia="宋体" w:cs="Times New Roman" w:hint="eastAsia"/>
                 <w:sz w:val="19"/>
               </w:rPr>
               <w:t>2026-10-12</w:t>
@@ -13792,7 +14239,7 @@
             </w:pPr>
             <w:r>
               <w:rPr>
-                <w:rFonts w:ascii="Songti SC" w:eastAsia="Songti SC" w:hAnsi="Songti SC"/>
+                <w:rFonts w:ascii="Times New Roman" w:hAnsi="Times New Roman" w:eastAsia="宋体" w:cs="Times New Roman" w:hint="eastAsia"/>
                 <w:sz w:val="19"/>
                 <w:lang w:eastAsia="zh-CN"/>
               </w:rPr>
@@ -13815,9 +14262,15 @@
         <w:spacing w:before="160" w:after="120"/>
       </w:pPr>
       <w:r>
+        <w:rPr>
+          <w:rFonts w:ascii="Arial" w:hAnsi="Arial" w:eastAsia="黑体" w:cs="Arial" w:hint="eastAsia"/>
+        </w:rPr>
         <w:t xml:space="preserve">9.1 </w:t>
       </w:r>
       <w:r>
+        <w:rPr>
+          <w:rFonts w:ascii="Arial" w:hAnsi="Arial" w:eastAsia="黑体" w:cs="Arial" w:hint="eastAsia"/>
+        </w:rPr>
         <w:t>参考文献分类</w:t>
       </w:r>
     </w:p>
@@ -13844,6 +14297,8 @@
       <w:tr>
         <w:trPr>
           <w:jc w:val="center"/>
+          <w:cantSplit/>
+          <w:tblHeader/>
         </w:trPr>
         <w:tc>
           <w:tcPr>
@@ -13862,7 +14317,7 @@
             </w:pPr>
             <w:r>
               <w:rPr>
-                <w:rFonts w:ascii="Songti SC" w:eastAsia="Songti SC" w:hAnsi="Songti SC"/>
+                <w:rFonts w:ascii="Times New Roman" w:hAnsi="Times New Roman" w:eastAsia="宋体" w:cs="Times New Roman" w:hint="eastAsia"/>
                 <w:b/>
                 <w:color w:val="000000"/>
                 <w:sz w:val="19"/>
@@ -13888,7 +14343,7 @@
             </w:pPr>
             <w:r>
               <w:rPr>
-                <w:rFonts w:ascii="Songti SC" w:eastAsia="Songti SC" w:hAnsi="Songti SC"/>
+                <w:rFonts w:ascii="Times New Roman" w:hAnsi="Times New Roman" w:eastAsia="宋体" w:cs="Times New Roman" w:hint="eastAsia"/>
                 <w:b/>
                 <w:color w:val="000000"/>
                 <w:sz w:val="19"/>
@@ -13914,7 +14369,7 @@
             </w:pPr>
             <w:r>
               <w:rPr>
-                <w:rFonts w:ascii="Songti SC" w:eastAsia="Songti SC" w:hAnsi="Songti SC"/>
+                <w:rFonts w:ascii="Times New Roman" w:hAnsi="Times New Roman" w:eastAsia="宋体" w:cs="Times New Roman" w:hint="eastAsia"/>
                 <w:b/>
                 <w:color w:val="000000"/>
                 <w:sz w:val="19"/>
@@ -13927,6 +14382,7 @@
       <w:tr>
         <w:trPr>
           <w:jc w:val="center"/>
+          <w:cantSplit/>
         </w:trPr>
         <w:tc>
           <w:tcPr>
@@ -13945,7 +14401,7 @@
             </w:pPr>
             <w:r>
               <w:rPr>
-                <w:rFonts w:ascii="Songti SC" w:eastAsia="Songti SC" w:hAnsi="Songti SC"/>
+                <w:rFonts w:ascii="Times New Roman" w:hAnsi="Times New Roman" w:eastAsia="宋体" w:cs="Times New Roman" w:hint="eastAsia"/>
                 <w:sz w:val="19"/>
               </w:rPr>
               <w:t>国家标准</w:t>
@@ -13972,7 +14428,7 @@
             </w:pPr>
             <w:r>
               <w:rPr>
-                <w:rFonts w:ascii="Songti SC" w:eastAsia="Songti SC" w:hAnsi="Songti SC"/>
+                <w:rFonts w:ascii="Times New Roman" w:hAnsi="Times New Roman" w:eastAsia="宋体" w:cs="Times New Roman" w:hint="eastAsia"/>
                 <w:sz w:val="19"/>
                 <w:lang w:eastAsia="zh-CN"/>
               </w:rPr>
@@ -14000,7 +14456,7 @@
             </w:pPr>
             <w:r>
               <w:rPr>
-                <w:rFonts w:ascii="Songti SC" w:eastAsia="Songti SC" w:hAnsi="Songti SC"/>
+                <w:rFonts w:ascii="Times New Roman" w:hAnsi="Times New Roman" w:eastAsia="宋体" w:cs="Times New Roman" w:hint="eastAsia"/>
                 <w:sz w:val="19"/>
                 <w:lang w:eastAsia="zh-CN"/>
               </w:rPr>
@@ -14012,6 +14468,7 @@
       <w:tr>
         <w:trPr>
           <w:jc w:val="center"/>
+          <w:cantSplit/>
         </w:trPr>
         <w:tc>
           <w:tcPr>
@@ -14030,7 +14487,7 @@
             </w:pPr>
             <w:r>
               <w:rPr>
-                <w:rFonts w:ascii="Songti SC" w:eastAsia="Songti SC" w:hAnsi="Songti SC"/>
+                <w:rFonts w:ascii="Times New Roman" w:hAnsi="Times New Roman" w:eastAsia="宋体" w:cs="Times New Roman" w:hint="eastAsia"/>
                 <w:sz w:val="19"/>
               </w:rPr>
               <w:lastRenderedPageBreak/>
@@ -14058,7 +14515,7 @@
             </w:pPr>
             <w:r>
               <w:rPr>
-                <w:rFonts w:ascii="Songti SC" w:eastAsia="Songti SC" w:hAnsi="Songti SC"/>
+                <w:rFonts w:ascii="Times New Roman" w:hAnsi="Times New Roman" w:eastAsia="宋体" w:cs="Times New Roman" w:hint="eastAsia"/>
                 <w:sz w:val="19"/>
                 <w:lang w:eastAsia="zh-CN"/>
               </w:rPr>
@@ -14086,7 +14543,7 @@
             </w:pPr>
             <w:r>
               <w:rPr>
-                <w:rFonts w:ascii="Songti SC" w:eastAsia="Songti SC" w:hAnsi="Songti SC"/>
+                <w:rFonts w:ascii="Times New Roman" w:hAnsi="Times New Roman" w:eastAsia="宋体" w:cs="Times New Roman" w:hint="eastAsia"/>
                 <w:sz w:val="19"/>
                 <w:lang w:eastAsia="zh-CN"/>
               </w:rPr>
@@ -14098,6 +14555,7 @@
       <w:tr>
         <w:trPr>
           <w:jc w:val="center"/>
+          <w:cantSplit/>
         </w:trPr>
         <w:tc>
           <w:tcPr>
@@ -14116,7 +14574,7 @@
             </w:pPr>
             <w:r>
               <w:rPr>
-                <w:rFonts w:ascii="Songti SC" w:eastAsia="Songti SC" w:hAnsi="Songti SC"/>
+                <w:rFonts w:ascii="Times New Roman" w:hAnsi="Times New Roman" w:eastAsia="宋体" w:cs="Times New Roman" w:hint="eastAsia"/>
                 <w:sz w:val="19"/>
               </w:rPr>
               <w:t>官方技术文档</w:t>
@@ -14143,7 +14601,7 @@
             </w:pPr>
             <w:r>
               <w:rPr>
-                <w:rFonts w:ascii="Songti SC" w:eastAsia="Songti SC" w:hAnsi="Songti SC"/>
+                <w:rFonts w:ascii="Times New Roman" w:hAnsi="Times New Roman" w:eastAsia="宋体" w:cs="Times New Roman" w:hint="eastAsia"/>
                 <w:sz w:val="19"/>
                 <w:lang w:eastAsia="zh-CN"/>
               </w:rPr>
@@ -14171,7 +14629,7 @@
             </w:pPr>
             <w:r>
               <w:rPr>
-                <w:rFonts w:ascii="Songti SC" w:eastAsia="Songti SC" w:hAnsi="Songti SC"/>
+                <w:rFonts w:ascii="Times New Roman" w:hAnsi="Times New Roman" w:eastAsia="宋体" w:cs="Times New Roman" w:hint="eastAsia"/>
                 <w:sz w:val="19"/>
                 <w:lang w:eastAsia="zh-CN"/>
               </w:rPr>
@@ -14183,6 +14641,7 @@
       <w:tr>
         <w:trPr>
           <w:jc w:val="center"/>
+          <w:cantSplit/>
         </w:trPr>
         <w:tc>
           <w:tcPr>
@@ -14201,7 +14660,7 @@
             </w:pPr>
             <w:r>
               <w:rPr>
-                <w:rFonts w:ascii="Songti SC" w:eastAsia="Songti SC" w:hAnsi="Songti SC"/>
+                <w:rFonts w:ascii="Times New Roman" w:hAnsi="Times New Roman" w:eastAsia="宋体" w:cs="Times New Roman" w:hint="eastAsia"/>
                 <w:sz w:val="19"/>
               </w:rPr>
               <w:t>专业方法资料</w:t>
@@ -14225,7 +14684,7 @@
             </w:pPr>
             <w:r>
               <w:rPr>
-                <w:rFonts w:ascii="Songti SC" w:eastAsia="Songti SC" w:hAnsi="Songti SC"/>
+                <w:rFonts w:ascii="Times New Roman" w:hAnsi="Times New Roman" w:eastAsia="宋体" w:cs="Times New Roman" w:hint="eastAsia"/>
                 <w:sz w:val="19"/>
               </w:rPr>
               <w:t>Nielsen Norman Group：10 Usability Heuristics for User Interface Design</w:t>
@@ -14252,7 +14711,7 @@
             </w:pPr>
             <w:r>
               <w:rPr>
-                <w:rFonts w:ascii="Songti SC" w:eastAsia="Songti SC" w:hAnsi="Songti SC"/>
+                <w:rFonts w:ascii="Times New Roman" w:hAnsi="Times New Roman" w:eastAsia="宋体" w:cs="Times New Roman" w:hint="eastAsia"/>
                 <w:sz w:val="19"/>
                 <w:lang w:eastAsia="zh-CN"/>
               </w:rPr>
@@ -14264,6 +14723,7 @@
       <w:tr>
         <w:trPr>
           <w:jc w:val="center"/>
+          <w:cantSplit/>
         </w:trPr>
         <w:tc>
           <w:tcPr>
@@ -14282,7 +14742,7 @@
             </w:pPr>
             <w:r>
               <w:rPr>
-                <w:rFonts w:ascii="Songti SC" w:eastAsia="Songti SC" w:hAnsi="Songti SC"/>
+                <w:rFonts w:ascii="Times New Roman" w:hAnsi="Times New Roman" w:eastAsia="宋体" w:cs="Times New Roman" w:hint="eastAsia"/>
                 <w:sz w:val="19"/>
               </w:rPr>
               <w:t>项目资料</w:t>
@@ -14306,7 +14766,7 @@
             </w:pPr>
             <w:r>
               <w:rPr>
-                <w:rFonts w:ascii="Songti SC" w:eastAsia="Songti SC" w:hAnsi="Songti SC"/>
+                <w:rFonts w:ascii="Times New Roman" w:hAnsi="Times New Roman" w:eastAsia="宋体" w:cs="Times New Roman" w:hint="eastAsia"/>
                 <w:sz w:val="19"/>
               </w:rPr>
               <w:t>MoodSky GitHub 仓库、requirements.md、team.md、week1、test-reports</w:t>
@@ -14333,7 +14793,7 @@
             </w:pPr>
             <w:r>
               <w:rPr>
-                <w:rFonts w:ascii="Songti SC" w:eastAsia="Songti SC" w:hAnsi="Songti SC"/>
+                <w:rFonts w:ascii="Times New Roman" w:hAnsi="Times New Roman" w:eastAsia="宋体" w:cs="Times New Roman" w:hint="eastAsia"/>
                 <w:sz w:val="19"/>
                 <w:lang w:eastAsia="zh-CN"/>
               </w:rPr>
@@ -14345,6 +14805,7 @@
       <w:tr>
         <w:trPr>
           <w:jc w:val="center"/>
+          <w:cantSplit/>
         </w:trPr>
         <w:tc>
           <w:tcPr>
@@ -14363,7 +14824,7 @@
             </w:pPr>
             <w:r>
               <w:rPr>
-                <w:rFonts w:ascii="Songti SC" w:eastAsia="Songti SC" w:hAnsi="Songti SC"/>
+                <w:rFonts w:ascii="Times New Roman" w:hAnsi="Times New Roman" w:eastAsia="宋体" w:cs="Times New Roman" w:hint="eastAsia"/>
                 <w:sz w:val="19"/>
               </w:rPr>
               <w:t>课程资料</w:t>
@@ -14387,7 +14848,7 @@
             </w:pPr>
             <w:r>
               <w:rPr>
-                <w:rFonts w:ascii="Songti SC" w:eastAsia="Songti SC" w:hAnsi="Songti SC"/>
+                <w:rFonts w:ascii="Times New Roman" w:hAnsi="Times New Roman" w:eastAsia="宋体" w:cs="Times New Roman" w:hint="eastAsia"/>
                 <w:sz w:val="19"/>
               </w:rPr>
               <w:t>CSDN A3 作业要求和上一期博客</w:t>
@@ -14414,7 +14875,7 @@
             </w:pPr>
             <w:r>
               <w:rPr>
-                <w:rFonts w:ascii="Songti SC" w:eastAsia="Songti SC" w:hAnsi="Songti SC"/>
+                <w:rFonts w:ascii="Times New Roman" w:hAnsi="Times New Roman" w:eastAsia="宋体" w:cs="Times New Roman" w:hint="eastAsia"/>
                 <w:sz w:val="19"/>
                 <w:lang w:eastAsia="zh-CN"/>
               </w:rPr>
@@ -14442,6 +14903,7 @@
       <w:r>
         <w:rPr>
           <w:lang w:eastAsia="zh-CN"/>
+          <w:rFonts w:ascii="Times New Roman" w:hAnsi="Times New Roman" w:eastAsia="宋体" w:cs="Times New Roman" w:hint="eastAsia"/>
         </w:rPr>
         <w:t>国家标准查询：GB/T 9385—2008 https://openstd.samr.gov.cn/bzgk/std/newGbInfo?hcno=2790825C43AD0B69E3C38C140BFFCFE6；GB/T 8567—2006 https://openstd.samr.gov.cn/bzgk/std/newGbInfo?hcno=84C42B6277D2714B7176B10C6E6B1A44；GB/T 35273—2020 https://std.samr.gov.cn/gb/search/gbDetailed?id=XU7f%2F%2BKaBU0%3D&amp;mode=p</w:t>
       </w:r>
@@ -14452,6 +14914,9 @@
         <w:spacing w:after="60"/>
       </w:pPr>
       <w:r>
+        <w:rPr>
+          <w:rFonts w:ascii="Times New Roman" w:hAnsi="Times New Roman" w:eastAsia="宋体" w:cs="Times New Roman" w:hint="eastAsia"/>
+        </w:rPr>
         <w:t>微信开放文档：https://developers.weixin.qq.com/miniprogram/dev/framework/；腾讯云 CloudBase：https://cloud.tencent.cn/document/product/876/19385</w:t>
       </w:r>
     </w:p>
@@ -14461,6 +14926,9 @@
         <w:spacing w:after="60"/>
       </w:pPr>
       <w:r>
+        <w:rPr>
+          <w:rFonts w:ascii="Times New Roman" w:hAnsi="Times New Roman" w:eastAsia="宋体" w:cs="Times New Roman" w:hint="eastAsia"/>
+        </w:rPr>
         <w:t>Nielsen Norman Group：https://www.nngroup.com/articles/ten-usability-heuristics/</w:t>
       </w:r>
     </w:p>
@@ -14470,6 +14938,9 @@
         <w:spacing w:after="60"/>
       </w:pPr>
       <w:r>
+        <w:rPr>
+          <w:rFonts w:ascii="Times New Roman" w:hAnsi="Times New Roman" w:eastAsia="宋体" w:cs="Times New Roman" w:hint="eastAsia"/>
+        </w:rPr>
         <w:t>MoodSky GitHub：https://github.com/HX-Jan/MoodSky；A3 作业要求：https://bbs.csdn.net/topics/620549144；上一期博客参考：https://bbs.csdn.net/topics/620547077</w:t>
       </w:r>
     </w:p>
@@ -14630,7 +15101,7 @@
         <w:ind w:left="1080" w:hanging="360"/>
       </w:pPr>
       <w:rPr>
-        <w:rFonts w:ascii="Symbol" w:hAnsi="Symbol" w:hint="default"/>
+        <w:rFonts w:ascii="Times New Roman" w:hAnsi="Times New Roman" w:eastAsia="宋体" w:cs="Times New Roman" w:hint="eastAsia"/>
       </w:rPr>
     </w:lvl>
   </w:abstractNum>
@@ -14651,7 +15122,7 @@
         <w:ind w:left="720" w:hanging="360"/>
       </w:pPr>
       <w:rPr>
-        <w:rFonts w:ascii="Symbol" w:hAnsi="Symbol" w:hint="default"/>
+        <w:rFonts w:ascii="Times New Roman" w:hAnsi="Times New Roman" w:eastAsia="宋体" w:cs="Times New Roman" w:hint="eastAsia"/>
       </w:rPr>
     </w:lvl>
   </w:abstractNum>
@@ -14690,7 +15161,7 @@
         <w:ind w:left="360" w:hanging="360"/>
       </w:pPr>
       <w:rPr>
-        <w:rFonts w:ascii="Symbol" w:hAnsi="Symbol" w:hint="default"/>
+        <w:rFonts w:ascii="Times New Roman" w:hAnsi="Times New Roman" w:eastAsia="宋体" w:cs="Times New Roman" w:hint="eastAsia"/>
       </w:rPr>
     </w:lvl>
   </w:abstractNum>
@@ -14720,7 +15191,7 @@
   <w:docDefaults>
     <w:rPrDefault>
       <w:rPr>
-        <w:rFonts w:asciiTheme="minorHAnsi" w:eastAsiaTheme="minorEastAsia" w:hAnsiTheme="minorHAnsi" w:cstheme="minorBidi"/>
+        <w:rFonts w:ascii="Times New Roman" w:hAnsi="Times New Roman" w:eastAsia="宋体" w:cs="Times New Roman" w:hint="eastAsia"/>
         <w:lang w:val="en-US" w:eastAsia="zh-CN" w:bidi="ar-SA"/>
       </w:rPr>
     </w:rPrDefault>
@@ -15111,7 +15582,7 @@
       <w:spacing w:after="200" w:line="276" w:lineRule="auto"/>
     </w:pPr>
     <w:rPr>
-      <w:rFonts w:ascii="微软雅黑" w:eastAsia="微软雅黑" w:hAnsi="微软雅黑"/>
+      <w:rFonts w:ascii="Times New Roman" w:hAnsi="Times New Roman" w:eastAsia="宋体" w:cs="Times New Roman" w:hint="eastAsia"/>
       <w:sz w:val="21"/>
       <w:szCs w:val="22"/>
       <w:lang w:eastAsia="en-US"/>
@@ -15131,7 +15602,7 @@
       <w:outlineLvl w:val="0"/>
     </w:pPr>
     <w:rPr>
-      <w:rFonts w:asciiTheme="majorHAnsi" w:eastAsiaTheme="majorEastAsia" w:hAnsiTheme="majorHAnsi" w:cstheme="majorBidi"/>
+      <w:rFonts w:ascii="Arial" w:hAnsi="Arial" w:eastAsia="黑体" w:cs="Arial" w:hint="eastAsia"/>
       <w:b/>
       <w:bCs/>
       <w:color w:val="000000"/>
@@ -15154,7 +15625,7 @@
       <w:outlineLvl w:val="1"/>
     </w:pPr>
     <w:rPr>
-      <w:rFonts w:asciiTheme="majorHAnsi" w:eastAsiaTheme="majorEastAsia" w:hAnsiTheme="majorHAnsi" w:cstheme="majorBidi"/>
+      <w:rFonts w:ascii="Arial" w:hAnsi="Arial" w:eastAsia="黑体" w:cs="Arial" w:hint="eastAsia"/>
       <w:b/>
       <w:bCs/>
       <w:color w:val="000000"/>
@@ -15177,7 +15648,7 @@
       <w:outlineLvl w:val="2"/>
     </w:pPr>
     <w:rPr>
-      <w:rFonts w:asciiTheme="majorHAnsi" w:eastAsiaTheme="majorEastAsia" w:hAnsiTheme="majorHAnsi" w:cstheme="majorBidi"/>
+      <w:rFonts w:ascii="Arial" w:hAnsi="Arial" w:eastAsia="黑体" w:cs="Arial" w:hint="eastAsia"/>
       <w:b/>
       <w:bCs/>
       <w:color w:val="000000"/>
@@ -15200,7 +15671,7 @@
       <w:outlineLvl w:val="3"/>
     </w:pPr>
     <w:rPr>
-      <w:rFonts w:asciiTheme="majorHAnsi" w:eastAsiaTheme="majorEastAsia" w:hAnsiTheme="majorHAnsi" w:cstheme="majorBidi"/>
+      <w:rFonts w:ascii="Times New Roman" w:hAnsi="Times New Roman" w:eastAsia="宋体" w:cs="Times New Roman" w:hint="eastAsia"/>
       <w:b/>
       <w:bCs/>
       <w:i/>
@@ -15224,7 +15695,7 @@
       <w:outlineLvl w:val="4"/>
     </w:pPr>
     <w:rPr>
-      <w:rFonts w:asciiTheme="majorHAnsi" w:eastAsiaTheme="majorEastAsia" w:hAnsiTheme="majorHAnsi" w:cstheme="majorBidi"/>
+      <w:rFonts w:ascii="Times New Roman" w:hAnsi="Times New Roman" w:eastAsia="宋体" w:cs="Times New Roman" w:hint="eastAsia"/>
       <w:color w:val="244061" w:themeColor="accent1" w:themeShade="80"/>
     </w:rPr>
   </w:style>
@@ -15244,7 +15715,7 @@
       <w:outlineLvl w:val="5"/>
     </w:pPr>
     <w:rPr>
-      <w:rFonts w:asciiTheme="majorHAnsi" w:eastAsiaTheme="majorEastAsia" w:hAnsiTheme="majorHAnsi" w:cstheme="majorBidi"/>
+      <w:rFonts w:ascii="Times New Roman" w:hAnsi="Times New Roman" w:eastAsia="宋体" w:cs="Times New Roman" w:hint="eastAsia"/>
       <w:i/>
       <w:iCs/>
       <w:color w:val="244061" w:themeColor="accent1" w:themeShade="80"/>
@@ -15266,7 +15737,7 @@
       <w:outlineLvl w:val="6"/>
     </w:pPr>
     <w:rPr>
-      <w:rFonts w:asciiTheme="majorHAnsi" w:eastAsiaTheme="majorEastAsia" w:hAnsiTheme="majorHAnsi" w:cstheme="majorBidi"/>
+      <w:rFonts w:ascii="Times New Roman" w:hAnsi="Times New Roman" w:eastAsia="宋体" w:cs="Times New Roman" w:hint="eastAsia"/>
       <w:i/>
       <w:iCs/>
       <w:color w:val="404040" w:themeColor="text1" w:themeTint="BF"/>
@@ -15288,7 +15759,7 @@
       <w:outlineLvl w:val="7"/>
     </w:pPr>
     <w:rPr>
-      <w:rFonts w:asciiTheme="majorHAnsi" w:eastAsiaTheme="majorEastAsia" w:hAnsiTheme="majorHAnsi" w:cstheme="majorBidi"/>
+      <w:rFonts w:ascii="Times New Roman" w:hAnsi="Times New Roman" w:eastAsia="宋体" w:cs="Times New Roman" w:hint="eastAsia"/>
       <w:color w:val="4F81BD" w:themeColor="accent1"/>
       <w:sz w:val="20"/>
       <w:szCs w:val="20"/>
@@ -15310,7 +15781,7 @@
       <w:outlineLvl w:val="8"/>
     </w:pPr>
     <w:rPr>
-      <w:rFonts w:asciiTheme="majorHAnsi" w:eastAsiaTheme="majorEastAsia" w:hAnsiTheme="majorHAnsi" w:cstheme="majorBidi"/>
+      <w:rFonts w:ascii="Times New Roman" w:hAnsi="Times New Roman" w:eastAsia="宋体" w:cs="Times New Roman" w:hint="eastAsia"/>
       <w:i/>
       <w:iCs/>
       <w:color w:val="404040" w:themeColor="text1" w:themeTint="BF"/>
@@ -15363,7 +15834,7 @@
       <w:spacing w:after="200" w:line="276" w:lineRule="auto"/>
     </w:pPr>
     <w:rPr>
-      <w:rFonts w:ascii="Courier" w:hAnsi="Courier"/>
+      <w:rFonts w:ascii="Times New Roman" w:hAnsi="Times New Roman" w:eastAsia="宋体" w:cs="Times New Roman" w:hint="eastAsia"/>
       <w:lang w:eastAsia="en-US"/>
     </w:rPr>
   </w:style>
@@ -15549,7 +16020,7 @@
     <w:uiPriority w:val="11"/>
     <w:qFormat/>
     <w:rPr>
-      <w:rFonts w:asciiTheme="majorHAnsi" w:eastAsiaTheme="majorEastAsia" w:hAnsiTheme="majorHAnsi" w:cstheme="majorBidi"/>
+      <w:rFonts w:ascii="Times New Roman" w:hAnsi="Times New Roman" w:eastAsia="宋体" w:cs="Times New Roman" w:hint="eastAsia"/>
       <w:i/>
       <w:iCs/>
       <w:color w:val="4F81BD" w:themeColor="accent1"/>
@@ -15615,7 +16086,7 @@
       <w:contextualSpacing/>
     </w:pPr>
     <w:rPr>
-      <w:rFonts w:asciiTheme="majorHAnsi" w:eastAsiaTheme="majorEastAsia" w:hAnsiTheme="majorHAnsi" w:cstheme="majorBidi"/>
+      <w:rFonts w:ascii="Arial" w:hAnsi="Arial" w:eastAsia="黑体" w:cs="Arial" w:hint="eastAsia"/>
       <w:b/>
       <w:color w:val="000000"/>
       <w:spacing w:val="5"/>
@@ -16841,7 +17312,7 @@
         <w:spacing w:before="0" w:after="0" w:line="240" w:lineRule="auto"/>
       </w:pPr>
       <w:rPr>
-        <w:rFonts w:asciiTheme="majorHAnsi" w:eastAsiaTheme="majorEastAsia" w:hAnsiTheme="majorHAnsi" w:cstheme="majorBidi"/>
+        <w:rFonts w:ascii="Times New Roman" w:hAnsi="Times New Roman" w:eastAsia="宋体" w:cs="Times New Roman" w:hint="eastAsia"/>
         <w:b/>
         <w:bCs/>
       </w:rPr>
@@ -16862,7 +17333,7 @@
         <w:spacing w:before="0" w:after="0" w:line="240" w:lineRule="auto"/>
       </w:pPr>
       <w:rPr>
-        <w:rFonts w:asciiTheme="majorHAnsi" w:eastAsiaTheme="majorEastAsia" w:hAnsiTheme="majorHAnsi" w:cstheme="majorBidi"/>
+        <w:rFonts w:ascii="Times New Roman" w:hAnsi="Times New Roman" w:eastAsia="宋体" w:cs="Times New Roman" w:hint="eastAsia"/>
         <w:b/>
         <w:bCs/>
       </w:rPr>
@@ -16880,14 +17351,14 @@
     </w:tblStylePr>
     <w:tblStylePr w:type="firstCol">
       <w:rPr>
-        <w:rFonts w:asciiTheme="majorHAnsi" w:eastAsiaTheme="majorEastAsia" w:hAnsiTheme="majorHAnsi" w:cstheme="majorBidi"/>
+        <w:rFonts w:ascii="Times New Roman" w:hAnsi="Times New Roman" w:eastAsia="宋体" w:cs="Times New Roman" w:hint="eastAsia"/>
         <w:b/>
         <w:bCs/>
       </w:rPr>
     </w:tblStylePr>
     <w:tblStylePr w:type="lastCol">
       <w:rPr>
-        <w:rFonts w:asciiTheme="majorHAnsi" w:eastAsiaTheme="majorEastAsia" w:hAnsiTheme="majorHAnsi" w:cstheme="majorBidi"/>
+        <w:rFonts w:ascii="Times New Roman" w:hAnsi="Times New Roman" w:eastAsia="宋体" w:cs="Times New Roman" w:hint="eastAsia"/>
         <w:b/>
         <w:bCs/>
       </w:rPr>
@@ -16958,7 +17429,7 @@
         <w:spacing w:before="0" w:after="0" w:line="240" w:lineRule="auto"/>
       </w:pPr>
       <w:rPr>
-        <w:rFonts w:asciiTheme="majorHAnsi" w:eastAsiaTheme="majorEastAsia" w:hAnsiTheme="majorHAnsi" w:cstheme="majorBidi"/>
+        <w:rFonts w:ascii="Times New Roman" w:hAnsi="Times New Roman" w:eastAsia="宋体" w:cs="Times New Roman" w:hint="eastAsia"/>
         <w:b/>
         <w:bCs/>
       </w:rPr>
@@ -16979,7 +17450,7 @@
         <w:spacing w:before="0" w:after="0" w:line="240" w:lineRule="auto"/>
       </w:pPr>
       <w:rPr>
-        <w:rFonts w:asciiTheme="majorHAnsi" w:eastAsiaTheme="majorEastAsia" w:hAnsiTheme="majorHAnsi" w:cstheme="majorBidi"/>
+        <w:rFonts w:ascii="Times New Roman" w:hAnsi="Times New Roman" w:eastAsia="宋体" w:cs="Times New Roman" w:hint="eastAsia"/>
         <w:b/>
         <w:bCs/>
       </w:rPr>
@@ -16997,14 +17468,14 @@
     </w:tblStylePr>
     <w:tblStylePr w:type="firstCol">
       <w:rPr>
-        <w:rFonts w:asciiTheme="majorHAnsi" w:eastAsiaTheme="majorEastAsia" w:hAnsiTheme="majorHAnsi" w:cstheme="majorBidi"/>
+        <w:rFonts w:ascii="Times New Roman" w:hAnsi="Times New Roman" w:eastAsia="宋体" w:cs="Times New Roman" w:hint="eastAsia"/>
         <w:b/>
         <w:bCs/>
       </w:rPr>
     </w:tblStylePr>
     <w:tblStylePr w:type="lastCol">
       <w:rPr>
-        <w:rFonts w:asciiTheme="majorHAnsi" w:eastAsiaTheme="majorEastAsia" w:hAnsiTheme="majorHAnsi" w:cstheme="majorBidi"/>
+        <w:rFonts w:ascii="Times New Roman" w:hAnsi="Times New Roman" w:eastAsia="宋体" w:cs="Times New Roman" w:hint="eastAsia"/>
         <w:b/>
         <w:bCs/>
       </w:rPr>
@@ -17075,7 +17546,7 @@
         <w:spacing w:before="0" w:after="0" w:line="240" w:lineRule="auto"/>
       </w:pPr>
       <w:rPr>
-        <w:rFonts w:asciiTheme="majorHAnsi" w:eastAsiaTheme="majorEastAsia" w:hAnsiTheme="majorHAnsi" w:cstheme="majorBidi"/>
+        <w:rFonts w:ascii="Times New Roman" w:hAnsi="Times New Roman" w:eastAsia="宋体" w:cs="Times New Roman" w:hint="eastAsia"/>
         <w:b/>
         <w:bCs/>
       </w:rPr>
@@ -17096,7 +17567,7 @@
         <w:spacing w:before="0" w:after="0" w:line="240" w:lineRule="auto"/>
       </w:pPr>
       <w:rPr>
-        <w:rFonts w:asciiTheme="majorHAnsi" w:eastAsiaTheme="majorEastAsia" w:hAnsiTheme="majorHAnsi" w:cstheme="majorBidi"/>
+        <w:rFonts w:ascii="Times New Roman" w:hAnsi="Times New Roman" w:eastAsia="宋体" w:cs="Times New Roman" w:hint="eastAsia"/>
         <w:b/>
         <w:bCs/>
       </w:rPr>
@@ -17114,14 +17585,14 @@
     </w:tblStylePr>
     <w:tblStylePr w:type="firstCol">
       <w:rPr>
-        <w:rFonts w:asciiTheme="majorHAnsi" w:eastAsiaTheme="majorEastAsia" w:hAnsiTheme="majorHAnsi" w:cstheme="majorBidi"/>
+        <w:rFonts w:ascii="Times New Roman" w:hAnsi="Times New Roman" w:eastAsia="宋体" w:cs="Times New Roman" w:hint="eastAsia"/>
         <w:b/>
         <w:bCs/>
       </w:rPr>
     </w:tblStylePr>
     <w:tblStylePr w:type="lastCol">
       <w:rPr>
-        <w:rFonts w:asciiTheme="majorHAnsi" w:eastAsiaTheme="majorEastAsia" w:hAnsiTheme="majorHAnsi" w:cstheme="majorBidi"/>
+        <w:rFonts w:ascii="Times New Roman" w:hAnsi="Times New Roman" w:eastAsia="宋体" w:cs="Times New Roman" w:hint="eastAsia"/>
         <w:b/>
         <w:bCs/>
       </w:rPr>
@@ -17192,7 +17663,7 @@
         <w:spacing w:before="0" w:after="0" w:line="240" w:lineRule="auto"/>
       </w:pPr>
       <w:rPr>
-        <w:rFonts w:asciiTheme="majorHAnsi" w:eastAsiaTheme="majorEastAsia" w:hAnsiTheme="majorHAnsi" w:cstheme="majorBidi"/>
+        <w:rFonts w:ascii="Times New Roman" w:hAnsi="Times New Roman" w:eastAsia="宋体" w:cs="Times New Roman" w:hint="eastAsia"/>
         <w:b/>
         <w:bCs/>
       </w:rPr>
@@ -17213,7 +17684,7 @@
         <w:spacing w:before="0" w:after="0" w:line="240" w:lineRule="auto"/>
       </w:pPr>
       <w:rPr>
-        <w:rFonts w:asciiTheme="majorHAnsi" w:eastAsiaTheme="majorEastAsia" w:hAnsiTheme="majorHAnsi" w:cstheme="majorBidi"/>
+        <w:rFonts w:ascii="Times New Roman" w:hAnsi="Times New Roman" w:eastAsia="宋体" w:cs="Times New Roman" w:hint="eastAsia"/>
         <w:b/>
         <w:bCs/>
       </w:rPr>
@@ -17231,14 +17702,14 @@
     </w:tblStylePr>
     <w:tblStylePr w:type="firstCol">
       <w:rPr>
-        <w:rFonts w:asciiTheme="majorHAnsi" w:eastAsiaTheme="majorEastAsia" w:hAnsiTheme="majorHAnsi" w:cstheme="majorBidi"/>
+        <w:rFonts w:ascii="Times New Roman" w:hAnsi="Times New Roman" w:eastAsia="宋体" w:cs="Times New Roman" w:hint="eastAsia"/>
         <w:b/>
         <w:bCs/>
       </w:rPr>
     </w:tblStylePr>
     <w:tblStylePr w:type="lastCol">
       <w:rPr>
-        <w:rFonts w:asciiTheme="majorHAnsi" w:eastAsiaTheme="majorEastAsia" w:hAnsiTheme="majorHAnsi" w:cstheme="majorBidi"/>
+        <w:rFonts w:ascii="Times New Roman" w:hAnsi="Times New Roman" w:eastAsia="宋体" w:cs="Times New Roman" w:hint="eastAsia"/>
         <w:b/>
         <w:bCs/>
       </w:rPr>
@@ -17309,7 +17780,7 @@
         <w:spacing w:before="0" w:after="0" w:line="240" w:lineRule="auto"/>
       </w:pPr>
       <w:rPr>
-        <w:rFonts w:asciiTheme="majorHAnsi" w:eastAsiaTheme="majorEastAsia" w:hAnsiTheme="majorHAnsi" w:cstheme="majorBidi"/>
+        <w:rFonts w:ascii="Times New Roman" w:hAnsi="Times New Roman" w:eastAsia="宋体" w:cs="Times New Roman" w:hint="eastAsia"/>
         <w:b/>
         <w:bCs/>
       </w:rPr>
@@ -17330,7 +17801,7 @@
         <w:spacing w:before="0" w:after="0" w:line="240" w:lineRule="auto"/>
       </w:pPr>
       <w:rPr>
-        <w:rFonts w:asciiTheme="majorHAnsi" w:eastAsiaTheme="majorEastAsia" w:hAnsiTheme="majorHAnsi" w:cstheme="majorBidi"/>
+        <w:rFonts w:ascii="Times New Roman" w:hAnsi="Times New Roman" w:eastAsia="宋体" w:cs="Times New Roman" w:hint="eastAsia"/>
         <w:b/>
         <w:bCs/>
       </w:rPr>
@@ -17348,14 +17819,14 @@
     </w:tblStylePr>
     <w:tblStylePr w:type="firstCol">
       <w:rPr>
-        <w:rFonts w:asciiTheme="majorHAnsi" w:eastAsiaTheme="majorEastAsia" w:hAnsiTheme="majorHAnsi" w:cstheme="majorBidi"/>
+        <w:rFonts w:ascii="Times New Roman" w:hAnsi="Times New Roman" w:eastAsia="宋体" w:cs="Times New Roman" w:hint="eastAsia"/>
         <w:b/>
         <w:bCs/>
       </w:rPr>
     </w:tblStylePr>
     <w:tblStylePr w:type="lastCol">
       <w:rPr>
-        <w:rFonts w:asciiTheme="majorHAnsi" w:eastAsiaTheme="majorEastAsia" w:hAnsiTheme="majorHAnsi" w:cstheme="majorBidi"/>
+        <w:rFonts w:ascii="Times New Roman" w:hAnsi="Times New Roman" w:eastAsia="宋体" w:cs="Times New Roman" w:hint="eastAsia"/>
         <w:b/>
         <w:bCs/>
       </w:rPr>
@@ -17426,7 +17897,7 @@
         <w:spacing w:before="0" w:after="0" w:line="240" w:lineRule="auto"/>
       </w:pPr>
       <w:rPr>
-        <w:rFonts w:asciiTheme="majorHAnsi" w:eastAsiaTheme="majorEastAsia" w:hAnsiTheme="majorHAnsi" w:cstheme="majorBidi"/>
+        <w:rFonts w:ascii="Times New Roman" w:hAnsi="Times New Roman" w:eastAsia="宋体" w:cs="Times New Roman" w:hint="eastAsia"/>
         <w:b/>
         <w:bCs/>
       </w:rPr>
@@ -17447,7 +17918,7 @@
         <w:spacing w:before="0" w:after="0" w:line="240" w:lineRule="auto"/>
       </w:pPr>
       <w:rPr>
-        <w:rFonts w:asciiTheme="majorHAnsi" w:eastAsiaTheme="majorEastAsia" w:hAnsiTheme="majorHAnsi" w:cstheme="majorBidi"/>
+        <w:rFonts w:ascii="Times New Roman" w:hAnsi="Times New Roman" w:eastAsia="宋体" w:cs="Times New Roman" w:hint="eastAsia"/>
         <w:b/>
         <w:bCs/>
       </w:rPr>
@@ -17465,14 +17936,14 @@
     </w:tblStylePr>
     <w:tblStylePr w:type="firstCol">
       <w:rPr>
-        <w:rFonts w:asciiTheme="majorHAnsi" w:eastAsiaTheme="majorEastAsia" w:hAnsiTheme="majorHAnsi" w:cstheme="majorBidi"/>
+        <w:rFonts w:ascii="Times New Roman" w:hAnsi="Times New Roman" w:eastAsia="宋体" w:cs="Times New Roman" w:hint="eastAsia"/>
         <w:b/>
         <w:bCs/>
       </w:rPr>
     </w:tblStylePr>
     <w:tblStylePr w:type="lastCol">
       <w:rPr>
-        <w:rFonts w:asciiTheme="majorHAnsi" w:eastAsiaTheme="majorEastAsia" w:hAnsiTheme="majorHAnsi" w:cstheme="majorBidi"/>
+        <w:rFonts w:ascii="Times New Roman" w:hAnsi="Times New Roman" w:eastAsia="宋体" w:cs="Times New Roman" w:hint="eastAsia"/>
         <w:b/>
         <w:bCs/>
       </w:rPr>
@@ -17543,7 +18014,7 @@
         <w:spacing w:before="0" w:after="0" w:line="240" w:lineRule="auto"/>
       </w:pPr>
       <w:rPr>
-        <w:rFonts w:asciiTheme="majorHAnsi" w:eastAsiaTheme="majorEastAsia" w:hAnsiTheme="majorHAnsi" w:cstheme="majorBidi"/>
+        <w:rFonts w:ascii="Times New Roman" w:hAnsi="Times New Roman" w:eastAsia="宋体" w:cs="Times New Roman" w:hint="eastAsia"/>
         <w:b/>
         <w:bCs/>
       </w:rPr>
@@ -17564,7 +18035,7 @@
         <w:spacing w:before="0" w:after="0" w:line="240" w:lineRule="auto"/>
       </w:pPr>
       <w:rPr>
-        <w:rFonts w:asciiTheme="majorHAnsi" w:eastAsiaTheme="majorEastAsia" w:hAnsiTheme="majorHAnsi" w:cstheme="majorBidi"/>
+        <w:rFonts w:ascii="Times New Roman" w:hAnsi="Times New Roman" w:eastAsia="宋体" w:cs="Times New Roman" w:hint="eastAsia"/>
         <w:b/>
         <w:bCs/>
       </w:rPr>
@@ -17582,14 +18053,14 @@
     </w:tblStylePr>
     <w:tblStylePr w:type="firstCol">
       <w:rPr>
-        <w:rFonts w:asciiTheme="majorHAnsi" w:eastAsiaTheme="majorEastAsia" w:hAnsiTheme="majorHAnsi" w:cstheme="majorBidi"/>
+        <w:rFonts w:ascii="Times New Roman" w:hAnsi="Times New Roman" w:eastAsia="宋体" w:cs="Times New Roman" w:hint="eastAsia"/>
         <w:b/>
         <w:bCs/>
       </w:rPr>
     </w:tblStylePr>
     <w:tblStylePr w:type="lastCol">
       <w:rPr>
-        <w:rFonts w:asciiTheme="majorHAnsi" w:eastAsiaTheme="majorEastAsia" w:hAnsiTheme="majorHAnsi" w:cstheme="majorBidi"/>
+        <w:rFonts w:ascii="Times New Roman" w:hAnsi="Times New Roman" w:eastAsia="宋体" w:cs="Times New Roman" w:hint="eastAsia"/>
         <w:b/>
         <w:bCs/>
       </w:rPr>
@@ -19259,7 +19730,7 @@
     </w:tblPr>
     <w:tblStylePr w:type="firstRow">
       <w:rPr>
-        <w:rFonts w:asciiTheme="majorHAnsi" w:eastAsiaTheme="majorEastAsia" w:hAnsiTheme="majorHAnsi" w:cstheme="majorBidi"/>
+        <w:rFonts w:ascii="Times New Roman" w:hAnsi="Times New Roman" w:eastAsia="宋体" w:cs="Times New Roman" w:hint="eastAsia"/>
       </w:rPr>
       <w:tblPr/>
       <w:tcPr>
@@ -19330,7 +19801,7 @@
     </w:tblPr>
     <w:tblStylePr w:type="firstRow">
       <w:rPr>
-        <w:rFonts w:asciiTheme="majorHAnsi" w:eastAsiaTheme="majorEastAsia" w:hAnsiTheme="majorHAnsi" w:cstheme="majorBidi"/>
+        <w:rFonts w:ascii="Times New Roman" w:hAnsi="Times New Roman" w:eastAsia="宋体" w:cs="Times New Roman" w:hint="eastAsia"/>
       </w:rPr>
       <w:tblPr/>
       <w:tcPr>
@@ -19401,7 +19872,7 @@
     </w:tblPr>
     <w:tblStylePr w:type="firstRow">
       <w:rPr>
-        <w:rFonts w:asciiTheme="majorHAnsi" w:eastAsiaTheme="majorEastAsia" w:hAnsiTheme="majorHAnsi" w:cstheme="majorBidi"/>
+        <w:rFonts w:ascii="Times New Roman" w:hAnsi="Times New Roman" w:eastAsia="宋体" w:cs="Times New Roman" w:hint="eastAsia"/>
       </w:rPr>
       <w:tblPr/>
       <w:tcPr>
@@ -19472,7 +19943,7 @@
     </w:tblPr>
     <w:tblStylePr w:type="firstRow">
       <w:rPr>
-        <w:rFonts w:asciiTheme="majorHAnsi" w:eastAsiaTheme="majorEastAsia" w:hAnsiTheme="majorHAnsi" w:cstheme="majorBidi"/>
+        <w:rFonts w:ascii="Times New Roman" w:hAnsi="Times New Roman" w:eastAsia="宋体" w:cs="Times New Roman" w:hint="eastAsia"/>
       </w:rPr>
       <w:tblPr/>
       <w:tcPr>
@@ -19543,7 +20014,7 @@
     </w:tblPr>
     <w:tblStylePr w:type="firstRow">
       <w:rPr>
-        <w:rFonts w:asciiTheme="majorHAnsi" w:eastAsiaTheme="majorEastAsia" w:hAnsiTheme="majorHAnsi" w:cstheme="majorBidi"/>
+        <w:rFonts w:ascii="Times New Roman" w:hAnsi="Times New Roman" w:eastAsia="宋体" w:cs="Times New Roman" w:hint="eastAsia"/>
       </w:rPr>
       <w:tblPr/>
       <w:tcPr>
@@ -19614,7 +20085,7 @@
     </w:tblPr>
     <w:tblStylePr w:type="firstRow">
       <w:rPr>
-        <w:rFonts w:asciiTheme="majorHAnsi" w:eastAsiaTheme="majorEastAsia" w:hAnsiTheme="majorHAnsi" w:cstheme="majorBidi"/>
+        <w:rFonts w:ascii="Times New Roman" w:hAnsi="Times New Roman" w:eastAsia="宋体" w:cs="Times New Roman" w:hint="eastAsia"/>
       </w:rPr>
       <w:tblPr/>
       <w:tcPr>
@@ -19685,7 +20156,7 @@
     </w:tblPr>
     <w:tblStylePr w:type="firstRow">
       <w:rPr>
-        <w:rFonts w:asciiTheme="majorHAnsi" w:eastAsiaTheme="majorEastAsia" w:hAnsiTheme="majorHAnsi" w:cstheme="majorBidi"/>
+        <w:rFonts w:ascii="Times New Roman" w:hAnsi="Times New Roman" w:eastAsia="宋体" w:cs="Times New Roman" w:hint="eastAsia"/>
       </w:rPr>
       <w:tblPr/>
       <w:tcPr>
@@ -19746,7 +20217,7 @@
     <w:basedOn w:val="a3"/>
     <w:uiPriority w:val="66"/>
     <w:rPr>
-      <w:rFonts w:asciiTheme="majorHAnsi" w:eastAsiaTheme="majorEastAsia" w:hAnsiTheme="majorHAnsi" w:cstheme="majorBidi"/>
+      <w:rFonts w:ascii="Times New Roman" w:hAnsi="Times New Roman" w:eastAsia="宋体" w:cs="Times New Roman" w:hint="eastAsia"/>
       <w:color w:val="000000" w:themeColor="text1"/>
     </w:rPr>
     <w:tblPr>
@@ -19861,7 +20332,7 @@
     <w:basedOn w:val="a3"/>
     <w:uiPriority w:val="66"/>
     <w:rPr>
-      <w:rFonts w:asciiTheme="majorHAnsi" w:eastAsiaTheme="majorEastAsia" w:hAnsiTheme="majorHAnsi" w:cstheme="majorBidi"/>
+      <w:rFonts w:ascii="Times New Roman" w:hAnsi="Times New Roman" w:eastAsia="宋体" w:cs="Times New Roman" w:hint="eastAsia"/>
       <w:color w:val="000000" w:themeColor="text1"/>
     </w:rPr>
     <w:tblPr>
@@ -19976,7 +20447,7 @@
     <w:basedOn w:val="a3"/>
     <w:uiPriority w:val="66"/>
     <w:rPr>
-      <w:rFonts w:asciiTheme="majorHAnsi" w:eastAsiaTheme="majorEastAsia" w:hAnsiTheme="majorHAnsi" w:cstheme="majorBidi"/>
+      <w:rFonts w:ascii="Times New Roman" w:hAnsi="Times New Roman" w:eastAsia="宋体" w:cs="Times New Roman" w:hint="eastAsia"/>
       <w:color w:val="000000" w:themeColor="text1"/>
     </w:rPr>
     <w:tblPr>
@@ -20091,7 +20562,7 @@
     <w:basedOn w:val="a3"/>
     <w:uiPriority w:val="66"/>
     <w:rPr>
-      <w:rFonts w:asciiTheme="majorHAnsi" w:eastAsiaTheme="majorEastAsia" w:hAnsiTheme="majorHAnsi" w:cstheme="majorBidi"/>
+      <w:rFonts w:ascii="Times New Roman" w:hAnsi="Times New Roman" w:eastAsia="宋体" w:cs="Times New Roman" w:hint="eastAsia"/>
       <w:color w:val="000000" w:themeColor="text1"/>
     </w:rPr>
     <w:tblPr>
@@ -20206,7 +20677,7 @@
     <w:basedOn w:val="a3"/>
     <w:uiPriority w:val="66"/>
     <w:rPr>
-      <w:rFonts w:asciiTheme="majorHAnsi" w:eastAsiaTheme="majorEastAsia" w:hAnsiTheme="majorHAnsi" w:cstheme="majorBidi"/>
+      <w:rFonts w:ascii="Times New Roman" w:hAnsi="Times New Roman" w:eastAsia="宋体" w:cs="Times New Roman" w:hint="eastAsia"/>
       <w:color w:val="000000" w:themeColor="text1"/>
     </w:rPr>
     <w:tblPr>
@@ -20321,7 +20792,7 @@
     <w:basedOn w:val="a3"/>
     <w:uiPriority w:val="66"/>
     <w:rPr>
-      <w:rFonts w:asciiTheme="majorHAnsi" w:eastAsiaTheme="majorEastAsia" w:hAnsiTheme="majorHAnsi" w:cstheme="majorBidi"/>
+      <w:rFonts w:ascii="Times New Roman" w:hAnsi="Times New Roman" w:eastAsia="宋体" w:cs="Times New Roman" w:hint="eastAsia"/>
       <w:color w:val="000000" w:themeColor="text1"/>
     </w:rPr>
     <w:tblPr>
@@ -20436,7 +20907,7 @@
     <w:basedOn w:val="a3"/>
     <w:uiPriority w:val="66"/>
     <w:rPr>
-      <w:rFonts w:asciiTheme="majorHAnsi" w:eastAsiaTheme="majorEastAsia" w:hAnsiTheme="majorHAnsi" w:cstheme="majorBidi"/>
+      <w:rFonts w:ascii="Times New Roman" w:hAnsi="Times New Roman" w:eastAsia="宋体" w:cs="Times New Roman" w:hint="eastAsia"/>
       <w:color w:val="000000" w:themeColor="text1"/>
     </w:rPr>
     <w:tblPr>
@@ -20971,7 +21442,7 @@
     <w:basedOn w:val="a3"/>
     <w:uiPriority w:val="68"/>
     <w:rPr>
-      <w:rFonts w:asciiTheme="majorHAnsi" w:eastAsiaTheme="majorEastAsia" w:hAnsiTheme="majorHAnsi" w:cstheme="majorBidi"/>
+      <w:rFonts w:ascii="Times New Roman" w:hAnsi="Times New Roman" w:eastAsia="宋体" w:cs="Times New Roman" w:hint="eastAsia"/>
       <w:color w:val="000000" w:themeColor="text1"/>
     </w:rPr>
     <w:tblPr>
@@ -21083,7 +21554,7 @@
     <w:basedOn w:val="a3"/>
     <w:uiPriority w:val="68"/>
     <w:rPr>
-      <w:rFonts w:asciiTheme="majorHAnsi" w:eastAsiaTheme="majorEastAsia" w:hAnsiTheme="majorHAnsi" w:cstheme="majorBidi"/>
+      <w:rFonts w:ascii="Times New Roman" w:hAnsi="Times New Roman" w:eastAsia="宋体" w:cs="Times New Roman" w:hint="eastAsia"/>
       <w:color w:val="000000" w:themeColor="text1"/>
     </w:rPr>
     <w:tblPr>
@@ -21195,7 +21666,7 @@
     <w:basedOn w:val="a3"/>
     <w:uiPriority w:val="68"/>
     <w:rPr>
-      <w:rFonts w:asciiTheme="majorHAnsi" w:eastAsiaTheme="majorEastAsia" w:hAnsiTheme="majorHAnsi" w:cstheme="majorBidi"/>
+      <w:rFonts w:ascii="Times New Roman" w:hAnsi="Times New Roman" w:eastAsia="宋体" w:cs="Times New Roman" w:hint="eastAsia"/>
       <w:color w:val="000000" w:themeColor="text1"/>
     </w:rPr>
     <w:tblPr>
@@ -21307,7 +21778,7 @@
     <w:basedOn w:val="a3"/>
     <w:uiPriority w:val="68"/>
     <w:rPr>
-      <w:rFonts w:asciiTheme="majorHAnsi" w:eastAsiaTheme="majorEastAsia" w:hAnsiTheme="majorHAnsi" w:cstheme="majorBidi"/>
+      <w:rFonts w:ascii="Times New Roman" w:hAnsi="Times New Roman" w:eastAsia="宋体" w:cs="Times New Roman" w:hint="eastAsia"/>
       <w:color w:val="000000" w:themeColor="text1"/>
     </w:rPr>
     <w:tblPr>
@@ -21419,7 +21890,7 @@
     <w:basedOn w:val="a3"/>
     <w:uiPriority w:val="68"/>
     <w:rPr>
-      <w:rFonts w:asciiTheme="majorHAnsi" w:eastAsiaTheme="majorEastAsia" w:hAnsiTheme="majorHAnsi" w:cstheme="majorBidi"/>
+      <w:rFonts w:ascii="Times New Roman" w:hAnsi="Times New Roman" w:eastAsia="宋体" w:cs="Times New Roman" w:hint="eastAsia"/>
       <w:color w:val="000000" w:themeColor="text1"/>
     </w:rPr>
     <w:tblPr>
@@ -21531,7 +22002,7 @@
     <w:basedOn w:val="a3"/>
     <w:uiPriority w:val="68"/>
     <w:rPr>
-      <w:rFonts w:asciiTheme="majorHAnsi" w:eastAsiaTheme="majorEastAsia" w:hAnsiTheme="majorHAnsi" w:cstheme="majorBidi"/>
+      <w:rFonts w:ascii="Times New Roman" w:hAnsi="Times New Roman" w:eastAsia="宋体" w:cs="Times New Roman" w:hint="eastAsia"/>
       <w:color w:val="000000" w:themeColor="text1"/>
     </w:rPr>
     <w:tblPr>
@@ -21643,7 +22114,7 @@
     <w:basedOn w:val="a3"/>
     <w:uiPriority w:val="68"/>
     <w:rPr>
-      <w:rFonts w:asciiTheme="majorHAnsi" w:eastAsiaTheme="majorEastAsia" w:hAnsiTheme="majorHAnsi" w:cstheme="majorBidi"/>
+      <w:rFonts w:ascii="Times New Roman" w:hAnsi="Times New Roman" w:eastAsia="宋体" w:cs="Times New Roman" w:hint="eastAsia"/>
       <w:color w:val="000000" w:themeColor="text1"/>
     </w:rPr>
     <w:tblPr>
@@ -25120,7 +25591,7 @@
     <w:link w:val="1"/>
     <w:uiPriority w:val="9"/>
     <w:rPr>
-      <w:rFonts w:asciiTheme="majorHAnsi" w:eastAsiaTheme="majorEastAsia" w:hAnsiTheme="majorHAnsi" w:cstheme="majorBidi"/>
+      <w:rFonts w:ascii="Times New Roman" w:hAnsi="Times New Roman" w:eastAsia="宋体" w:cs="Times New Roman" w:hint="eastAsia"/>
       <w:b/>
       <w:bCs/>
       <w:color w:val="365F91" w:themeColor="accent1" w:themeShade="BF"/>
@@ -25134,7 +25605,7 @@
     <w:link w:val="21"/>
     <w:uiPriority w:val="9"/>
     <w:rPr>
-      <w:rFonts w:asciiTheme="majorHAnsi" w:eastAsiaTheme="majorEastAsia" w:hAnsiTheme="majorHAnsi" w:cstheme="majorBidi"/>
+      <w:rFonts w:ascii="Times New Roman" w:hAnsi="Times New Roman" w:eastAsia="宋体" w:cs="Times New Roman" w:hint="eastAsia"/>
       <w:b/>
       <w:bCs/>
       <w:color w:val="4F81BD" w:themeColor="accent1"/>
@@ -25148,7 +25619,7 @@
     <w:link w:val="31"/>
     <w:uiPriority w:val="9"/>
     <w:rPr>
-      <w:rFonts w:asciiTheme="majorHAnsi" w:eastAsiaTheme="majorEastAsia" w:hAnsiTheme="majorHAnsi" w:cstheme="majorBidi"/>
+      <w:rFonts w:ascii="Times New Roman" w:hAnsi="Times New Roman" w:eastAsia="宋体" w:cs="Times New Roman" w:hint="eastAsia"/>
       <w:b/>
       <w:bCs/>
       <w:color w:val="4F81BD" w:themeColor="accent1"/>
@@ -25160,7 +25631,7 @@
     <w:link w:val="af2"/>
     <w:uiPriority w:val="10"/>
     <w:rPr>
-      <w:rFonts w:asciiTheme="majorHAnsi" w:eastAsiaTheme="majorEastAsia" w:hAnsiTheme="majorHAnsi" w:cstheme="majorBidi"/>
+      <w:rFonts w:ascii="Times New Roman" w:hAnsi="Times New Roman" w:eastAsia="宋体" w:cs="Times New Roman" w:hint="eastAsia"/>
       <w:color w:val="17365D" w:themeColor="text2" w:themeShade="BF"/>
       <w:spacing w:val="5"/>
       <w:kern w:val="28"/>
@@ -25174,7 +25645,7 @@
     <w:link w:val="af"/>
     <w:uiPriority w:val="11"/>
     <w:rPr>
-      <w:rFonts w:asciiTheme="majorHAnsi" w:eastAsiaTheme="majorEastAsia" w:hAnsiTheme="majorHAnsi" w:cstheme="majorBidi"/>
+      <w:rFonts w:ascii="Times New Roman" w:hAnsi="Times New Roman" w:eastAsia="宋体" w:cs="Times New Roman" w:hint="eastAsia"/>
       <w:i/>
       <w:iCs/>
       <w:color w:val="4F81BD" w:themeColor="accent1"/>
@@ -25221,7 +25692,7 @@
     <w:link w:val="a5"/>
     <w:uiPriority w:val="99"/>
     <w:rPr>
-      <w:rFonts w:ascii="Courier" w:hAnsi="Courier"/>
+      <w:rFonts w:ascii="Times New Roman" w:hAnsi="Times New Roman" w:eastAsia="宋体" w:cs="Times New Roman" w:hint="eastAsia"/>
       <w:sz w:val="20"/>
       <w:szCs w:val="20"/>
     </w:rPr>
@@ -25257,7 +25728,7 @@
     <w:uiPriority w:val="9"/>
     <w:semiHidden/>
     <w:rPr>
-      <w:rFonts w:asciiTheme="majorHAnsi" w:eastAsiaTheme="majorEastAsia" w:hAnsiTheme="majorHAnsi" w:cstheme="majorBidi"/>
+      <w:rFonts w:ascii="Times New Roman" w:hAnsi="Times New Roman" w:eastAsia="宋体" w:cs="Times New Roman" w:hint="eastAsia"/>
       <w:b/>
       <w:bCs/>
       <w:i/>
@@ -25272,7 +25743,7 @@
     <w:uiPriority w:val="9"/>
     <w:semiHidden/>
     <w:rPr>
-      <w:rFonts w:asciiTheme="majorHAnsi" w:eastAsiaTheme="majorEastAsia" w:hAnsiTheme="majorHAnsi" w:cstheme="majorBidi"/>
+      <w:rFonts w:ascii="Times New Roman" w:hAnsi="Times New Roman" w:eastAsia="宋体" w:cs="Times New Roman" w:hint="eastAsia"/>
       <w:color w:val="244061" w:themeColor="accent1" w:themeShade="80"/>
     </w:rPr>
   </w:style>
@@ -25283,7 +25754,7 @@
     <w:uiPriority w:val="9"/>
     <w:semiHidden/>
     <w:rPr>
-      <w:rFonts w:asciiTheme="majorHAnsi" w:eastAsiaTheme="majorEastAsia" w:hAnsiTheme="majorHAnsi" w:cstheme="majorBidi"/>
+      <w:rFonts w:ascii="Times New Roman" w:hAnsi="Times New Roman" w:eastAsia="宋体" w:cs="Times New Roman" w:hint="eastAsia"/>
       <w:i/>
       <w:iCs/>
       <w:color w:val="244061" w:themeColor="accent1" w:themeShade="80"/>
@@ -25296,7 +25767,7 @@
     <w:uiPriority w:val="9"/>
     <w:semiHidden/>
     <w:rPr>
-      <w:rFonts w:asciiTheme="majorHAnsi" w:eastAsiaTheme="majorEastAsia" w:hAnsiTheme="majorHAnsi" w:cstheme="majorBidi"/>
+      <w:rFonts w:ascii="Times New Roman" w:hAnsi="Times New Roman" w:eastAsia="宋体" w:cs="Times New Roman" w:hint="eastAsia"/>
       <w:i/>
       <w:iCs/>
       <w:color w:val="404040" w:themeColor="text1" w:themeTint="BF"/>
@@ -25309,7 +25780,7 @@
     <w:uiPriority w:val="9"/>
     <w:semiHidden/>
     <w:rPr>
-      <w:rFonts w:asciiTheme="majorHAnsi" w:eastAsiaTheme="majorEastAsia" w:hAnsiTheme="majorHAnsi" w:cstheme="majorBidi"/>
+      <w:rFonts w:ascii="Times New Roman" w:hAnsi="Times New Roman" w:eastAsia="宋体" w:cs="Times New Roman" w:hint="eastAsia"/>
       <w:color w:val="4F81BD" w:themeColor="accent1"/>
       <w:sz w:val="20"/>
       <w:szCs w:val="20"/>
@@ -25322,7 +25793,7 @@
     <w:uiPriority w:val="9"/>
     <w:semiHidden/>
     <w:rPr>
-      <w:rFonts w:asciiTheme="majorHAnsi" w:eastAsiaTheme="majorEastAsia" w:hAnsiTheme="majorHAnsi" w:cstheme="majorBidi"/>
+      <w:rFonts w:ascii="Times New Roman" w:hAnsi="Times New Roman" w:eastAsia="宋体" w:cs="Times New Roman" w:hint="eastAsia"/>
       <w:i/>
       <w:iCs/>
       <w:color w:val="404040" w:themeColor="text1" w:themeTint="BF"/>
